--- a/docs/package/out/BrokerVerse_Implementation_Approach_and_Plan.docx
+++ b/docs/package/out/BrokerVerse_Implementation_Approach_and_Plan.docx
@@ -789,7 +789,7 @@
             </w:rPr>
             <w:fldChar w:fldCharType="separate"/>
           </w:r>
-          <w:hyperlink w:anchor="__RefHeading___Toc4854_1508998633">
+          <w:hyperlink w:anchor="__RefHeading___Toc10769_1649759004">
             <w:r>
               <w:rPr>
                 <w:webHidden/>
@@ -824,7 +824,7 @@
             </w:tabs>
             <w:rPr/>
           </w:pPr>
-          <w:hyperlink w:anchor="__RefHeading___Toc4856_1508998633">
+          <w:hyperlink w:anchor="__RefHeading___Toc10771_1649759004">
             <w:r>
               <w:rPr>
                 <w:webHidden/>
@@ -853,7 +853,7 @@
             </w:tabs>
             <w:rPr/>
           </w:pPr>
-          <w:hyperlink w:anchor="__RefHeading___Toc4858_1508998633">
+          <w:hyperlink w:anchor="__RefHeading___Toc10773_1649759004">
             <w:r>
               <w:rPr>
                 <w:webHidden/>
@@ -875,7 +875,7 @@
             </w:tabs>
             <w:rPr/>
           </w:pPr>
-          <w:hyperlink w:anchor="__RefHeading___Toc4860_1508998633">
+          <w:hyperlink w:anchor="__RefHeading___Toc10775_1649759004">
             <w:r>
               <w:rPr>
                 <w:webHidden/>
@@ -897,7 +897,7 @@
             </w:tabs>
             <w:rPr/>
           </w:pPr>
-          <w:hyperlink w:anchor="__RefHeading___Toc4862_1508998633">
+          <w:hyperlink w:anchor="__RefHeading___Toc10777_1649759004">
             <w:r>
               <w:rPr>
                 <w:webHidden/>
@@ -919,7 +919,7 @@
             </w:tabs>
             <w:rPr/>
           </w:pPr>
-          <w:hyperlink w:anchor="__RefHeading___Toc4864_1508998633">
+          <w:hyperlink w:anchor="__RefHeading___Toc10779_1649759004">
             <w:r>
               <w:rPr>
                 <w:webHidden/>
@@ -941,7 +941,7 @@
             </w:tabs>
             <w:rPr/>
           </w:pPr>
-          <w:hyperlink w:anchor="__RefHeading___Toc4866_1508998633">
+          <w:hyperlink w:anchor="__RefHeading___Toc10781_1649759004">
             <w:r>
               <w:rPr>
                 <w:webHidden/>
@@ -963,7 +963,7 @@
             </w:tabs>
             <w:rPr/>
           </w:pPr>
-          <w:hyperlink w:anchor="__RefHeading___Toc4868_1508998633">
+          <w:hyperlink w:anchor="__RefHeading___Toc10783_1649759004">
             <w:r>
               <w:rPr>
                 <w:webHidden/>
@@ -985,7 +985,7 @@
             </w:tabs>
             <w:rPr/>
           </w:pPr>
-          <w:hyperlink w:anchor="__RefHeading___Toc4870_1508998633">
+          <w:hyperlink w:anchor="__RefHeading___Toc10785_1649759004">
             <w:r>
               <w:rPr>
                 <w:webHidden/>
@@ -1007,7 +1007,7 @@
             </w:tabs>
             <w:rPr/>
           </w:pPr>
-          <w:hyperlink w:anchor="__RefHeading___Toc4872_1508998633">
+          <w:hyperlink w:anchor="__RefHeading___Toc10787_1649759004">
             <w:r>
               <w:rPr>
                 <w:webHidden/>
@@ -1029,7 +1029,7 @@
             </w:tabs>
             <w:rPr/>
           </w:pPr>
-          <w:hyperlink w:anchor="__RefHeading___Toc4874_1508998633">
+          <w:hyperlink w:anchor="__RefHeading___Toc10789_1649759004">
             <w:r>
               <w:rPr>
                 <w:webHidden/>
@@ -1051,7 +1051,7 @@
             </w:tabs>
             <w:rPr/>
           </w:pPr>
-          <w:hyperlink w:anchor="__RefHeading___Toc4876_1508998633">
+          <w:hyperlink w:anchor="__RefHeading___Toc10791_1649759004">
             <w:r>
               <w:rPr>
                 <w:webHidden/>
@@ -1073,7 +1073,7 @@
             </w:tabs>
             <w:rPr/>
           </w:pPr>
-          <w:hyperlink w:anchor="__RefHeading___Toc4878_1508998633">
+          <w:hyperlink w:anchor="__RefHeading___Toc10793_1649759004">
             <w:r>
               <w:rPr>
                 <w:webHidden/>
@@ -1095,7 +1095,7 @@
             </w:tabs>
             <w:rPr/>
           </w:pPr>
-          <w:hyperlink w:anchor="__RefHeading___Toc4880_1508998633">
+          <w:hyperlink w:anchor="__RefHeading___Toc10795_1649759004">
             <w:r>
               <w:rPr>
                 <w:webHidden/>
@@ -1103,7 +1103,7 @@
               </w:rPr>
               <w:t>5.3 Discovery and fit-gap</w:t>
               <w:tab/>
-              <w:t>9</w:t>
+              <w:t>8</w:t>
             </w:r>
           </w:hyperlink>
         </w:p>
@@ -1117,7 +1117,7 @@
             </w:tabs>
             <w:rPr/>
           </w:pPr>
-          <w:hyperlink w:anchor="__RefHeading___Toc4882_1508998633">
+          <w:hyperlink w:anchor="__RefHeading___Toc10797_1649759004">
             <w:r>
               <w:rPr>
                 <w:webHidden/>
@@ -1139,7 +1139,7 @@
             </w:tabs>
             <w:rPr/>
           </w:pPr>
-          <w:hyperlink w:anchor="__RefHeading___Toc4884_1508998633">
+          <w:hyperlink w:anchor="__RefHeading___Toc10799_1649759004">
             <w:r>
               <w:rPr>
                 <w:webHidden/>
@@ -1147,7 +1147,7 @@
               </w:rPr>
               <w:t>5.5 Configuration</w:t>
               <w:tab/>
-              <w:t>10</w:t>
+              <w:t>9</w:t>
             </w:r>
           </w:hyperlink>
         </w:p>
@@ -1161,7 +1161,7 @@
             </w:tabs>
             <w:rPr/>
           </w:pPr>
-          <w:hyperlink w:anchor="__RefHeading___Toc4886_1508998633">
+          <w:hyperlink w:anchor="__RefHeading___Toc10801_1649759004">
             <w:r>
               <w:rPr>
                 <w:webHidden/>
@@ -1169,7 +1169,7 @@
               </w:rPr>
               <w:t>5.6 Data migration</w:t>
               <w:tab/>
-              <w:t>11</w:t>
+              <w:t>10</w:t>
             </w:r>
           </w:hyperlink>
         </w:p>
@@ -1183,7 +1183,7 @@
             </w:tabs>
             <w:rPr/>
           </w:pPr>
-          <w:hyperlink w:anchor="__RefHeading___Toc4888_1508998633">
+          <w:hyperlink w:anchor="__RefHeading___Toc10803_1649759004">
             <w:r>
               <w:rPr>
                 <w:webHidden/>
@@ -1205,7 +1205,7 @@
             </w:tabs>
             <w:rPr/>
           </w:pPr>
-          <w:hyperlink w:anchor="__RefHeading___Toc4890_1508998633">
+          <w:hyperlink w:anchor="__RefHeading___Toc10805_1649759004">
             <w:r>
               <w:rPr>
                 <w:webHidden/>
@@ -1227,7 +1227,7 @@
             </w:tabs>
             <w:rPr/>
           </w:pPr>
-          <w:hyperlink w:anchor="__RefHeading___Toc4892_1508998633">
+          <w:hyperlink w:anchor="__RefHeading___Toc10807_1649759004">
             <w:r>
               <w:rPr>
                 <w:webHidden/>
@@ -1249,7 +1249,7 @@
             </w:tabs>
             <w:rPr/>
           </w:pPr>
-          <w:hyperlink w:anchor="__RefHeading___Toc4894_1508998633">
+          <w:hyperlink w:anchor="__RefHeading___Toc10809_1649759004">
             <w:r>
               <w:rPr>
                 <w:webHidden/>
@@ -1257,7 +1257,7 @@
               </w:rPr>
               <w:t>5.10 User acceptance test</w:t>
               <w:tab/>
-              <w:t>12</w:t>
+              <w:t>11</w:t>
             </w:r>
           </w:hyperlink>
         </w:p>
@@ -1271,7 +1271,7 @@
             </w:tabs>
             <w:rPr/>
           </w:pPr>
-          <w:hyperlink w:anchor="__RefHeading___Toc4896_1508998633">
+          <w:hyperlink w:anchor="__RefHeading___Toc10811_1649759004">
             <w:r>
               <w:rPr>
                 <w:webHidden/>
@@ -1293,7 +1293,7 @@
             </w:tabs>
             <w:rPr/>
           </w:pPr>
-          <w:hyperlink w:anchor="__RefHeading___Toc4898_1508998633">
+          <w:hyperlink w:anchor="__RefHeading___Toc10813_1649759004">
             <w:r>
               <w:rPr>
                 <w:webHidden/>
@@ -1315,7 +1315,7 @@
             </w:tabs>
             <w:rPr/>
           </w:pPr>
-          <w:hyperlink w:anchor="__RefHeading___Toc4900_1508998633">
+          <w:hyperlink w:anchor="__RefHeading___Toc10815_1649759004">
             <w:r>
               <w:rPr>
                 <w:webHidden/>
@@ -1337,7 +1337,7 @@
             </w:tabs>
             <w:rPr/>
           </w:pPr>
-          <w:hyperlink w:anchor="__RefHeading___Toc4902_1508998633">
+          <w:hyperlink w:anchor="__RefHeading___Toc10817_1649759004">
             <w:r>
               <w:rPr>
                 <w:webHidden/>
@@ -1359,7 +1359,7 @@
             </w:tabs>
             <w:rPr/>
           </w:pPr>
-          <w:hyperlink w:anchor="__RefHeading___Toc4904_1508998633">
+          <w:hyperlink w:anchor="__RefHeading___Toc10819_1649759004">
             <w:r>
               <w:rPr>
                 <w:webHidden/>
@@ -1381,7 +1381,7 @@
             </w:tabs>
             <w:rPr/>
           </w:pPr>
-          <w:hyperlink w:anchor="__RefHeading___Toc4906_1508998633">
+          <w:hyperlink w:anchor="__RefHeading___Toc10821_1649759004">
             <w:r>
               <w:rPr>
                 <w:webHidden/>
@@ -1403,7 +1403,7 @@
             </w:tabs>
             <w:rPr/>
           </w:pPr>
-          <w:hyperlink w:anchor="__RefHeading___Toc4908_1508998633">
+          <w:hyperlink w:anchor="__RefHeading___Toc10823_1649759004">
             <w:r>
               <w:rPr>
                 <w:webHidden/>
@@ -1425,7 +1425,7 @@
             </w:tabs>
             <w:rPr/>
           </w:pPr>
-          <w:hyperlink w:anchor="__RefHeading___Toc4910_1508998633">
+          <w:hyperlink w:anchor="__RefHeading___Toc10825_1649759004">
             <w:r>
               <w:rPr>
                 <w:webHidden/>
@@ -1447,7 +1447,7 @@
             </w:tabs>
             <w:rPr/>
           </w:pPr>
-          <w:hyperlink w:anchor="__RefHeading___Toc4912_1508998633">
+          <w:hyperlink w:anchor="__RefHeading___Toc10827_1649759004">
             <w:r>
               <w:rPr>
                 <w:webHidden/>
@@ -1469,7 +1469,7 @@
             </w:tabs>
             <w:rPr/>
           </w:pPr>
-          <w:hyperlink w:anchor="__RefHeading___Toc4914_1508998633">
+          <w:hyperlink w:anchor="__RefHeading___Toc10829_1649759004">
             <w:r>
               <w:rPr>
                 <w:webHidden/>
@@ -1491,7 +1491,7 @@
             </w:tabs>
             <w:rPr/>
           </w:pPr>
-          <w:hyperlink w:anchor="__RefHeading___Toc4916_1508998633">
+          <w:hyperlink w:anchor="__RefHeading___Toc10831_1649759004">
             <w:r>
               <w:rPr>
                 <w:webHidden/>
@@ -1513,7 +1513,7 @@
             </w:tabs>
             <w:rPr/>
           </w:pPr>
-          <w:hyperlink w:anchor="__RefHeading___Toc4918_1508998633">
+          <w:hyperlink w:anchor="__RefHeading___Toc10833_1649759004">
             <w:r>
               <w:rPr>
                 <w:webHidden/>
@@ -1535,7 +1535,7 @@
             </w:tabs>
             <w:rPr/>
           </w:pPr>
-          <w:hyperlink w:anchor="__RefHeading___Toc4920_1508998633">
+          <w:hyperlink w:anchor="__RefHeading___Toc10835_1649759004">
             <w:r>
               <w:rPr>
                 <w:webHidden/>
@@ -1557,7 +1557,7 @@
             </w:tabs>
             <w:rPr/>
           </w:pPr>
-          <w:hyperlink w:anchor="__RefHeading___Toc4922_1508998633">
+          <w:hyperlink w:anchor="__RefHeading___Toc10837_1649759004">
             <w:r>
               <w:rPr>
                 <w:webHidden/>
@@ -1579,7 +1579,7 @@
             </w:tabs>
             <w:rPr/>
           </w:pPr>
-          <w:hyperlink w:anchor="__RefHeading___Toc4924_1508998633">
+          <w:hyperlink w:anchor="__RefHeading___Toc10839_1649759004">
             <w:r>
               <w:rPr>
                 <w:webHidden/>
@@ -1601,7 +1601,7 @@
             </w:tabs>
             <w:rPr/>
           </w:pPr>
-          <w:hyperlink w:anchor="__RefHeading___Toc4926_1508998633">
+          <w:hyperlink w:anchor="__RefHeading___Toc10841_1649759004">
             <w:r>
               <w:rPr>
                 <w:webHidden/>
@@ -1623,7 +1623,7 @@
             </w:tabs>
             <w:rPr/>
           </w:pPr>
-          <w:hyperlink w:anchor="__RefHeading___Toc4928_1508998633">
+          <w:hyperlink w:anchor="__RefHeading___Toc10843_1649759004">
             <w:r>
               <w:rPr>
                 <w:webHidden/>
@@ -1645,7 +1645,7 @@
             </w:tabs>
             <w:rPr/>
           </w:pPr>
-          <w:hyperlink w:anchor="__RefHeading___Toc4930_1508998633">
+          <w:hyperlink w:anchor="__RefHeading___Toc10845_1649759004">
             <w:r>
               <w:rPr>
                 <w:webHidden/>
@@ -1667,7 +1667,7 @@
             </w:tabs>
             <w:rPr/>
           </w:pPr>
-          <w:hyperlink w:anchor="__RefHeading___Toc4932_1508998633">
+          <w:hyperlink w:anchor="__RefHeading___Toc10847_1649759004">
             <w:r>
               <w:rPr>
                 <w:webHidden/>
@@ -1715,7 +1715,7 @@
       <w:r>
         <w:br w:type="page"/>
       </w:r>
-      <w:bookmarkStart w:id="0" w:name="__RefHeading___Toc4854_1508998633"/>
+      <w:bookmarkStart w:id="0" w:name="__RefHeading___Toc10769_1649759004"/>
       <w:bookmarkStart w:id="1" w:name="_Toc48319687"/>
       <w:bookmarkStart w:id="2" w:name="_Toc11824118"/>
       <w:bookmarkEnd w:id="0"/>
@@ -2358,7 +2358,7 @@
           <w:spacing w:val="0"/>
         </w:rPr>
       </w:pPr>
-      <w:bookmarkStart w:id="4" w:name="__RefHeading___Toc4856_1508998633"/>
+      <w:bookmarkStart w:id="4" w:name="__RefHeading___Toc10771_1649759004"/>
       <w:bookmarkStart w:id="5" w:name="_Toc233203388"/>
       <w:bookmarkEnd w:id="4"/>
       <w:r>
@@ -3979,7 +3979,7 @@
         <w:pageBreakBefore w:val="false"/>
         <w:rPr/>
       </w:pPr>
-      <w:bookmarkStart w:id="6" w:name="__RefHeading___Toc4858_1508998633"/>
+      <w:bookmarkStart w:id="6" w:name="__RefHeading___Toc10773_1649759004"/>
       <w:bookmarkEnd w:id="6"/>
       <w:r>
         <w:rPr>
@@ -3996,7 +3996,7 @@
         <w:pStyle w:val="Heading2"/>
         <w:rPr/>
       </w:pPr>
-      <w:bookmarkStart w:id="7" w:name="__RefHeading___Toc4860_1508998633"/>
+      <w:bookmarkStart w:id="7" w:name="__RefHeading___Toc10775_1649759004"/>
       <w:bookmarkEnd w:id="7"/>
       <w:r>
         <w:rPr>
@@ -4059,7 +4059,7 @@
         <w:pStyle w:val="Heading2"/>
         <w:rPr/>
       </w:pPr>
-      <w:bookmarkStart w:id="8" w:name="__RefHeading___Toc4862_1508998633"/>
+      <w:bookmarkStart w:id="8" w:name="__RefHeading___Toc10777_1649759004"/>
       <w:bookmarkEnd w:id="8"/>
       <w:r>
         <w:rPr>
@@ -4091,7 +4091,7 @@
         <w:pStyle w:val="Heading2"/>
         <w:rPr/>
       </w:pPr>
-      <w:bookmarkStart w:id="9" w:name="__RefHeading___Toc4864_1508998633"/>
+      <w:bookmarkStart w:id="9" w:name="__RefHeading___Toc10779_1649759004"/>
       <w:bookmarkEnd w:id="9"/>
       <w:r>
         <w:rPr>
@@ -4106,7 +4106,7 @@
     <w:tbl>
       <w:tblPr>
         <w:tblStyle w:val="TableGrid"/>
-        <w:tblW w:w="9026" w:type="dxa"/>
+        <w:tblW w:w="9014" w:type="dxa"/>
         <w:jc w:val="left"/>
         <w:tblInd w:w="0" w:type="dxa"/>
         <w:tblLayout w:type="fixed"/>
@@ -4119,8 +4119,8 @@
         <w:tblLook w:val="04a0" w:noHBand="0" w:noVBand="1" w:firstColumn="1" w:lastRow="0" w:lastColumn="0" w:firstRow="1"/>
       </w:tblPr>
       <w:tblGrid>
-        <w:gridCol w:w="4513"/>
-        <w:gridCol w:w="4512"/>
+        <w:gridCol w:w="4507"/>
+        <w:gridCol w:w="4506"/>
       </w:tblGrid>
       <w:tr>
         <w:trPr>
@@ -4128,7 +4128,7 @@
         </w:trPr>
         <w:tc>
           <w:tcPr>
-            <w:tcW w:w="4513" w:type="dxa"/>
+            <w:tcW w:w="4507" w:type="dxa"/>
             <w:tcBorders>
               <w:top w:val="single" w:sz="4" w:space="0" w:color="BFC7D1"/>
               <w:left w:val="single" w:sz="4" w:space="0" w:color="BFC7D1"/>
@@ -4167,7 +4167,7 @@
         </w:tc>
         <w:tc>
           <w:tcPr>
-            <w:tcW w:w="4512" w:type="dxa"/>
+            <w:tcW w:w="4506" w:type="dxa"/>
             <w:tcBorders>
               <w:top w:val="single" w:sz="4" w:space="0" w:color="BFC7D1"/>
               <w:left w:val="single" w:sz="4" w:space="0" w:color="BFC7D1"/>
@@ -4209,7 +4209,7 @@
         <w:trPr/>
         <w:tc>
           <w:tcPr>
-            <w:tcW w:w="4513" w:type="dxa"/>
+            <w:tcW w:w="4507" w:type="dxa"/>
             <w:tcBorders>
               <w:top w:val="single" w:sz="4" w:space="0" w:color="BFC7D1"/>
               <w:left w:val="single" w:sz="4" w:space="0" w:color="BFC7D1"/>
@@ -4246,7 +4246,7 @@
         </w:tc>
         <w:tc>
           <w:tcPr>
-            <w:tcW w:w="4512" w:type="dxa"/>
+            <w:tcW w:w="4506" w:type="dxa"/>
             <w:tcBorders>
               <w:top w:val="single" w:sz="4" w:space="0" w:color="BFC7D1"/>
               <w:left w:val="single" w:sz="4" w:space="0" w:color="BFC7D1"/>
@@ -4286,7 +4286,7 @@
         <w:trPr/>
         <w:tc>
           <w:tcPr>
-            <w:tcW w:w="4513" w:type="dxa"/>
+            <w:tcW w:w="4507" w:type="dxa"/>
             <w:tcBorders>
               <w:top w:val="single" w:sz="4" w:space="0" w:color="BFC7D1"/>
               <w:left w:val="single" w:sz="4" w:space="0" w:color="BFC7D1"/>
@@ -4323,7 +4323,7 @@
         </w:tc>
         <w:tc>
           <w:tcPr>
-            <w:tcW w:w="4512" w:type="dxa"/>
+            <w:tcW w:w="4506" w:type="dxa"/>
             <w:tcBorders>
               <w:top w:val="single" w:sz="4" w:space="0" w:color="BFC7D1"/>
               <w:left w:val="single" w:sz="4" w:space="0" w:color="BFC7D1"/>
@@ -4363,7 +4363,7 @@
         <w:trPr/>
         <w:tc>
           <w:tcPr>
-            <w:tcW w:w="4513" w:type="dxa"/>
+            <w:tcW w:w="4507" w:type="dxa"/>
             <w:tcBorders>
               <w:top w:val="single" w:sz="4" w:space="0" w:color="BFC7D1"/>
               <w:left w:val="single" w:sz="4" w:space="0" w:color="BFC7D1"/>
@@ -4400,7 +4400,7 @@
         </w:tc>
         <w:tc>
           <w:tcPr>
-            <w:tcW w:w="4512" w:type="dxa"/>
+            <w:tcW w:w="4506" w:type="dxa"/>
             <w:tcBorders>
               <w:top w:val="single" w:sz="4" w:space="0" w:color="BFC7D1"/>
               <w:left w:val="single" w:sz="4" w:space="0" w:color="BFC7D1"/>
@@ -4440,7 +4440,7 @@
         <w:trPr/>
         <w:tc>
           <w:tcPr>
-            <w:tcW w:w="4513" w:type="dxa"/>
+            <w:tcW w:w="4507" w:type="dxa"/>
             <w:tcBorders>
               <w:top w:val="single" w:sz="4" w:space="0" w:color="BFC7D1"/>
               <w:left w:val="single" w:sz="4" w:space="0" w:color="BFC7D1"/>
@@ -4477,7 +4477,7 @@
         </w:tc>
         <w:tc>
           <w:tcPr>
-            <w:tcW w:w="4512" w:type="dxa"/>
+            <w:tcW w:w="4506" w:type="dxa"/>
             <w:tcBorders>
               <w:top w:val="single" w:sz="4" w:space="0" w:color="BFC7D1"/>
               <w:left w:val="single" w:sz="4" w:space="0" w:color="BFC7D1"/>
@@ -4517,7 +4517,7 @@
         <w:trPr/>
         <w:tc>
           <w:tcPr>
-            <w:tcW w:w="4513" w:type="dxa"/>
+            <w:tcW w:w="4507" w:type="dxa"/>
             <w:tcBorders>
               <w:top w:val="single" w:sz="4" w:space="0" w:color="BFC7D1"/>
               <w:left w:val="single" w:sz="4" w:space="0" w:color="BFC7D1"/>
@@ -4576,7 +4576,7 @@
         </w:tc>
         <w:tc>
           <w:tcPr>
-            <w:tcW w:w="4512" w:type="dxa"/>
+            <w:tcW w:w="4506" w:type="dxa"/>
             <w:tcBorders>
               <w:top w:val="single" w:sz="4" w:space="0" w:color="BFC7D1"/>
               <w:left w:val="single" w:sz="4" w:space="0" w:color="BFC7D1"/>
@@ -4616,7 +4616,7 @@
         <w:trPr/>
         <w:tc>
           <w:tcPr>
-            <w:tcW w:w="4513" w:type="dxa"/>
+            <w:tcW w:w="4507" w:type="dxa"/>
             <w:tcBorders>
               <w:top w:val="single" w:sz="4" w:space="0" w:color="BFC7D1"/>
               <w:left w:val="single" w:sz="4" w:space="0" w:color="BFC7D1"/>
@@ -4675,7 +4675,7 @@
         </w:tc>
         <w:tc>
           <w:tcPr>
-            <w:tcW w:w="4512" w:type="dxa"/>
+            <w:tcW w:w="4506" w:type="dxa"/>
             <w:tcBorders>
               <w:top w:val="single" w:sz="4" w:space="0" w:color="BFC7D1"/>
               <w:left w:val="single" w:sz="4" w:space="0" w:color="BFC7D1"/>
@@ -4715,7 +4715,7 @@
         <w:trPr/>
         <w:tc>
           <w:tcPr>
-            <w:tcW w:w="4513" w:type="dxa"/>
+            <w:tcW w:w="4507" w:type="dxa"/>
             <w:tcBorders>
               <w:top w:val="single" w:sz="4" w:space="0" w:color="BFC7D1"/>
               <w:left w:val="single" w:sz="4" w:space="0" w:color="BFC7D1"/>
@@ -4774,7 +4774,7 @@
         </w:tc>
         <w:tc>
           <w:tcPr>
-            <w:tcW w:w="4512" w:type="dxa"/>
+            <w:tcW w:w="4506" w:type="dxa"/>
             <w:tcBorders>
               <w:top w:val="single" w:sz="4" w:space="0" w:color="BFC7D1"/>
               <w:left w:val="single" w:sz="4" w:space="0" w:color="BFC7D1"/>
@@ -4814,7 +4814,7 @@
         <w:trPr/>
         <w:tc>
           <w:tcPr>
-            <w:tcW w:w="4513" w:type="dxa"/>
+            <w:tcW w:w="4507" w:type="dxa"/>
             <w:tcBorders>
               <w:top w:val="single" w:sz="4" w:space="0" w:color="BFC7D1"/>
               <w:left w:val="single" w:sz="4" w:space="0" w:color="BFC7D1"/>
@@ -4895,7 +4895,7 @@
         </w:tc>
         <w:tc>
           <w:tcPr>
-            <w:tcW w:w="4512" w:type="dxa"/>
+            <w:tcW w:w="4506" w:type="dxa"/>
             <w:tcBorders>
               <w:top w:val="single" w:sz="4" w:space="0" w:color="BFC7D1"/>
               <w:left w:val="single" w:sz="4" w:space="0" w:color="BFC7D1"/>
@@ -4950,7 +4950,7 @@
         <w:pStyle w:val="Heading1"/>
         <w:rPr/>
       </w:pPr>
-      <w:bookmarkStart w:id="10" w:name="__RefHeading___Toc4866_1508998633"/>
+      <w:bookmarkStart w:id="10" w:name="__RefHeading___Toc10781_1649759004"/>
       <w:bookmarkEnd w:id="10"/>
       <w:r>
         <w:rPr>
@@ -4967,7 +4967,7 @@
         <w:pStyle w:val="Heading2"/>
         <w:rPr/>
       </w:pPr>
-      <w:bookmarkStart w:id="11" w:name="__RefHeading___Toc4868_1508998633"/>
+      <w:bookmarkStart w:id="11" w:name="__RefHeading___Toc10783_1649759004"/>
       <w:bookmarkEnd w:id="11"/>
       <w:r>
         <w:rPr>
@@ -5012,7 +5012,7 @@
     <w:tbl>
       <w:tblPr>
         <w:tblStyle w:val="TableGrid"/>
-        <w:tblW w:w="9026" w:type="dxa"/>
+        <w:tblW w:w="9014" w:type="dxa"/>
         <w:jc w:val="left"/>
         <w:tblInd w:w="0" w:type="dxa"/>
         <w:tblLayout w:type="fixed"/>
@@ -5025,8 +5025,8 @@
         <w:tblLook w:val="04a0" w:noHBand="0" w:noVBand="1" w:firstColumn="1" w:lastRow="0" w:lastColumn="0" w:firstRow="1"/>
       </w:tblPr>
       <w:tblGrid>
-        <w:gridCol w:w="4513"/>
-        <w:gridCol w:w="4512"/>
+        <w:gridCol w:w="4507"/>
+        <w:gridCol w:w="4506"/>
       </w:tblGrid>
       <w:tr>
         <w:trPr>
@@ -5034,7 +5034,7 @@
         </w:trPr>
         <w:tc>
           <w:tcPr>
-            <w:tcW w:w="4513" w:type="dxa"/>
+            <w:tcW w:w="4507" w:type="dxa"/>
             <w:tcBorders>
               <w:top w:val="single" w:sz="4" w:space="0" w:color="BFC7D1"/>
               <w:left w:val="single" w:sz="4" w:space="0" w:color="BFC7D1"/>
@@ -5073,7 +5073,7 @@
         </w:tc>
         <w:tc>
           <w:tcPr>
-            <w:tcW w:w="4512" w:type="dxa"/>
+            <w:tcW w:w="4506" w:type="dxa"/>
             <w:tcBorders>
               <w:top w:val="single" w:sz="4" w:space="0" w:color="BFC7D1"/>
               <w:left w:val="single" w:sz="4" w:space="0" w:color="BFC7D1"/>
@@ -5115,7 +5115,7 @@
         <w:trPr/>
         <w:tc>
           <w:tcPr>
-            <w:tcW w:w="4513" w:type="dxa"/>
+            <w:tcW w:w="4507" w:type="dxa"/>
             <w:tcBorders>
               <w:top w:val="single" w:sz="4" w:space="0" w:color="BFC7D1"/>
               <w:left w:val="single" w:sz="4" w:space="0" w:color="BFC7D1"/>
@@ -5152,7 +5152,7 @@
         </w:tc>
         <w:tc>
           <w:tcPr>
-            <w:tcW w:w="4512" w:type="dxa"/>
+            <w:tcW w:w="4506" w:type="dxa"/>
             <w:tcBorders>
               <w:top w:val="single" w:sz="4" w:space="0" w:color="BFC7D1"/>
               <w:left w:val="single" w:sz="4" w:space="0" w:color="BFC7D1"/>
@@ -5192,7 +5192,7 @@
         <w:trPr/>
         <w:tc>
           <w:tcPr>
-            <w:tcW w:w="4513" w:type="dxa"/>
+            <w:tcW w:w="4507" w:type="dxa"/>
             <w:tcBorders>
               <w:top w:val="single" w:sz="4" w:space="0" w:color="BFC7D1"/>
               <w:left w:val="single" w:sz="4" w:space="0" w:color="BFC7D1"/>
@@ -5229,7 +5229,7 @@
         </w:tc>
         <w:tc>
           <w:tcPr>
-            <w:tcW w:w="4512" w:type="dxa"/>
+            <w:tcW w:w="4506" w:type="dxa"/>
             <w:tcBorders>
               <w:top w:val="single" w:sz="4" w:space="0" w:color="BFC7D1"/>
               <w:left w:val="single" w:sz="4" w:space="0" w:color="BFC7D1"/>
@@ -5269,7 +5269,7 @@
         <w:trPr/>
         <w:tc>
           <w:tcPr>
-            <w:tcW w:w="4513" w:type="dxa"/>
+            <w:tcW w:w="4507" w:type="dxa"/>
             <w:tcBorders>
               <w:top w:val="single" w:sz="4" w:space="0" w:color="BFC7D1"/>
               <w:left w:val="single" w:sz="4" w:space="0" w:color="BFC7D1"/>
@@ -5306,7 +5306,7 @@
         </w:tc>
         <w:tc>
           <w:tcPr>
-            <w:tcW w:w="4512" w:type="dxa"/>
+            <w:tcW w:w="4506" w:type="dxa"/>
             <w:tcBorders>
               <w:top w:val="single" w:sz="4" w:space="0" w:color="BFC7D1"/>
               <w:left w:val="single" w:sz="4" w:space="0" w:color="BFC7D1"/>
@@ -5346,7 +5346,7 @@
         <w:trPr/>
         <w:tc>
           <w:tcPr>
-            <w:tcW w:w="4513" w:type="dxa"/>
+            <w:tcW w:w="4507" w:type="dxa"/>
             <w:tcBorders>
               <w:top w:val="single" w:sz="4" w:space="0" w:color="BFC7D1"/>
               <w:left w:val="single" w:sz="4" w:space="0" w:color="BFC7D1"/>
@@ -5383,7 +5383,7 @@
         </w:tc>
         <w:tc>
           <w:tcPr>
-            <w:tcW w:w="4512" w:type="dxa"/>
+            <w:tcW w:w="4506" w:type="dxa"/>
             <w:tcBorders>
               <w:top w:val="single" w:sz="4" w:space="0" w:color="BFC7D1"/>
               <w:left w:val="single" w:sz="4" w:space="0" w:color="BFC7D1"/>
@@ -5423,7 +5423,7 @@
         <w:trPr/>
         <w:tc>
           <w:tcPr>
-            <w:tcW w:w="4513" w:type="dxa"/>
+            <w:tcW w:w="4507" w:type="dxa"/>
             <w:tcBorders>
               <w:top w:val="single" w:sz="4" w:space="0" w:color="BFC7D1"/>
               <w:left w:val="single" w:sz="4" w:space="0" w:color="BFC7D1"/>
@@ -5460,7 +5460,7 @@
         </w:tc>
         <w:tc>
           <w:tcPr>
-            <w:tcW w:w="4512" w:type="dxa"/>
+            <w:tcW w:w="4506" w:type="dxa"/>
             <w:tcBorders>
               <w:top w:val="single" w:sz="4" w:space="0" w:color="BFC7D1"/>
               <w:left w:val="single" w:sz="4" w:space="0" w:color="BFC7D1"/>
@@ -5500,75 +5500,75 @@
         <w:trPr/>
         <w:tc>
           <w:tcPr>
-            <w:tcW w:w="4513" w:type="dxa"/>
-            <w:tcBorders>
-              <w:top w:val="single" w:sz="4" w:space="0" w:color="BFC7D1"/>
-              <w:left w:val="single" w:sz="4" w:space="0" w:color="BFC7D1"/>
-              <w:bottom w:val="single" w:sz="4" w:space="0" w:color="BFC7D1"/>
-              <w:right w:val="single" w:sz="4" w:space="0" w:color="BFC7D1"/>
-            </w:tcBorders>
-          </w:tcPr>
-          <w:p>
-            <w:pPr>
-              <w:pStyle w:val="Normal"/>
-              <w:widowControl/>
-              <w:spacing w:lineRule="auto" w:line="240" w:before="0" w:after="20"/>
-              <w:jc w:val="left"/>
-              <w:rPr>
-                <w:rFonts w:ascii="Aptos" w:hAnsi="Aptos" w:eastAsia="ＭＳ 明朝" w:cs="Arial"/>
-                <w:kern w:val="0"/>
-                <w:sz w:val="24"/>
-                <w:szCs w:val="24"/>
-                <w:lang w:val="en-US" w:eastAsia="ja-JP" w:bidi="ar-SA"/>
-              </w:rPr>
-            </w:pPr>
-            <w:r>
-              <w:rPr>
-                <w:rFonts w:eastAsia="Segoe UI" w:cs="Segoe UI" w:ascii="Segoe UI" w:hAnsi="Segoe UI"/>
-                <w:color w:val="101820"/>
-                <w:kern w:val="0"/>
-                <w:sz w:val="18"/>
-                <w:szCs w:val="24"/>
-                <w:lang w:val="en-US" w:eastAsia="ja-JP" w:bidi="ar-SA"/>
-              </w:rPr>
-              <w:t>Commission rules and referrer sharing</w:t>
-            </w:r>
-          </w:p>
-        </w:tc>
-        <w:tc>
-          <w:tcPr>
-            <w:tcW w:w="4512" w:type="dxa"/>
-            <w:tcBorders>
-              <w:top w:val="single" w:sz="4" w:space="0" w:color="BFC7D1"/>
-              <w:left w:val="single" w:sz="4" w:space="0" w:color="BFC7D1"/>
-              <w:bottom w:val="single" w:sz="4" w:space="0" w:color="BFC7D1"/>
-              <w:right w:val="single" w:sz="4" w:space="0" w:color="BFC7D1"/>
-            </w:tcBorders>
-          </w:tcPr>
-          <w:p>
-            <w:pPr>
-              <w:pStyle w:val="Normal"/>
-              <w:widowControl/>
-              <w:spacing w:lineRule="auto" w:line="240" w:before="0" w:after="20"/>
-              <w:jc w:val="left"/>
-              <w:rPr>
-                <w:rFonts w:ascii="Aptos" w:hAnsi="Aptos" w:eastAsia="ＭＳ 明朝" w:cs="Arial"/>
-                <w:kern w:val="0"/>
-                <w:sz w:val="24"/>
-                <w:szCs w:val="24"/>
-                <w:lang w:val="en-US" w:eastAsia="ja-JP" w:bidi="ar-SA"/>
-              </w:rPr>
-            </w:pPr>
-            <w:r>
-              <w:rPr>
-                <w:rFonts w:eastAsia="Segoe UI" w:cs="Segoe UI" w:ascii="Segoe UI" w:hAnsi="Segoe UI"/>
-                <w:color w:val="101820"/>
-                <w:kern w:val="0"/>
-                <w:sz w:val="18"/>
-                <w:szCs w:val="24"/>
-                <w:lang w:val="en-US" w:eastAsia="ja-JP" w:bidi="ar-SA"/>
-              </w:rPr>
-              <w:t>Master &gt; Generals &gt; Commission; Master &gt; Finance &gt; Commission Rate Matrix</w:t>
+            <w:tcW w:w="4507" w:type="dxa"/>
+            <w:tcBorders>
+              <w:top w:val="single" w:sz="4" w:space="0" w:color="BFC7D1"/>
+              <w:left w:val="single" w:sz="4" w:space="0" w:color="BFC7D1"/>
+              <w:bottom w:val="single" w:sz="4" w:space="0" w:color="BFC7D1"/>
+              <w:right w:val="single" w:sz="4" w:space="0" w:color="BFC7D1"/>
+            </w:tcBorders>
+          </w:tcPr>
+          <w:p>
+            <w:pPr>
+              <w:pStyle w:val="Normal"/>
+              <w:widowControl/>
+              <w:spacing w:lineRule="auto" w:line="240" w:before="0" w:after="20"/>
+              <w:jc w:val="left"/>
+              <w:rPr>
+                <w:rFonts w:ascii="Aptos" w:hAnsi="Aptos" w:eastAsia="ＭＳ 明朝" w:cs="Arial"/>
+                <w:kern w:val="0"/>
+                <w:sz w:val="24"/>
+                <w:szCs w:val="24"/>
+                <w:lang w:val="en-US" w:eastAsia="ja-JP" w:bidi="ar-SA"/>
+              </w:rPr>
+            </w:pPr>
+            <w:r>
+              <w:rPr>
+                <w:rFonts w:eastAsia="Segoe UI" w:cs="Segoe UI" w:ascii="Segoe UI" w:hAnsi="Segoe UI"/>
+                <w:color w:val="101820"/>
+                <w:kern w:val="0"/>
+                <w:sz w:val="18"/>
+                <w:szCs w:val="24"/>
+                <w:lang w:val="en-US" w:eastAsia="ja-JP" w:bidi="ar-SA"/>
+              </w:rPr>
+              <w:t>Commission rates and referrer sharing</w:t>
+            </w:r>
+          </w:p>
+        </w:tc>
+        <w:tc>
+          <w:tcPr>
+            <w:tcW w:w="4506" w:type="dxa"/>
+            <w:tcBorders>
+              <w:top w:val="single" w:sz="4" w:space="0" w:color="BFC7D1"/>
+              <w:left w:val="single" w:sz="4" w:space="0" w:color="BFC7D1"/>
+              <w:bottom w:val="single" w:sz="4" w:space="0" w:color="BFC7D1"/>
+              <w:right w:val="single" w:sz="4" w:space="0" w:color="BFC7D1"/>
+            </w:tcBorders>
+          </w:tcPr>
+          <w:p>
+            <w:pPr>
+              <w:pStyle w:val="Normal"/>
+              <w:widowControl/>
+              <w:spacing w:lineRule="auto" w:line="240" w:before="0" w:after="20"/>
+              <w:jc w:val="left"/>
+              <w:rPr>
+                <w:rFonts w:ascii="Aptos" w:hAnsi="Aptos" w:eastAsia="ＭＳ 明朝" w:cs="Arial"/>
+                <w:kern w:val="0"/>
+                <w:sz w:val="24"/>
+                <w:szCs w:val="24"/>
+                <w:lang w:val="en-US" w:eastAsia="ja-JP" w:bidi="ar-SA"/>
+              </w:rPr>
+            </w:pPr>
+            <w:r>
+              <w:rPr>
+                <w:rFonts w:eastAsia="Segoe UI" w:cs="Segoe UI" w:ascii="Segoe UI" w:hAnsi="Segoe UI"/>
+                <w:color w:val="101820"/>
+                <w:kern w:val="0"/>
+                <w:sz w:val="18"/>
+                <w:szCs w:val="24"/>
+                <w:lang w:val="en-US" w:eastAsia="ja-JP" w:bidi="ar-SA"/>
+              </w:rPr>
+              <w:t>Master &gt; Finance &gt; Commission Rate Matrix</w:t>
             </w:r>
           </w:p>
         </w:tc>
@@ -5577,7 +5577,7 @@
         <w:trPr/>
         <w:tc>
           <w:tcPr>
-            <w:tcW w:w="4513" w:type="dxa"/>
+            <w:tcW w:w="4507" w:type="dxa"/>
             <w:tcBorders>
               <w:top w:val="single" w:sz="4" w:space="0" w:color="BFC7D1"/>
               <w:left w:val="single" w:sz="4" w:space="0" w:color="BFC7D1"/>
@@ -5614,7 +5614,7 @@
         </w:tc>
         <w:tc>
           <w:tcPr>
-            <w:tcW w:w="4512" w:type="dxa"/>
+            <w:tcW w:w="4506" w:type="dxa"/>
             <w:tcBorders>
               <w:top w:val="single" w:sz="4" w:space="0" w:color="BFC7D1"/>
               <w:left w:val="single" w:sz="4" w:space="0" w:color="BFC7D1"/>
@@ -5654,7 +5654,7 @@
         <w:trPr/>
         <w:tc>
           <w:tcPr>
-            <w:tcW w:w="4513" w:type="dxa"/>
+            <w:tcW w:w="4507" w:type="dxa"/>
             <w:tcBorders>
               <w:top w:val="single" w:sz="4" w:space="0" w:color="BFC7D1"/>
               <w:left w:val="single" w:sz="4" w:space="0" w:color="BFC7D1"/>
@@ -5691,7 +5691,7 @@
         </w:tc>
         <w:tc>
           <w:tcPr>
-            <w:tcW w:w="4512" w:type="dxa"/>
+            <w:tcW w:w="4506" w:type="dxa"/>
             <w:tcBorders>
               <w:top w:val="single" w:sz="4" w:space="0" w:color="BFC7D1"/>
               <w:left w:val="single" w:sz="4" w:space="0" w:color="BFC7D1"/>
@@ -5731,7 +5731,7 @@
         <w:trPr/>
         <w:tc>
           <w:tcPr>
-            <w:tcW w:w="4513" w:type="dxa"/>
+            <w:tcW w:w="4507" w:type="dxa"/>
             <w:tcBorders>
               <w:top w:val="single" w:sz="4" w:space="0" w:color="BFC7D1"/>
               <w:left w:val="single" w:sz="4" w:space="0" w:color="BFC7D1"/>
@@ -5768,7 +5768,7 @@
         </w:tc>
         <w:tc>
           <w:tcPr>
-            <w:tcW w:w="4512" w:type="dxa"/>
+            <w:tcW w:w="4506" w:type="dxa"/>
             <w:tcBorders>
               <w:top w:val="single" w:sz="4" w:space="0" w:color="BFC7D1"/>
               <w:left w:val="single" w:sz="4" w:space="0" w:color="BFC7D1"/>
@@ -5808,7 +5808,7 @@
         <w:trPr/>
         <w:tc>
           <w:tcPr>
-            <w:tcW w:w="4513" w:type="dxa"/>
+            <w:tcW w:w="4507" w:type="dxa"/>
             <w:tcBorders>
               <w:top w:val="single" w:sz="4" w:space="0" w:color="BFC7D1"/>
               <w:left w:val="single" w:sz="4" w:space="0" w:color="BFC7D1"/>
@@ -5845,7 +5845,7 @@
         </w:tc>
         <w:tc>
           <w:tcPr>
-            <w:tcW w:w="4512" w:type="dxa"/>
+            <w:tcW w:w="4506" w:type="dxa"/>
             <w:tcBorders>
               <w:top w:val="single" w:sz="4" w:space="0" w:color="BFC7D1"/>
               <w:left w:val="single" w:sz="4" w:space="0" w:color="BFC7D1"/>
@@ -5885,7 +5885,7 @@
         <w:trPr/>
         <w:tc>
           <w:tcPr>
-            <w:tcW w:w="4513" w:type="dxa"/>
+            <w:tcW w:w="4507" w:type="dxa"/>
             <w:tcBorders>
               <w:top w:val="single" w:sz="4" w:space="0" w:color="BFC7D1"/>
               <w:left w:val="single" w:sz="4" w:space="0" w:color="BFC7D1"/>
@@ -5922,7 +5922,7 @@
         </w:tc>
         <w:tc>
           <w:tcPr>
-            <w:tcW w:w="4512" w:type="dxa"/>
+            <w:tcW w:w="4506" w:type="dxa"/>
             <w:tcBorders>
               <w:top w:val="single" w:sz="4" w:space="0" w:color="BFC7D1"/>
               <w:left w:val="single" w:sz="4" w:space="0" w:color="BFC7D1"/>
@@ -5962,7 +5962,7 @@
         <w:trPr/>
         <w:tc>
           <w:tcPr>
-            <w:tcW w:w="4513" w:type="dxa"/>
+            <w:tcW w:w="4507" w:type="dxa"/>
             <w:tcBorders>
               <w:top w:val="single" w:sz="4" w:space="0" w:color="BFC7D1"/>
               <w:left w:val="single" w:sz="4" w:space="0" w:color="BFC7D1"/>
@@ -5999,7 +5999,7 @@
         </w:tc>
         <w:tc>
           <w:tcPr>
-            <w:tcW w:w="4512" w:type="dxa"/>
+            <w:tcW w:w="4506" w:type="dxa"/>
             <w:tcBorders>
               <w:top w:val="single" w:sz="4" w:space="0" w:color="BFC7D1"/>
               <w:left w:val="single" w:sz="4" w:space="0" w:color="BFC7D1"/>
@@ -6039,7 +6039,7 @@
         <w:trPr/>
         <w:tc>
           <w:tcPr>
-            <w:tcW w:w="4513" w:type="dxa"/>
+            <w:tcW w:w="4507" w:type="dxa"/>
             <w:tcBorders>
               <w:top w:val="single" w:sz="4" w:space="0" w:color="BFC7D1"/>
               <w:left w:val="single" w:sz="4" w:space="0" w:color="BFC7D1"/>
@@ -6076,7 +6076,7 @@
         </w:tc>
         <w:tc>
           <w:tcPr>
-            <w:tcW w:w="4512" w:type="dxa"/>
+            <w:tcW w:w="4506" w:type="dxa"/>
             <w:tcBorders>
               <w:top w:val="single" w:sz="4" w:space="0" w:color="BFC7D1"/>
               <w:left w:val="single" w:sz="4" w:space="0" w:color="BFC7D1"/>
@@ -6143,7 +6143,7 @@
         <w:pStyle w:val="Heading2"/>
         <w:rPr/>
       </w:pPr>
-      <w:bookmarkStart w:id="12" w:name="__RefHeading___Toc4870_1508998633"/>
+      <w:bookmarkStart w:id="12" w:name="__RefHeading___Toc10785_1649759004"/>
       <w:bookmarkEnd w:id="12"/>
       <w:r>
         <w:rPr>
@@ -6316,7 +6316,7 @@
         <w:pStyle w:val="Heading2"/>
         <w:rPr/>
       </w:pPr>
-      <w:bookmarkStart w:id="13" w:name="__RefHeading___Toc4872_1508998633"/>
+      <w:bookmarkStart w:id="13" w:name="__RefHeading___Toc10787_1649759004"/>
       <w:bookmarkEnd w:id="13"/>
       <w:r>
         <w:rPr>
@@ -6346,7 +6346,7 @@
     <w:tbl>
       <w:tblPr>
         <w:tblStyle w:val="TableGrid"/>
-        <w:tblW w:w="9027" w:type="dxa"/>
+        <w:tblW w:w="9014" w:type="dxa"/>
         <w:jc w:val="left"/>
         <w:tblInd w:w="0" w:type="dxa"/>
         <w:tblLayout w:type="fixed"/>
@@ -6359,9 +6359,9 @@
         <w:tblLook w:val="04a0" w:noHBand="0" w:noVBand="1" w:firstColumn="1" w:lastRow="0" w:lastColumn="0" w:firstRow="1"/>
       </w:tblPr>
       <w:tblGrid>
-        <w:gridCol w:w="3009"/>
-        <w:gridCol w:w="3009"/>
-        <w:gridCol w:w="3009"/>
+        <w:gridCol w:w="906"/>
+        <w:gridCol w:w="5248"/>
+        <w:gridCol w:w="2860"/>
       </w:tblGrid>
       <w:tr>
         <w:trPr>
@@ -6369,7 +6369,7 @@
         </w:trPr>
         <w:tc>
           <w:tcPr>
-            <w:tcW w:w="3009" w:type="dxa"/>
+            <w:tcW w:w="906" w:type="dxa"/>
             <w:tcBorders>
               <w:top w:val="single" w:sz="4" w:space="0" w:color="BFC7D1"/>
               <w:left w:val="single" w:sz="4" w:space="0" w:color="BFC7D1"/>
@@ -6408,7 +6408,7 @@
         </w:tc>
         <w:tc>
           <w:tcPr>
-            <w:tcW w:w="3009" w:type="dxa"/>
+            <w:tcW w:w="5248" w:type="dxa"/>
             <w:tcBorders>
               <w:top w:val="single" w:sz="4" w:space="0" w:color="BFC7D1"/>
               <w:left w:val="single" w:sz="4" w:space="0" w:color="BFC7D1"/>
@@ -6447,7 +6447,7 @@
         </w:tc>
         <w:tc>
           <w:tcPr>
-            <w:tcW w:w="3009" w:type="dxa"/>
+            <w:tcW w:w="2860" w:type="dxa"/>
             <w:tcBorders>
               <w:top w:val="single" w:sz="4" w:space="0" w:color="BFC7D1"/>
               <w:left w:val="single" w:sz="4" w:space="0" w:color="BFC7D1"/>
@@ -6489,7 +6489,7 @@
         <w:trPr/>
         <w:tc>
           <w:tcPr>
-            <w:tcW w:w="3009" w:type="dxa"/>
+            <w:tcW w:w="906" w:type="dxa"/>
             <w:tcBorders>
               <w:top w:val="single" w:sz="4" w:space="0" w:color="BFC7D1"/>
               <w:left w:val="single" w:sz="4" w:space="0" w:color="BFC7D1"/>
@@ -6526,7 +6526,7 @@
         </w:tc>
         <w:tc>
           <w:tcPr>
-            <w:tcW w:w="3009" w:type="dxa"/>
+            <w:tcW w:w="5248" w:type="dxa"/>
             <w:tcBorders>
               <w:top w:val="single" w:sz="4" w:space="0" w:color="BFC7D1"/>
               <w:left w:val="single" w:sz="4" w:space="0" w:color="BFC7D1"/>
@@ -6563,7 +6563,7 @@
         </w:tc>
         <w:tc>
           <w:tcPr>
-            <w:tcW w:w="3009" w:type="dxa"/>
+            <w:tcW w:w="2860" w:type="dxa"/>
             <w:tcBorders>
               <w:top w:val="single" w:sz="4" w:space="0" w:color="BFC7D1"/>
               <w:left w:val="single" w:sz="4" w:space="0" w:color="BFC7D1"/>
@@ -6603,7 +6603,7 @@
         <w:trPr/>
         <w:tc>
           <w:tcPr>
-            <w:tcW w:w="3009" w:type="dxa"/>
+            <w:tcW w:w="906" w:type="dxa"/>
             <w:tcBorders>
               <w:top w:val="single" w:sz="4" w:space="0" w:color="BFC7D1"/>
               <w:left w:val="single" w:sz="4" w:space="0" w:color="BFC7D1"/>
@@ -6640,44 +6640,44 @@
         </w:tc>
         <w:tc>
           <w:tcPr>
-            <w:tcW w:w="3009" w:type="dxa"/>
-            <w:tcBorders>
-              <w:top w:val="single" w:sz="4" w:space="0" w:color="BFC7D1"/>
-              <w:left w:val="single" w:sz="4" w:space="0" w:color="BFC7D1"/>
-              <w:bottom w:val="single" w:sz="4" w:space="0" w:color="BFC7D1"/>
-              <w:right w:val="single" w:sz="4" w:space="0" w:color="BFC7D1"/>
-            </w:tcBorders>
-          </w:tcPr>
-          <w:p>
-            <w:pPr>
-              <w:pStyle w:val="Normal"/>
-              <w:widowControl/>
-              <w:spacing w:lineRule="auto" w:line="240" w:before="0" w:after="20"/>
-              <w:jc w:val="left"/>
-              <w:rPr>
-                <w:rFonts w:ascii="Aptos" w:hAnsi="Aptos" w:eastAsia="ＭＳ 明朝" w:cs="Arial"/>
-                <w:kern w:val="0"/>
-                <w:sz w:val="24"/>
-                <w:szCs w:val="24"/>
-                <w:lang w:val="en-US" w:eastAsia="ja-JP" w:bidi="ar-SA"/>
-              </w:rPr>
-            </w:pPr>
-            <w:r>
-              <w:rPr>
-                <w:rFonts w:eastAsia="Segoe UI" w:cs="Segoe UI" w:ascii="Segoe UI" w:hAnsi="Segoe UI"/>
-                <w:color w:val="101820"/>
-                <w:kern w:val="0"/>
-                <w:sz w:val="18"/>
-                <w:szCs w:val="24"/>
-                <w:lang w:val="en-US" w:eastAsia="ja-JP" w:bidi="ar-SA"/>
-              </w:rPr>
-              <w:t>Up to 3 offices, 26 to 75 users, up to 25 insurers, up to 25,000 in-force policies, co-insurance in use</w:t>
-            </w:r>
-          </w:p>
-        </w:tc>
-        <w:tc>
-          <w:tcPr>
-            <w:tcW w:w="3009" w:type="dxa"/>
+            <w:tcW w:w="5248" w:type="dxa"/>
+            <w:tcBorders>
+              <w:top w:val="single" w:sz="4" w:space="0" w:color="BFC7D1"/>
+              <w:left w:val="single" w:sz="4" w:space="0" w:color="BFC7D1"/>
+              <w:bottom w:val="single" w:sz="4" w:space="0" w:color="BFC7D1"/>
+              <w:right w:val="single" w:sz="4" w:space="0" w:color="BFC7D1"/>
+            </w:tcBorders>
+          </w:tcPr>
+          <w:p>
+            <w:pPr>
+              <w:pStyle w:val="Normal"/>
+              <w:widowControl/>
+              <w:spacing w:lineRule="auto" w:line="240" w:before="0" w:after="20"/>
+              <w:jc w:val="left"/>
+              <w:rPr>
+                <w:rFonts w:ascii="Aptos" w:hAnsi="Aptos" w:eastAsia="ＭＳ 明朝" w:cs="Arial"/>
+                <w:kern w:val="0"/>
+                <w:sz w:val="24"/>
+                <w:szCs w:val="24"/>
+                <w:lang w:val="en-US" w:eastAsia="ja-JP" w:bidi="ar-SA"/>
+              </w:rPr>
+            </w:pPr>
+            <w:r>
+              <w:rPr>
+                <w:rFonts w:eastAsia="Segoe UI" w:cs="Segoe UI" w:ascii="Segoe UI" w:hAnsi="Segoe UI"/>
+                <w:color w:val="101820"/>
+                <w:kern w:val="0"/>
+                <w:sz w:val="18"/>
+                <w:szCs w:val="24"/>
+                <w:lang w:val="en-US" w:eastAsia="ja-JP" w:bidi="ar-SA"/>
+              </w:rPr>
+              <w:t>Up to 3 offices, 26 to 100 users, up to 25 insurers, up to 25,000 in-force policies, co-insurance in use</w:t>
+            </w:r>
+          </w:p>
+        </w:tc>
+        <w:tc>
+          <w:tcPr>
+            <w:tcW w:w="2860" w:type="dxa"/>
             <w:tcBorders>
               <w:top w:val="single" w:sz="4" w:space="0" w:color="BFC7D1"/>
               <w:left w:val="single" w:sz="4" w:space="0" w:color="BFC7D1"/>
@@ -6717,7 +6717,7 @@
         <w:trPr/>
         <w:tc>
           <w:tcPr>
-            <w:tcW w:w="3009" w:type="dxa"/>
+            <w:tcW w:w="906" w:type="dxa"/>
             <w:tcBorders>
               <w:top w:val="single" w:sz="4" w:space="0" w:color="BFC7D1"/>
               <w:left w:val="single" w:sz="4" w:space="0" w:color="BFC7D1"/>
@@ -6754,44 +6754,44 @@
         </w:tc>
         <w:tc>
           <w:tcPr>
-            <w:tcW w:w="3009" w:type="dxa"/>
-            <w:tcBorders>
-              <w:top w:val="single" w:sz="4" w:space="0" w:color="BFC7D1"/>
-              <w:left w:val="single" w:sz="4" w:space="0" w:color="BFC7D1"/>
-              <w:bottom w:val="single" w:sz="4" w:space="0" w:color="BFC7D1"/>
-              <w:right w:val="single" w:sz="4" w:space="0" w:color="BFC7D1"/>
-            </w:tcBorders>
-          </w:tcPr>
-          <w:p>
-            <w:pPr>
-              <w:pStyle w:val="Normal"/>
-              <w:widowControl/>
-              <w:spacing w:lineRule="auto" w:line="240" w:before="0" w:after="20"/>
-              <w:jc w:val="left"/>
-              <w:rPr>
-                <w:rFonts w:ascii="Aptos" w:hAnsi="Aptos" w:eastAsia="ＭＳ 明朝" w:cs="Arial"/>
-                <w:kern w:val="0"/>
-                <w:sz w:val="24"/>
-                <w:szCs w:val="24"/>
-                <w:lang w:val="en-US" w:eastAsia="ja-JP" w:bidi="ar-SA"/>
-              </w:rPr>
-            </w:pPr>
-            <w:r>
-              <w:rPr>
-                <w:rFonts w:eastAsia="Segoe UI" w:cs="Segoe UI" w:ascii="Segoe UI" w:hAnsi="Segoe UI"/>
-                <w:color w:val="101820"/>
-                <w:kern w:val="0"/>
-                <w:sz w:val="18"/>
-                <w:szCs w:val="24"/>
-                <w:lang w:val="en-US" w:eastAsia="ja-JP" w:bidi="ar-SA"/>
-              </w:rPr>
-              <w:t>More than 3 offices, more than 75 users, many insurers, more than 25,000 in-force policies, several bank accounts and referrer networks</w:t>
-            </w:r>
-          </w:p>
-        </w:tc>
-        <w:tc>
-          <w:tcPr>
-            <w:tcW w:w="3009" w:type="dxa"/>
+            <w:tcW w:w="5248" w:type="dxa"/>
+            <w:tcBorders>
+              <w:top w:val="single" w:sz="4" w:space="0" w:color="BFC7D1"/>
+              <w:left w:val="single" w:sz="4" w:space="0" w:color="BFC7D1"/>
+              <w:bottom w:val="single" w:sz="4" w:space="0" w:color="BFC7D1"/>
+              <w:right w:val="single" w:sz="4" w:space="0" w:color="BFC7D1"/>
+            </w:tcBorders>
+          </w:tcPr>
+          <w:p>
+            <w:pPr>
+              <w:pStyle w:val="Normal"/>
+              <w:widowControl/>
+              <w:spacing w:lineRule="auto" w:line="240" w:before="0" w:after="20"/>
+              <w:jc w:val="left"/>
+              <w:rPr>
+                <w:rFonts w:ascii="Aptos" w:hAnsi="Aptos" w:eastAsia="ＭＳ 明朝" w:cs="Arial"/>
+                <w:kern w:val="0"/>
+                <w:sz w:val="24"/>
+                <w:szCs w:val="24"/>
+                <w:lang w:val="en-US" w:eastAsia="ja-JP" w:bidi="ar-SA"/>
+              </w:rPr>
+            </w:pPr>
+            <w:r>
+              <w:rPr>
+                <w:rFonts w:eastAsia="Segoe UI" w:cs="Segoe UI" w:ascii="Segoe UI" w:hAnsi="Segoe UI"/>
+                <w:color w:val="101820"/>
+                <w:kern w:val="0"/>
+                <w:sz w:val="18"/>
+                <w:szCs w:val="24"/>
+                <w:lang w:val="en-US" w:eastAsia="ja-JP" w:bidi="ar-SA"/>
+              </w:rPr>
+              <w:t>More than 3 offices, more than 100 users, many insurers, more than 25,000 in-force policies, several bank accounts and referrer networks</w:t>
+            </w:r>
+          </w:p>
+        </w:tc>
+        <w:tc>
+          <w:tcPr>
+            <w:tcW w:w="2860" w:type="dxa"/>
             <w:tcBorders>
               <w:top w:val="single" w:sz="4" w:space="0" w:color="BFC7D1"/>
               <w:left w:val="single" w:sz="4" w:space="0" w:color="BFC7D1"/>
@@ -6877,7 +6877,7 @@
         <w:pStyle w:val="Heading1"/>
         <w:rPr/>
       </w:pPr>
-      <w:bookmarkStart w:id="14" w:name="__RefHeading___Toc4874_1508998633"/>
+      <w:bookmarkStart w:id="14" w:name="__RefHeading___Toc10789_1649759004"/>
       <w:bookmarkEnd w:id="14"/>
       <w:r>
         <w:rPr>
@@ -6894,7 +6894,7 @@
         <w:pStyle w:val="Heading2"/>
         <w:rPr/>
       </w:pPr>
-      <w:bookmarkStart w:id="15" w:name="__RefHeading___Toc4876_1508998633"/>
+      <w:bookmarkStart w:id="15" w:name="__RefHeading___Toc10791_1649759004"/>
       <w:bookmarkEnd w:id="15"/>
       <w:r>
         <w:rPr>
@@ -6909,7 +6909,7 @@
     <w:tbl>
       <w:tblPr>
         <w:tblStyle w:val="TableGrid"/>
-        <w:tblW w:w="9027" w:type="dxa"/>
+        <w:tblW w:w="9014" w:type="dxa"/>
         <w:jc w:val="left"/>
         <w:tblInd w:w="0" w:type="dxa"/>
         <w:tblLayout w:type="fixed"/>
@@ -6922,9 +6922,9 @@
         <w:tblLook w:val="04a0" w:noHBand="0" w:noVBand="1" w:firstColumn="1" w:lastRow="0" w:lastColumn="0" w:firstRow="1"/>
       </w:tblPr>
       <w:tblGrid>
-        <w:gridCol w:w="3009"/>
-        <w:gridCol w:w="3009"/>
-        <w:gridCol w:w="3009"/>
+        <w:gridCol w:w="906"/>
+        <w:gridCol w:w="2659"/>
+        <w:gridCol w:w="5449"/>
       </w:tblGrid>
       <w:tr>
         <w:trPr>
@@ -6932,7 +6932,7 @@
         </w:trPr>
         <w:tc>
           <w:tcPr>
-            <w:tcW w:w="3009" w:type="dxa"/>
+            <w:tcW w:w="906" w:type="dxa"/>
             <w:tcBorders>
               <w:top w:val="single" w:sz="4" w:space="0" w:color="BFC7D1"/>
               <w:left w:val="single" w:sz="4" w:space="0" w:color="BFC7D1"/>
@@ -6971,7 +6971,7 @@
         </w:tc>
         <w:tc>
           <w:tcPr>
-            <w:tcW w:w="3009" w:type="dxa"/>
+            <w:tcW w:w="2659" w:type="dxa"/>
             <w:tcBorders>
               <w:top w:val="single" w:sz="4" w:space="0" w:color="BFC7D1"/>
               <w:left w:val="single" w:sz="4" w:space="0" w:color="BFC7D1"/>
@@ -7010,7 +7010,7 @@
         </w:tc>
         <w:tc>
           <w:tcPr>
-            <w:tcW w:w="3009" w:type="dxa"/>
+            <w:tcW w:w="5449" w:type="dxa"/>
             <w:tcBorders>
               <w:top w:val="single" w:sz="4" w:space="0" w:color="BFC7D1"/>
               <w:left w:val="single" w:sz="4" w:space="0" w:color="BFC7D1"/>
@@ -7052,7 +7052,7 @@
         <w:trPr/>
         <w:tc>
           <w:tcPr>
-            <w:tcW w:w="3009" w:type="dxa"/>
+            <w:tcW w:w="906" w:type="dxa"/>
             <w:tcBorders>
               <w:top w:val="single" w:sz="4" w:space="0" w:color="BFC7D1"/>
               <w:left w:val="single" w:sz="4" w:space="0" w:color="BFC7D1"/>
@@ -7089,7 +7089,7 @@
         </w:tc>
         <w:tc>
           <w:tcPr>
-            <w:tcW w:w="3009" w:type="dxa"/>
+            <w:tcW w:w="2659" w:type="dxa"/>
             <w:tcBorders>
               <w:top w:val="single" w:sz="4" w:space="0" w:color="BFC7D1"/>
               <w:left w:val="single" w:sz="4" w:space="0" w:color="BFC7D1"/>
@@ -7126,7 +7126,7 @@
         </w:tc>
         <w:tc>
           <w:tcPr>
-            <w:tcW w:w="3009" w:type="dxa"/>
+            <w:tcW w:w="5449" w:type="dxa"/>
             <w:tcBorders>
               <w:top w:val="single" w:sz="4" w:space="0" w:color="BFC7D1"/>
               <w:left w:val="single" w:sz="4" w:space="0" w:color="BFC7D1"/>
@@ -7166,7 +7166,7 @@
         <w:trPr/>
         <w:tc>
           <w:tcPr>
-            <w:tcW w:w="3009" w:type="dxa"/>
+            <w:tcW w:w="906" w:type="dxa"/>
             <w:tcBorders>
               <w:top w:val="single" w:sz="4" w:space="0" w:color="BFC7D1"/>
               <w:left w:val="single" w:sz="4" w:space="0" w:color="BFC7D1"/>
@@ -7203,7 +7203,7 @@
         </w:tc>
         <w:tc>
           <w:tcPr>
-            <w:tcW w:w="3009" w:type="dxa"/>
+            <w:tcW w:w="2659" w:type="dxa"/>
             <w:tcBorders>
               <w:top w:val="single" w:sz="4" w:space="0" w:color="BFC7D1"/>
               <w:left w:val="single" w:sz="4" w:space="0" w:color="BFC7D1"/>
@@ -7240,7 +7240,7 @@
         </w:tc>
         <w:tc>
           <w:tcPr>
-            <w:tcW w:w="3009" w:type="dxa"/>
+            <w:tcW w:w="5449" w:type="dxa"/>
             <w:tcBorders>
               <w:top w:val="single" w:sz="4" w:space="0" w:color="BFC7D1"/>
               <w:left w:val="single" w:sz="4" w:space="0" w:color="BFC7D1"/>
@@ -7280,7 +7280,7 @@
         <w:trPr/>
         <w:tc>
           <w:tcPr>
-            <w:tcW w:w="3009" w:type="dxa"/>
+            <w:tcW w:w="906" w:type="dxa"/>
             <w:tcBorders>
               <w:top w:val="single" w:sz="4" w:space="0" w:color="BFC7D1"/>
               <w:left w:val="single" w:sz="4" w:space="0" w:color="BFC7D1"/>
@@ -7317,7 +7317,7 @@
         </w:tc>
         <w:tc>
           <w:tcPr>
-            <w:tcW w:w="3009" w:type="dxa"/>
+            <w:tcW w:w="2659" w:type="dxa"/>
             <w:tcBorders>
               <w:top w:val="single" w:sz="4" w:space="0" w:color="BFC7D1"/>
               <w:left w:val="single" w:sz="4" w:space="0" w:color="BFC7D1"/>
@@ -7354,7 +7354,7 @@
         </w:tc>
         <w:tc>
           <w:tcPr>
-            <w:tcW w:w="3009" w:type="dxa"/>
+            <w:tcW w:w="5449" w:type="dxa"/>
             <w:tcBorders>
               <w:top w:val="single" w:sz="4" w:space="0" w:color="BFC7D1"/>
               <w:left w:val="single" w:sz="4" w:space="0" w:color="BFC7D1"/>
@@ -7394,7 +7394,7 @@
         <w:trPr/>
         <w:tc>
           <w:tcPr>
-            <w:tcW w:w="3009" w:type="dxa"/>
+            <w:tcW w:w="906" w:type="dxa"/>
             <w:tcBorders>
               <w:top w:val="single" w:sz="4" w:space="0" w:color="BFC7D1"/>
               <w:left w:val="single" w:sz="4" w:space="0" w:color="BFC7D1"/>
@@ -7431,7 +7431,7 @@
         </w:tc>
         <w:tc>
           <w:tcPr>
-            <w:tcW w:w="3009" w:type="dxa"/>
+            <w:tcW w:w="2659" w:type="dxa"/>
             <w:tcBorders>
               <w:top w:val="single" w:sz="4" w:space="0" w:color="BFC7D1"/>
               <w:left w:val="single" w:sz="4" w:space="0" w:color="BFC7D1"/>
@@ -7468,7 +7468,7 @@
         </w:tc>
         <w:tc>
           <w:tcPr>
-            <w:tcW w:w="3009" w:type="dxa"/>
+            <w:tcW w:w="5449" w:type="dxa"/>
             <w:tcBorders>
               <w:top w:val="single" w:sz="4" w:space="0" w:color="BFC7D1"/>
               <w:left w:val="single" w:sz="4" w:space="0" w:color="BFC7D1"/>
@@ -7508,7 +7508,7 @@
         <w:trPr/>
         <w:tc>
           <w:tcPr>
-            <w:tcW w:w="3009" w:type="dxa"/>
+            <w:tcW w:w="906" w:type="dxa"/>
             <w:tcBorders>
               <w:top w:val="single" w:sz="4" w:space="0" w:color="BFC7D1"/>
               <w:left w:val="single" w:sz="4" w:space="0" w:color="BFC7D1"/>
@@ -7545,7 +7545,7 @@
         </w:tc>
         <w:tc>
           <w:tcPr>
-            <w:tcW w:w="3009" w:type="dxa"/>
+            <w:tcW w:w="2659" w:type="dxa"/>
             <w:tcBorders>
               <w:top w:val="single" w:sz="4" w:space="0" w:color="BFC7D1"/>
               <w:left w:val="single" w:sz="4" w:space="0" w:color="BFC7D1"/>
@@ -7582,7 +7582,7 @@
         </w:tc>
         <w:tc>
           <w:tcPr>
-            <w:tcW w:w="3009" w:type="dxa"/>
+            <w:tcW w:w="5449" w:type="dxa"/>
             <w:tcBorders>
               <w:top w:val="single" w:sz="4" w:space="0" w:color="BFC7D1"/>
               <w:left w:val="single" w:sz="4" w:space="0" w:color="BFC7D1"/>
@@ -7622,7 +7622,7 @@
         <w:trPr/>
         <w:tc>
           <w:tcPr>
-            <w:tcW w:w="3009" w:type="dxa"/>
+            <w:tcW w:w="906" w:type="dxa"/>
             <w:tcBorders>
               <w:top w:val="single" w:sz="4" w:space="0" w:color="BFC7D1"/>
               <w:left w:val="single" w:sz="4" w:space="0" w:color="BFC7D1"/>
@@ -7659,7 +7659,7 @@
         </w:tc>
         <w:tc>
           <w:tcPr>
-            <w:tcW w:w="3009" w:type="dxa"/>
+            <w:tcW w:w="2659" w:type="dxa"/>
             <w:tcBorders>
               <w:top w:val="single" w:sz="4" w:space="0" w:color="BFC7D1"/>
               <w:left w:val="single" w:sz="4" w:space="0" w:color="BFC7D1"/>
@@ -7696,7 +7696,7 @@
         </w:tc>
         <w:tc>
           <w:tcPr>
-            <w:tcW w:w="3009" w:type="dxa"/>
+            <w:tcW w:w="5449" w:type="dxa"/>
             <w:tcBorders>
               <w:top w:val="single" w:sz="4" w:space="0" w:color="BFC7D1"/>
               <w:left w:val="single" w:sz="4" w:space="0" w:color="BFC7D1"/>
@@ -7736,7 +7736,7 @@
         <w:trPr/>
         <w:tc>
           <w:tcPr>
-            <w:tcW w:w="3009" w:type="dxa"/>
+            <w:tcW w:w="906" w:type="dxa"/>
             <w:tcBorders>
               <w:top w:val="single" w:sz="4" w:space="0" w:color="BFC7D1"/>
               <w:left w:val="single" w:sz="4" w:space="0" w:color="BFC7D1"/>
@@ -7773,7 +7773,7 @@
         </w:tc>
         <w:tc>
           <w:tcPr>
-            <w:tcW w:w="3009" w:type="dxa"/>
+            <w:tcW w:w="2659" w:type="dxa"/>
             <w:tcBorders>
               <w:top w:val="single" w:sz="4" w:space="0" w:color="BFC7D1"/>
               <w:left w:val="single" w:sz="4" w:space="0" w:color="BFC7D1"/>
@@ -7810,7 +7810,7 @@
         </w:tc>
         <w:tc>
           <w:tcPr>
-            <w:tcW w:w="3009" w:type="dxa"/>
+            <w:tcW w:w="5449" w:type="dxa"/>
             <w:tcBorders>
               <w:top w:val="single" w:sz="4" w:space="0" w:color="BFC7D1"/>
               <w:left w:val="single" w:sz="4" w:space="0" w:color="BFC7D1"/>
@@ -7850,7 +7850,7 @@
         <w:trPr/>
         <w:tc>
           <w:tcPr>
-            <w:tcW w:w="3009" w:type="dxa"/>
+            <w:tcW w:w="906" w:type="dxa"/>
             <w:tcBorders>
               <w:top w:val="single" w:sz="4" w:space="0" w:color="BFC7D1"/>
               <w:left w:val="single" w:sz="4" w:space="0" w:color="BFC7D1"/>
@@ -7887,7 +7887,7 @@
         </w:tc>
         <w:tc>
           <w:tcPr>
-            <w:tcW w:w="3009" w:type="dxa"/>
+            <w:tcW w:w="2659" w:type="dxa"/>
             <w:tcBorders>
               <w:top w:val="single" w:sz="4" w:space="0" w:color="BFC7D1"/>
               <w:left w:val="single" w:sz="4" w:space="0" w:color="BFC7D1"/>
@@ -7924,7 +7924,7 @@
         </w:tc>
         <w:tc>
           <w:tcPr>
-            <w:tcW w:w="3009" w:type="dxa"/>
+            <w:tcW w:w="5449" w:type="dxa"/>
             <w:tcBorders>
               <w:top w:val="single" w:sz="4" w:space="0" w:color="BFC7D1"/>
               <w:left w:val="single" w:sz="4" w:space="0" w:color="BFC7D1"/>
@@ -7964,7 +7964,7 @@
         <w:trPr/>
         <w:tc>
           <w:tcPr>
-            <w:tcW w:w="3009" w:type="dxa"/>
+            <w:tcW w:w="906" w:type="dxa"/>
             <w:tcBorders>
               <w:top w:val="single" w:sz="4" w:space="0" w:color="BFC7D1"/>
               <w:left w:val="single" w:sz="4" w:space="0" w:color="BFC7D1"/>
@@ -8001,7 +8001,7 @@
         </w:tc>
         <w:tc>
           <w:tcPr>
-            <w:tcW w:w="3009" w:type="dxa"/>
+            <w:tcW w:w="2659" w:type="dxa"/>
             <w:tcBorders>
               <w:top w:val="single" w:sz="4" w:space="0" w:color="BFC7D1"/>
               <w:left w:val="single" w:sz="4" w:space="0" w:color="BFC7D1"/>
@@ -8038,7 +8038,7 @@
         </w:tc>
         <w:tc>
           <w:tcPr>
-            <w:tcW w:w="3009" w:type="dxa"/>
+            <w:tcW w:w="5449" w:type="dxa"/>
             <w:tcBorders>
               <w:top w:val="single" w:sz="4" w:space="0" w:color="BFC7D1"/>
               <w:left w:val="single" w:sz="4" w:space="0" w:color="BFC7D1"/>
@@ -8078,7 +8078,7 @@
         <w:trPr/>
         <w:tc>
           <w:tcPr>
-            <w:tcW w:w="3009" w:type="dxa"/>
+            <w:tcW w:w="906" w:type="dxa"/>
             <w:tcBorders>
               <w:top w:val="single" w:sz="4" w:space="0" w:color="BFC7D1"/>
               <w:left w:val="single" w:sz="4" w:space="0" w:color="BFC7D1"/>
@@ -8115,7 +8115,7 @@
         </w:tc>
         <w:tc>
           <w:tcPr>
-            <w:tcW w:w="3009" w:type="dxa"/>
+            <w:tcW w:w="2659" w:type="dxa"/>
             <w:tcBorders>
               <w:top w:val="single" w:sz="4" w:space="0" w:color="BFC7D1"/>
               <w:left w:val="single" w:sz="4" w:space="0" w:color="BFC7D1"/>
@@ -8152,7 +8152,7 @@
         </w:tc>
         <w:tc>
           <w:tcPr>
-            <w:tcW w:w="3009" w:type="dxa"/>
+            <w:tcW w:w="5449" w:type="dxa"/>
             <w:tcBorders>
               <w:top w:val="single" w:sz="4" w:space="0" w:color="BFC7D1"/>
               <w:left w:val="single" w:sz="4" w:space="0" w:color="BFC7D1"/>
@@ -8192,7 +8192,7 @@
         <w:trPr/>
         <w:tc>
           <w:tcPr>
-            <w:tcW w:w="3009" w:type="dxa"/>
+            <w:tcW w:w="906" w:type="dxa"/>
             <w:tcBorders>
               <w:top w:val="single" w:sz="4" w:space="0" w:color="BFC7D1"/>
               <w:left w:val="single" w:sz="4" w:space="0" w:color="BFC7D1"/>
@@ -8229,7 +8229,7 @@
         </w:tc>
         <w:tc>
           <w:tcPr>
-            <w:tcW w:w="3009" w:type="dxa"/>
+            <w:tcW w:w="2659" w:type="dxa"/>
             <w:tcBorders>
               <w:top w:val="single" w:sz="4" w:space="0" w:color="BFC7D1"/>
               <w:left w:val="single" w:sz="4" w:space="0" w:color="BFC7D1"/>
@@ -8266,7 +8266,7 @@
         </w:tc>
         <w:tc>
           <w:tcPr>
-            <w:tcW w:w="3009" w:type="dxa"/>
+            <w:tcW w:w="5449" w:type="dxa"/>
             <w:tcBorders>
               <w:top w:val="single" w:sz="4" w:space="0" w:color="BFC7D1"/>
               <w:left w:val="single" w:sz="4" w:space="0" w:color="BFC7D1"/>
@@ -8306,7 +8306,7 @@
         <w:trPr/>
         <w:tc>
           <w:tcPr>
-            <w:tcW w:w="3009" w:type="dxa"/>
+            <w:tcW w:w="906" w:type="dxa"/>
             <w:tcBorders>
               <w:top w:val="single" w:sz="4" w:space="0" w:color="BFC7D1"/>
               <w:left w:val="single" w:sz="4" w:space="0" w:color="BFC7D1"/>
@@ -8343,7 +8343,7 @@
         </w:tc>
         <w:tc>
           <w:tcPr>
-            <w:tcW w:w="3009" w:type="dxa"/>
+            <w:tcW w:w="2659" w:type="dxa"/>
             <w:tcBorders>
               <w:top w:val="single" w:sz="4" w:space="0" w:color="BFC7D1"/>
               <w:left w:val="single" w:sz="4" w:space="0" w:color="BFC7D1"/>
@@ -8380,7 +8380,7 @@
         </w:tc>
         <w:tc>
           <w:tcPr>
-            <w:tcW w:w="3009" w:type="dxa"/>
+            <w:tcW w:w="5449" w:type="dxa"/>
             <w:tcBorders>
               <w:top w:val="single" w:sz="4" w:space="0" w:color="BFC7D1"/>
               <w:left w:val="single" w:sz="4" w:space="0" w:color="BFC7D1"/>
@@ -8432,7 +8432,7 @@
         <w:pStyle w:val="Heading2"/>
         <w:rPr/>
       </w:pPr>
-      <w:bookmarkStart w:id="16" w:name="__RefHeading___Toc4878_1508998633"/>
+      <w:bookmarkStart w:id="16" w:name="__RefHeading___Toc10793_1649759004"/>
       <w:bookmarkEnd w:id="16"/>
       <w:r>
         <w:rPr>
@@ -8544,7 +8544,7 @@
         <w:pStyle w:val="Heading2"/>
         <w:rPr/>
       </w:pPr>
-      <w:bookmarkStart w:id="17" w:name="__RefHeading___Toc4880_1508998633"/>
+      <w:bookmarkStart w:id="17" w:name="__RefHeading___Toc10795_1649759004"/>
       <w:bookmarkEnd w:id="17"/>
       <w:r>
         <w:rPr>
@@ -8574,7 +8574,7 @@
     <w:tbl>
       <w:tblPr>
         <w:tblStyle w:val="TableGrid"/>
-        <w:tblW w:w="9027" w:type="dxa"/>
+        <w:tblW w:w="9014" w:type="dxa"/>
         <w:jc w:val="left"/>
         <w:tblInd w:w="0" w:type="dxa"/>
         <w:tblLayout w:type="fixed"/>
@@ -8587,9 +8587,9 @@
         <w:tblLook w:val="04a0" w:noHBand="0" w:noVBand="1" w:firstColumn="1" w:lastRow="0" w:lastColumn="0" w:firstRow="1"/>
       </w:tblPr>
       <w:tblGrid>
-        <w:gridCol w:w="3009"/>
-        <w:gridCol w:w="3009"/>
-        <w:gridCol w:w="3009"/>
+        <w:gridCol w:w="2642"/>
+        <w:gridCol w:w="2642"/>
+        <w:gridCol w:w="3730"/>
       </w:tblGrid>
       <w:tr>
         <w:trPr>
@@ -8597,7 +8597,7 @@
         </w:trPr>
         <w:tc>
           <w:tcPr>
-            <w:tcW w:w="3009" w:type="dxa"/>
+            <w:tcW w:w="2642" w:type="dxa"/>
             <w:tcBorders>
               <w:top w:val="single" w:sz="4" w:space="0" w:color="BFC7D1"/>
               <w:left w:val="single" w:sz="4" w:space="0" w:color="BFC7D1"/>
@@ -8636,7 +8636,7 @@
         </w:tc>
         <w:tc>
           <w:tcPr>
-            <w:tcW w:w="3009" w:type="dxa"/>
+            <w:tcW w:w="2642" w:type="dxa"/>
             <w:tcBorders>
               <w:top w:val="single" w:sz="4" w:space="0" w:color="BFC7D1"/>
               <w:left w:val="single" w:sz="4" w:space="0" w:color="BFC7D1"/>
@@ -8675,7 +8675,7 @@
         </w:tc>
         <w:tc>
           <w:tcPr>
-            <w:tcW w:w="3009" w:type="dxa"/>
+            <w:tcW w:w="3730" w:type="dxa"/>
             <w:tcBorders>
               <w:top w:val="single" w:sz="4" w:space="0" w:color="BFC7D1"/>
               <w:left w:val="single" w:sz="4" w:space="0" w:color="BFC7D1"/>
@@ -8717,7 +8717,7 @@
         <w:trPr/>
         <w:tc>
           <w:tcPr>
-            <w:tcW w:w="3009" w:type="dxa"/>
+            <w:tcW w:w="2642" w:type="dxa"/>
             <w:tcBorders>
               <w:top w:val="single" w:sz="4" w:space="0" w:color="BFC7D1"/>
               <w:left w:val="single" w:sz="4" w:space="0" w:color="BFC7D1"/>
@@ -8754,7 +8754,7 @@
         </w:tc>
         <w:tc>
           <w:tcPr>
-            <w:tcW w:w="3009" w:type="dxa"/>
+            <w:tcW w:w="2642" w:type="dxa"/>
             <w:tcBorders>
               <w:top w:val="single" w:sz="4" w:space="0" w:color="BFC7D1"/>
               <w:left w:val="single" w:sz="4" w:space="0" w:color="BFC7D1"/>
@@ -8791,7 +8791,7 @@
         </w:tc>
         <w:tc>
           <w:tcPr>
-            <w:tcW w:w="3009" w:type="dxa"/>
+            <w:tcW w:w="3730" w:type="dxa"/>
             <w:tcBorders>
               <w:top w:val="single" w:sz="4" w:space="0" w:color="BFC7D1"/>
               <w:left w:val="single" w:sz="4" w:space="0" w:color="BFC7D1"/>
@@ -8831,7 +8831,7 @@
         <w:trPr/>
         <w:tc>
           <w:tcPr>
-            <w:tcW w:w="3009" w:type="dxa"/>
+            <w:tcW w:w="2642" w:type="dxa"/>
             <w:tcBorders>
               <w:top w:val="single" w:sz="4" w:space="0" w:color="BFC7D1"/>
               <w:left w:val="single" w:sz="4" w:space="0" w:color="BFC7D1"/>
@@ -8868,7 +8868,7 @@
         </w:tc>
         <w:tc>
           <w:tcPr>
-            <w:tcW w:w="3009" w:type="dxa"/>
+            <w:tcW w:w="2642" w:type="dxa"/>
             <w:tcBorders>
               <w:top w:val="single" w:sz="4" w:space="0" w:color="BFC7D1"/>
               <w:left w:val="single" w:sz="4" w:space="0" w:color="BFC7D1"/>
@@ -8905,7 +8905,7 @@
         </w:tc>
         <w:tc>
           <w:tcPr>
-            <w:tcW w:w="3009" w:type="dxa"/>
+            <w:tcW w:w="3730" w:type="dxa"/>
             <w:tcBorders>
               <w:top w:val="single" w:sz="4" w:space="0" w:color="BFC7D1"/>
               <w:left w:val="single" w:sz="4" w:space="0" w:color="BFC7D1"/>
@@ -8967,7 +8967,7 @@
         <w:trPr/>
         <w:tc>
           <w:tcPr>
-            <w:tcW w:w="3009" w:type="dxa"/>
+            <w:tcW w:w="2642" w:type="dxa"/>
             <w:tcBorders>
               <w:top w:val="single" w:sz="4" w:space="0" w:color="BFC7D1"/>
               <w:left w:val="single" w:sz="4" w:space="0" w:color="BFC7D1"/>
@@ -9004,7 +9004,7 @@
         </w:tc>
         <w:tc>
           <w:tcPr>
-            <w:tcW w:w="3009" w:type="dxa"/>
+            <w:tcW w:w="2642" w:type="dxa"/>
             <w:tcBorders>
               <w:top w:val="single" w:sz="4" w:space="0" w:color="BFC7D1"/>
               <w:left w:val="single" w:sz="4" w:space="0" w:color="BFC7D1"/>
@@ -9041,7 +9041,7 @@
         </w:tc>
         <w:tc>
           <w:tcPr>
-            <w:tcW w:w="3009" w:type="dxa"/>
+            <w:tcW w:w="3730" w:type="dxa"/>
             <w:tcBorders>
               <w:top w:val="single" w:sz="4" w:space="0" w:color="BFC7D1"/>
               <w:left w:val="single" w:sz="4" w:space="0" w:color="BFC7D1"/>
@@ -9081,7 +9081,7 @@
         <w:trPr/>
         <w:tc>
           <w:tcPr>
-            <w:tcW w:w="3009" w:type="dxa"/>
+            <w:tcW w:w="2642" w:type="dxa"/>
             <w:tcBorders>
               <w:top w:val="single" w:sz="4" w:space="0" w:color="BFC7D1"/>
               <w:left w:val="single" w:sz="4" w:space="0" w:color="BFC7D1"/>
@@ -9118,7 +9118,7 @@
         </w:tc>
         <w:tc>
           <w:tcPr>
-            <w:tcW w:w="3009" w:type="dxa"/>
+            <w:tcW w:w="2642" w:type="dxa"/>
             <w:tcBorders>
               <w:top w:val="single" w:sz="4" w:space="0" w:color="BFC7D1"/>
               <w:left w:val="single" w:sz="4" w:space="0" w:color="BFC7D1"/>
@@ -9155,7 +9155,7 @@
         </w:tc>
         <w:tc>
           <w:tcPr>
-            <w:tcW w:w="3009" w:type="dxa"/>
+            <w:tcW w:w="3730" w:type="dxa"/>
             <w:tcBorders>
               <w:top w:val="single" w:sz="4" w:space="0" w:color="BFC7D1"/>
               <w:left w:val="single" w:sz="4" w:space="0" w:color="BFC7D1"/>
@@ -9217,7 +9217,7 @@
         <w:trPr/>
         <w:tc>
           <w:tcPr>
-            <w:tcW w:w="3009" w:type="dxa"/>
+            <w:tcW w:w="2642" w:type="dxa"/>
             <w:tcBorders>
               <w:top w:val="single" w:sz="4" w:space="0" w:color="BFC7D1"/>
               <w:left w:val="single" w:sz="4" w:space="0" w:color="BFC7D1"/>
@@ -9254,7 +9254,7 @@
         </w:tc>
         <w:tc>
           <w:tcPr>
-            <w:tcW w:w="3009" w:type="dxa"/>
+            <w:tcW w:w="2642" w:type="dxa"/>
             <w:tcBorders>
               <w:top w:val="single" w:sz="4" w:space="0" w:color="BFC7D1"/>
               <w:left w:val="single" w:sz="4" w:space="0" w:color="BFC7D1"/>
@@ -9291,7 +9291,7 @@
         </w:tc>
         <w:tc>
           <w:tcPr>
-            <w:tcW w:w="3009" w:type="dxa"/>
+            <w:tcW w:w="3730" w:type="dxa"/>
             <w:tcBorders>
               <w:top w:val="single" w:sz="4" w:space="0" w:color="BFC7D1"/>
               <w:left w:val="single" w:sz="4" w:space="0" w:color="BFC7D1"/>
@@ -9331,7 +9331,7 @@
         <w:trPr/>
         <w:tc>
           <w:tcPr>
-            <w:tcW w:w="3009" w:type="dxa"/>
+            <w:tcW w:w="2642" w:type="dxa"/>
             <w:tcBorders>
               <w:top w:val="single" w:sz="4" w:space="0" w:color="BFC7D1"/>
               <w:left w:val="single" w:sz="4" w:space="0" w:color="BFC7D1"/>
@@ -9368,7 +9368,7 @@
         </w:tc>
         <w:tc>
           <w:tcPr>
-            <w:tcW w:w="3009" w:type="dxa"/>
+            <w:tcW w:w="2642" w:type="dxa"/>
             <w:tcBorders>
               <w:top w:val="single" w:sz="4" w:space="0" w:color="BFC7D1"/>
               <w:left w:val="single" w:sz="4" w:space="0" w:color="BFC7D1"/>
@@ -9405,7 +9405,7 @@
         </w:tc>
         <w:tc>
           <w:tcPr>
-            <w:tcW w:w="3009" w:type="dxa"/>
+            <w:tcW w:w="3730" w:type="dxa"/>
             <w:tcBorders>
               <w:top w:val="single" w:sz="4" w:space="0" w:color="BFC7D1"/>
               <w:left w:val="single" w:sz="4" w:space="0" w:color="BFC7D1"/>
@@ -9445,7 +9445,7 @@
         <w:trPr/>
         <w:tc>
           <w:tcPr>
-            <w:tcW w:w="3009" w:type="dxa"/>
+            <w:tcW w:w="2642" w:type="dxa"/>
             <w:tcBorders>
               <w:top w:val="single" w:sz="4" w:space="0" w:color="BFC7D1"/>
               <w:left w:val="single" w:sz="4" w:space="0" w:color="BFC7D1"/>
@@ -9482,7 +9482,7 @@
         </w:tc>
         <w:tc>
           <w:tcPr>
-            <w:tcW w:w="3009" w:type="dxa"/>
+            <w:tcW w:w="2642" w:type="dxa"/>
             <w:tcBorders>
               <w:top w:val="single" w:sz="4" w:space="0" w:color="BFC7D1"/>
               <w:left w:val="single" w:sz="4" w:space="0" w:color="BFC7D1"/>
@@ -9519,7 +9519,7 @@
         </w:tc>
         <w:tc>
           <w:tcPr>
-            <w:tcW w:w="3009" w:type="dxa"/>
+            <w:tcW w:w="3730" w:type="dxa"/>
             <w:tcBorders>
               <w:top w:val="single" w:sz="4" w:space="0" w:color="BFC7D1"/>
               <w:left w:val="single" w:sz="4" w:space="0" w:color="BFC7D1"/>
@@ -9559,7 +9559,7 @@
         <w:trPr/>
         <w:tc>
           <w:tcPr>
-            <w:tcW w:w="3009" w:type="dxa"/>
+            <w:tcW w:w="2642" w:type="dxa"/>
             <w:tcBorders>
               <w:top w:val="single" w:sz="4" w:space="0" w:color="BFC7D1"/>
               <w:left w:val="single" w:sz="4" w:space="0" w:color="BFC7D1"/>
@@ -9596,7 +9596,7 @@
         </w:tc>
         <w:tc>
           <w:tcPr>
-            <w:tcW w:w="3009" w:type="dxa"/>
+            <w:tcW w:w="2642" w:type="dxa"/>
             <w:tcBorders>
               <w:top w:val="single" w:sz="4" w:space="0" w:color="BFC7D1"/>
               <w:left w:val="single" w:sz="4" w:space="0" w:color="BFC7D1"/>
@@ -9633,7 +9633,7 @@
         </w:tc>
         <w:tc>
           <w:tcPr>
-            <w:tcW w:w="3009" w:type="dxa"/>
+            <w:tcW w:w="3730" w:type="dxa"/>
             <w:tcBorders>
               <w:top w:val="single" w:sz="4" w:space="0" w:color="BFC7D1"/>
               <w:left w:val="single" w:sz="4" w:space="0" w:color="BFC7D1"/>
@@ -9700,7 +9700,7 @@
         <w:pStyle w:val="Heading2"/>
         <w:rPr/>
       </w:pPr>
-      <w:bookmarkStart w:id="18" w:name="__RefHeading___Toc4882_1508998633"/>
+      <w:bookmarkStart w:id="18" w:name="__RefHeading___Toc10797_1649759004"/>
       <w:bookmarkEnd w:id="18"/>
       <w:r>
         <w:rPr>
@@ -9895,7 +9895,7 @@
         <w:pStyle w:val="Heading2"/>
         <w:rPr/>
       </w:pPr>
-      <w:bookmarkStart w:id="19" w:name="__RefHeading___Toc4884_1508998633"/>
+      <w:bookmarkStart w:id="19" w:name="__RefHeading___Toc10799_1649759004"/>
       <w:bookmarkEnd w:id="19"/>
       <w:r>
         <w:rPr>
@@ -9941,7 +9941,7 @@
     <w:tbl>
       <w:tblPr>
         <w:tblStyle w:val="TableGrid"/>
-        <w:tblW w:w="9027" w:type="dxa"/>
+        <w:tblW w:w="9015" w:type="dxa"/>
         <w:jc w:val="left"/>
         <w:tblInd w:w="0" w:type="dxa"/>
         <w:tblLayout w:type="fixed"/>
@@ -9954,9 +9954,9 @@
         <w:tblLook w:val="04a0" w:noHBand="0" w:noVBand="1" w:firstColumn="1" w:lastRow="0" w:lastColumn="0" w:firstRow="1"/>
       </w:tblPr>
       <w:tblGrid>
-        <w:gridCol w:w="3009"/>
-        <w:gridCol w:w="3009"/>
-        <w:gridCol w:w="3009"/>
+        <w:gridCol w:w="3005"/>
+        <w:gridCol w:w="3005"/>
+        <w:gridCol w:w="3005"/>
       </w:tblGrid>
       <w:tr>
         <w:trPr>
@@ -9964,7 +9964,7 @@
         </w:trPr>
         <w:tc>
           <w:tcPr>
-            <w:tcW w:w="3009" w:type="dxa"/>
+            <w:tcW w:w="3005" w:type="dxa"/>
             <w:tcBorders>
               <w:top w:val="single" w:sz="4" w:space="0" w:color="BFC7D1"/>
               <w:left w:val="single" w:sz="4" w:space="0" w:color="BFC7D1"/>
@@ -10003,7 +10003,7 @@
         </w:tc>
         <w:tc>
           <w:tcPr>
-            <w:tcW w:w="3009" w:type="dxa"/>
+            <w:tcW w:w="3005" w:type="dxa"/>
             <w:tcBorders>
               <w:top w:val="single" w:sz="4" w:space="0" w:color="BFC7D1"/>
               <w:left w:val="single" w:sz="4" w:space="0" w:color="BFC7D1"/>
@@ -10042,7 +10042,7 @@
         </w:tc>
         <w:tc>
           <w:tcPr>
-            <w:tcW w:w="3009" w:type="dxa"/>
+            <w:tcW w:w="3005" w:type="dxa"/>
             <w:tcBorders>
               <w:top w:val="single" w:sz="4" w:space="0" w:color="BFC7D1"/>
               <w:left w:val="single" w:sz="4" w:space="0" w:color="BFC7D1"/>
@@ -10084,7 +10084,7 @@
         <w:trPr/>
         <w:tc>
           <w:tcPr>
-            <w:tcW w:w="3009" w:type="dxa"/>
+            <w:tcW w:w="3005" w:type="dxa"/>
             <w:tcBorders>
               <w:top w:val="single" w:sz="4" w:space="0" w:color="BFC7D1"/>
               <w:left w:val="single" w:sz="4" w:space="0" w:color="BFC7D1"/>
@@ -10121,7 +10121,7 @@
         </w:tc>
         <w:tc>
           <w:tcPr>
-            <w:tcW w:w="3009" w:type="dxa"/>
+            <w:tcW w:w="3005" w:type="dxa"/>
             <w:tcBorders>
               <w:top w:val="single" w:sz="4" w:space="0" w:color="BFC7D1"/>
               <w:left w:val="single" w:sz="4" w:space="0" w:color="BFC7D1"/>
@@ -10158,7 +10158,7 @@
         </w:tc>
         <w:tc>
           <w:tcPr>
-            <w:tcW w:w="3009" w:type="dxa"/>
+            <w:tcW w:w="3005" w:type="dxa"/>
             <w:tcBorders>
               <w:top w:val="single" w:sz="4" w:space="0" w:color="BFC7D1"/>
               <w:left w:val="single" w:sz="4" w:space="0" w:color="BFC7D1"/>
@@ -10198,7 +10198,7 @@
         <w:trPr/>
         <w:tc>
           <w:tcPr>
-            <w:tcW w:w="3009" w:type="dxa"/>
+            <w:tcW w:w="3005" w:type="dxa"/>
             <w:tcBorders>
               <w:top w:val="single" w:sz="4" w:space="0" w:color="BFC7D1"/>
               <w:left w:val="single" w:sz="4" w:space="0" w:color="BFC7D1"/>
@@ -10235,7 +10235,7 @@
         </w:tc>
         <w:tc>
           <w:tcPr>
-            <w:tcW w:w="3009" w:type="dxa"/>
+            <w:tcW w:w="3005" w:type="dxa"/>
             <w:tcBorders>
               <w:top w:val="single" w:sz="4" w:space="0" w:color="BFC7D1"/>
               <w:left w:val="single" w:sz="4" w:space="0" w:color="BFC7D1"/>
@@ -10272,7 +10272,7 @@
         </w:tc>
         <w:tc>
           <w:tcPr>
-            <w:tcW w:w="3009" w:type="dxa"/>
+            <w:tcW w:w="3005" w:type="dxa"/>
             <w:tcBorders>
               <w:top w:val="single" w:sz="4" w:space="0" w:color="BFC7D1"/>
               <w:left w:val="single" w:sz="4" w:space="0" w:color="BFC7D1"/>
@@ -10334,7 +10334,7 @@
         <w:trPr/>
         <w:tc>
           <w:tcPr>
-            <w:tcW w:w="3009" w:type="dxa"/>
+            <w:tcW w:w="3005" w:type="dxa"/>
             <w:tcBorders>
               <w:top w:val="single" w:sz="4" w:space="0" w:color="BFC7D1"/>
               <w:left w:val="single" w:sz="4" w:space="0" w:color="BFC7D1"/>
@@ -10371,7 +10371,7 @@
         </w:tc>
         <w:tc>
           <w:tcPr>
-            <w:tcW w:w="3009" w:type="dxa"/>
+            <w:tcW w:w="3005" w:type="dxa"/>
             <w:tcBorders>
               <w:top w:val="single" w:sz="4" w:space="0" w:color="BFC7D1"/>
               <w:left w:val="single" w:sz="4" w:space="0" w:color="BFC7D1"/>
@@ -10408,7 +10408,7 @@
         </w:tc>
         <w:tc>
           <w:tcPr>
-            <w:tcW w:w="3009" w:type="dxa"/>
+            <w:tcW w:w="3005" w:type="dxa"/>
             <w:tcBorders>
               <w:top w:val="single" w:sz="4" w:space="0" w:color="BFC7D1"/>
               <w:left w:val="single" w:sz="4" w:space="0" w:color="BFC7D1"/>
@@ -10448,7 +10448,7 @@
         <w:trPr/>
         <w:tc>
           <w:tcPr>
-            <w:tcW w:w="3009" w:type="dxa"/>
+            <w:tcW w:w="3005" w:type="dxa"/>
             <w:tcBorders>
               <w:top w:val="single" w:sz="4" w:space="0" w:color="BFC7D1"/>
               <w:left w:val="single" w:sz="4" w:space="0" w:color="BFC7D1"/>
@@ -10485,7 +10485,7 @@
         </w:tc>
         <w:tc>
           <w:tcPr>
-            <w:tcW w:w="3009" w:type="dxa"/>
+            <w:tcW w:w="3005" w:type="dxa"/>
             <w:tcBorders>
               <w:top w:val="single" w:sz="4" w:space="0" w:color="BFC7D1"/>
               <w:left w:val="single" w:sz="4" w:space="0" w:color="BFC7D1"/>
@@ -10522,7 +10522,7 @@
         </w:tc>
         <w:tc>
           <w:tcPr>
-            <w:tcW w:w="3009" w:type="dxa"/>
+            <w:tcW w:w="3005" w:type="dxa"/>
             <w:tcBorders>
               <w:top w:val="single" w:sz="4" w:space="0" w:color="BFC7D1"/>
               <w:left w:val="single" w:sz="4" w:space="0" w:color="BFC7D1"/>
@@ -10562,7 +10562,7 @@
         <w:trPr/>
         <w:tc>
           <w:tcPr>
-            <w:tcW w:w="3009" w:type="dxa"/>
+            <w:tcW w:w="3005" w:type="dxa"/>
             <w:tcBorders>
               <w:top w:val="single" w:sz="4" w:space="0" w:color="BFC7D1"/>
               <w:left w:val="single" w:sz="4" w:space="0" w:color="BFC7D1"/>
@@ -10599,86 +10599,75 @@
         </w:tc>
         <w:tc>
           <w:tcPr>
-            <w:tcW w:w="3009" w:type="dxa"/>
-            <w:tcBorders>
-              <w:top w:val="single" w:sz="4" w:space="0" w:color="BFC7D1"/>
-              <w:left w:val="single" w:sz="4" w:space="0" w:color="BFC7D1"/>
-              <w:bottom w:val="single" w:sz="4" w:space="0" w:color="BFC7D1"/>
-              <w:right w:val="single" w:sz="4" w:space="0" w:color="BFC7D1"/>
-            </w:tcBorders>
-          </w:tcPr>
-          <w:p>
-            <w:pPr>
-              <w:pStyle w:val="Normal"/>
-              <w:widowControl/>
-              <w:spacing w:lineRule="auto" w:line="240" w:before="0" w:after="20"/>
-              <w:jc w:val="left"/>
-              <w:rPr>
-                <w:rFonts w:ascii="Aptos" w:hAnsi="Aptos" w:eastAsia="ＭＳ 明朝" w:cs="Arial"/>
-                <w:kern w:val="0"/>
-                <w:sz w:val="24"/>
-                <w:szCs w:val="24"/>
-                <w:lang w:val="en-US" w:eastAsia="ja-JP" w:bidi="ar-SA"/>
-              </w:rPr>
-            </w:pPr>
-            <w:r>
-              <w:rPr>
-                <w:rFonts w:eastAsia="Segoe UI" w:cs="Segoe UI" w:ascii="Segoe UI" w:hAnsi="Segoe UI"/>
-                <w:color w:val="101820"/>
-                <w:kern w:val="0"/>
-                <w:sz w:val="18"/>
-                <w:szCs w:val="24"/>
-                <w:lang w:val="en-US" w:eastAsia="ja-JP" w:bidi="ar-SA"/>
-              </w:rPr>
-              <w:t>Master &gt; Generals &gt; Commission; Master &gt; Finance &gt; Commission Rate Matrix</w:t>
-            </w:r>
-          </w:p>
-        </w:tc>
-        <w:tc>
-          <w:tcPr>
-            <w:tcW w:w="3009" w:type="dxa"/>
-            <w:tcBorders>
-              <w:top w:val="single" w:sz="4" w:space="0" w:color="BFC7D1"/>
-              <w:left w:val="single" w:sz="4" w:space="0" w:color="BFC7D1"/>
-              <w:bottom w:val="single" w:sz="4" w:space="0" w:color="BFC7D1"/>
-              <w:right w:val="single" w:sz="4" w:space="0" w:color="BFC7D1"/>
-            </w:tcBorders>
-          </w:tcPr>
-          <w:p>
-            <w:pPr>
-              <w:pStyle w:val="Normal"/>
-              <w:widowControl/>
-              <w:spacing w:lineRule="auto" w:line="240" w:before="0" w:after="20"/>
-              <w:jc w:val="left"/>
-              <w:rPr>
-                <w:rFonts w:ascii="Aptos" w:hAnsi="Aptos" w:eastAsia="ＭＳ 明朝" w:cs="Arial"/>
-                <w:kern w:val="0"/>
-                <w:sz w:val="24"/>
-                <w:szCs w:val="24"/>
-                <w:lang w:val="en-US" w:eastAsia="ja-JP" w:bidi="ar-SA"/>
-              </w:rPr>
-            </w:pPr>
-            <w:r>
-              <w:rPr>
-                <w:rFonts w:eastAsia="Consolas" w:cs="Consolas" w:ascii="Consolas" w:hAnsi="Consolas"/>
-                <w:color w:val="101820"/>
-                <w:kern w:val="0"/>
-                <w:sz w:val="16"/>
-                <w:szCs w:val="24"/>
-                <w:lang w:val="en-US" w:eastAsia="ja-JP" w:bidi="ar-SA"/>
-              </w:rPr>
-              <w:t>Commission_Upload_Template.xlsx</w:t>
-            </w:r>
-            <w:r>
-              <w:rPr>
-                <w:rFonts w:eastAsia="Segoe UI" w:cs="Segoe UI" w:ascii="Segoe UI" w:hAnsi="Segoe UI"/>
-                <w:color w:val="101820"/>
-                <w:kern w:val="0"/>
-                <w:sz w:val="18"/>
-                <w:szCs w:val="24"/>
-                <w:lang w:val="en-US" w:eastAsia="ja-JP" w:bidi="ar-SA"/>
-              </w:rPr>
-              <w:t xml:space="preserve"> (matrix on screen)</w:t>
+            <w:tcW w:w="3005" w:type="dxa"/>
+            <w:tcBorders>
+              <w:top w:val="single" w:sz="4" w:space="0" w:color="BFC7D1"/>
+              <w:left w:val="single" w:sz="4" w:space="0" w:color="BFC7D1"/>
+              <w:bottom w:val="single" w:sz="4" w:space="0" w:color="BFC7D1"/>
+              <w:right w:val="single" w:sz="4" w:space="0" w:color="BFC7D1"/>
+            </w:tcBorders>
+          </w:tcPr>
+          <w:p>
+            <w:pPr>
+              <w:pStyle w:val="Normal"/>
+              <w:widowControl/>
+              <w:spacing w:lineRule="auto" w:line="240" w:before="0" w:after="20"/>
+              <w:jc w:val="left"/>
+              <w:rPr>
+                <w:rFonts w:ascii="Aptos" w:hAnsi="Aptos" w:eastAsia="ＭＳ 明朝" w:cs="Arial"/>
+                <w:kern w:val="0"/>
+                <w:sz w:val="24"/>
+                <w:szCs w:val="24"/>
+                <w:lang w:val="en-US" w:eastAsia="ja-JP" w:bidi="ar-SA"/>
+              </w:rPr>
+            </w:pPr>
+            <w:r>
+              <w:rPr>
+                <w:rFonts w:eastAsia="Segoe UI" w:cs="Segoe UI" w:ascii="Segoe UI" w:hAnsi="Segoe UI"/>
+                <w:color w:val="101820"/>
+                <w:kern w:val="0"/>
+                <w:sz w:val="18"/>
+                <w:szCs w:val="24"/>
+                <w:lang w:val="en-US" w:eastAsia="ja-JP" w:bidi="ar-SA"/>
+              </w:rPr>
+              <w:t>Master &gt; Finance &gt; Commission Rate Matrix</w:t>
+            </w:r>
+          </w:p>
+        </w:tc>
+        <w:tc>
+          <w:tcPr>
+            <w:tcW w:w="3005" w:type="dxa"/>
+            <w:tcBorders>
+              <w:top w:val="single" w:sz="4" w:space="0" w:color="BFC7D1"/>
+              <w:left w:val="single" w:sz="4" w:space="0" w:color="BFC7D1"/>
+              <w:bottom w:val="single" w:sz="4" w:space="0" w:color="BFC7D1"/>
+              <w:right w:val="single" w:sz="4" w:space="0" w:color="BFC7D1"/>
+            </w:tcBorders>
+          </w:tcPr>
+          <w:p>
+            <w:pPr>
+              <w:pStyle w:val="Normal"/>
+              <w:widowControl/>
+              <w:spacing w:lineRule="auto" w:line="240" w:before="0" w:after="20"/>
+              <w:jc w:val="left"/>
+              <w:rPr>
+                <w:rFonts w:ascii="Aptos" w:hAnsi="Aptos" w:eastAsia="ＭＳ 明朝" w:cs="Arial"/>
+                <w:kern w:val="0"/>
+                <w:sz w:val="24"/>
+                <w:szCs w:val="24"/>
+                <w:lang w:val="en-US" w:eastAsia="ja-JP" w:bidi="ar-SA"/>
+              </w:rPr>
+            </w:pPr>
+            <w:r>
+              <w:rPr>
+                <w:rFonts w:eastAsia="Segoe UI" w:cs="Segoe UI" w:ascii="Segoe UI" w:hAnsi="Segoe UI"/>
+                <w:color w:val="101820"/>
+                <w:kern w:val="0"/>
+                <w:sz w:val="18"/>
+                <w:szCs w:val="24"/>
+                <w:lang w:val="en-US" w:eastAsia="ja-JP" w:bidi="ar-SA"/>
+              </w:rPr>
+              <w:t>On screen</w:t>
             </w:r>
           </w:p>
         </w:tc>
@@ -10687,7 +10676,7 @@
         <w:trPr/>
         <w:tc>
           <w:tcPr>
-            <w:tcW w:w="3009" w:type="dxa"/>
+            <w:tcW w:w="3005" w:type="dxa"/>
             <w:tcBorders>
               <w:top w:val="single" w:sz="4" w:space="0" w:color="BFC7D1"/>
               <w:left w:val="single" w:sz="4" w:space="0" w:color="BFC7D1"/>
@@ -10724,7 +10713,7 @@
         </w:tc>
         <w:tc>
           <w:tcPr>
-            <w:tcW w:w="3009" w:type="dxa"/>
+            <w:tcW w:w="3005" w:type="dxa"/>
             <w:tcBorders>
               <w:top w:val="single" w:sz="4" w:space="0" w:color="BFC7D1"/>
               <w:left w:val="single" w:sz="4" w:space="0" w:color="BFC7D1"/>
@@ -10761,7 +10750,7 @@
         </w:tc>
         <w:tc>
           <w:tcPr>
-            <w:tcW w:w="3009" w:type="dxa"/>
+            <w:tcW w:w="3005" w:type="dxa"/>
             <w:tcBorders>
               <w:top w:val="single" w:sz="4" w:space="0" w:color="BFC7D1"/>
               <w:left w:val="single" w:sz="4" w:space="0" w:color="BFC7D1"/>
@@ -10900,81 +10889,81 @@
         <w:trPr/>
         <w:tc>
           <w:tcPr>
-            <w:tcW w:w="3009" w:type="dxa"/>
-            <w:tcBorders>
-              <w:top w:val="single" w:sz="4" w:space="0" w:color="BFC7D1"/>
-              <w:left w:val="single" w:sz="4" w:space="0" w:color="BFC7D1"/>
-              <w:bottom w:val="single" w:sz="4" w:space="0" w:color="BFC7D1"/>
-              <w:right w:val="single" w:sz="4" w:space="0" w:color="BFC7D1"/>
-            </w:tcBorders>
-          </w:tcPr>
-          <w:p>
-            <w:pPr>
-              <w:pStyle w:val="Normal"/>
-              <w:widowControl/>
-              <w:spacing w:lineRule="auto" w:line="240" w:before="0" w:after="20"/>
-              <w:jc w:val="left"/>
-              <w:rPr>
-                <w:rFonts w:ascii="Aptos" w:hAnsi="Aptos" w:eastAsia="ＭＳ 明朝" w:cs="Arial"/>
-                <w:kern w:val="0"/>
-                <w:sz w:val="24"/>
-                <w:szCs w:val="24"/>
-                <w:lang w:val="en-US" w:eastAsia="ja-JP" w:bidi="ar-SA"/>
-              </w:rPr>
-            </w:pPr>
-            <w:r>
-              <w:rPr>
-                <w:rFonts w:eastAsia="Segoe UI" w:cs="Segoe UI" w:ascii="Segoe UI" w:hAnsi="Segoe UI"/>
-                <w:color w:val="101820"/>
-                <w:kern w:val="0"/>
-                <w:sz w:val="18"/>
-                <w:szCs w:val="24"/>
-                <w:lang w:val="en-US" w:eastAsia="ja-JP" w:bidi="ar-SA"/>
-              </w:rPr>
-              <w:t>Product templates, motor tariff, rating, acceptance rules, approval workflows</w:t>
-            </w:r>
-          </w:p>
-        </w:tc>
-        <w:tc>
-          <w:tcPr>
-            <w:tcW w:w="3009" w:type="dxa"/>
-            <w:tcBorders>
-              <w:top w:val="single" w:sz="4" w:space="0" w:color="BFC7D1"/>
-              <w:left w:val="single" w:sz="4" w:space="0" w:color="BFC7D1"/>
-              <w:bottom w:val="single" w:sz="4" w:space="0" w:color="BFC7D1"/>
-              <w:right w:val="single" w:sz="4" w:space="0" w:color="BFC7D1"/>
-            </w:tcBorders>
-          </w:tcPr>
-          <w:p>
-            <w:pPr>
-              <w:pStyle w:val="Normal"/>
-              <w:widowControl/>
-              <w:spacing w:lineRule="auto" w:line="240" w:before="0" w:after="20"/>
-              <w:jc w:val="left"/>
-              <w:rPr>
-                <w:rFonts w:ascii="Aptos" w:hAnsi="Aptos" w:eastAsia="ＭＳ 明朝" w:cs="Arial"/>
-                <w:kern w:val="0"/>
-                <w:sz w:val="24"/>
-                <w:szCs w:val="24"/>
-                <w:lang w:val="en-US" w:eastAsia="ja-JP" w:bidi="ar-SA"/>
-              </w:rPr>
-            </w:pPr>
-            <w:r>
-              <w:rPr>
-                <w:rFonts w:eastAsia="Segoe UI" w:cs="Segoe UI" w:ascii="Segoe UI" w:hAnsi="Segoe UI"/>
-                <w:color w:val="101820"/>
-                <w:kern w:val="0"/>
-                <w:sz w:val="18"/>
-                <w:szCs w:val="24"/>
-                <w:lang w:val="en-US" w:eastAsia="ja-JP" w:bidi="ar-SA"/>
-              </w:rPr>
-              <w:t>Product Configurator</w:t>
-            </w:r>
-          </w:p>
-        </w:tc>
-        <w:tc>
-          <w:tcPr>
-            <w:tcW w:w="3009" w:type="dxa"/>
+            <w:tcW w:w="3005" w:type="dxa"/>
+            <w:tcBorders>
+              <w:top w:val="single" w:sz="4" w:space="0" w:color="BFC7D1"/>
+              <w:left w:val="single" w:sz="4" w:space="0" w:color="BFC7D1"/>
+              <w:bottom w:val="single" w:sz="4" w:space="0" w:color="BFC7D1"/>
+              <w:right w:val="single" w:sz="4" w:space="0" w:color="BFC7D1"/>
+            </w:tcBorders>
+          </w:tcPr>
+          <w:p>
+            <w:pPr>
+              <w:pStyle w:val="Normal"/>
+              <w:widowControl/>
+              <w:spacing w:lineRule="auto" w:line="240" w:before="0" w:after="20"/>
+              <w:jc w:val="left"/>
+              <w:rPr>
+                <w:rFonts w:ascii="Aptos" w:hAnsi="Aptos" w:eastAsia="ＭＳ 明朝" w:cs="Arial"/>
+                <w:kern w:val="0"/>
+                <w:sz w:val="24"/>
+                <w:szCs w:val="24"/>
+                <w:lang w:val="en-US" w:eastAsia="ja-JP" w:bidi="ar-SA"/>
+              </w:rPr>
+            </w:pPr>
+            <w:r>
+              <w:rPr>
+                <w:rFonts w:eastAsia="Segoe UI" w:cs="Segoe UI" w:ascii="Segoe UI" w:hAnsi="Segoe UI"/>
+                <w:color w:val="101820"/>
+                <w:kern w:val="0"/>
+                <w:sz w:val="18"/>
+                <w:szCs w:val="24"/>
+                <w:lang w:val="en-US" w:eastAsia="ja-JP" w:bidi="ar-SA"/>
+              </w:rPr>
+              <w:t>Product templates, motor tariff, rating, acceptance rules</w:t>
+            </w:r>
+          </w:p>
+        </w:tc>
+        <w:tc>
+          <w:tcPr>
+            <w:tcW w:w="3005" w:type="dxa"/>
+            <w:tcBorders>
+              <w:top w:val="single" w:sz="4" w:space="0" w:color="BFC7D1"/>
+              <w:left w:val="single" w:sz="4" w:space="0" w:color="BFC7D1"/>
+              <w:bottom w:val="single" w:sz="4" w:space="0" w:color="BFC7D1"/>
+              <w:right w:val="single" w:sz="4" w:space="0" w:color="BFC7D1"/>
+            </w:tcBorders>
+          </w:tcPr>
+          <w:p>
+            <w:pPr>
+              <w:pStyle w:val="Normal"/>
+              <w:widowControl/>
+              <w:spacing w:lineRule="auto" w:line="240" w:before="0" w:after="20"/>
+              <w:jc w:val="left"/>
+              <w:rPr>
+                <w:rFonts w:ascii="Aptos" w:hAnsi="Aptos" w:eastAsia="ＭＳ 明朝" w:cs="Arial"/>
+                <w:kern w:val="0"/>
+                <w:sz w:val="24"/>
+                <w:szCs w:val="24"/>
+                <w:lang w:val="en-US" w:eastAsia="ja-JP" w:bidi="ar-SA"/>
+              </w:rPr>
+            </w:pPr>
+            <w:r>
+              <w:rPr>
+                <w:rFonts w:eastAsia="Segoe UI" w:cs="Segoe UI" w:ascii="Segoe UI" w:hAnsi="Segoe UI"/>
+                <w:color w:val="101820"/>
+                <w:kern w:val="0"/>
+                <w:sz w:val="18"/>
+                <w:szCs w:val="24"/>
+                <w:lang w:val="en-US" w:eastAsia="ja-JP" w:bidi="ar-SA"/>
+              </w:rPr>
+              <w:t>Product Configurator (approval limits: Master &gt; User Management &gt; Authority Matrix)</w:t>
+            </w:r>
+          </w:p>
+        </w:tc>
+        <w:tc>
+          <w:tcPr>
+            <w:tcW w:w="3005" w:type="dxa"/>
             <w:tcBorders>
               <w:top w:val="single" w:sz="4" w:space="0" w:color="BFC7D1"/>
               <w:left w:val="single" w:sz="4" w:space="0" w:color="BFC7D1"/>
@@ -11014,7 +11003,7 @@
         <w:trPr/>
         <w:tc>
           <w:tcPr>
-            <w:tcW w:w="3009" w:type="dxa"/>
+            <w:tcW w:w="3005" w:type="dxa"/>
             <w:tcBorders>
               <w:top w:val="single" w:sz="4" w:space="0" w:color="BFC7D1"/>
               <w:left w:val="single" w:sz="4" w:space="0" w:color="BFC7D1"/>
@@ -11051,7 +11040,7 @@
         </w:tc>
         <w:tc>
           <w:tcPr>
-            <w:tcW w:w="3009" w:type="dxa"/>
+            <w:tcW w:w="3005" w:type="dxa"/>
             <w:tcBorders>
               <w:top w:val="single" w:sz="4" w:space="0" w:color="BFC7D1"/>
               <w:left w:val="single" w:sz="4" w:space="0" w:color="BFC7D1"/>
@@ -11088,7 +11077,7 @@
         </w:tc>
         <w:tc>
           <w:tcPr>
-            <w:tcW w:w="3009" w:type="dxa"/>
+            <w:tcW w:w="3005" w:type="dxa"/>
             <w:tcBorders>
               <w:top w:val="single" w:sz="4" w:space="0" w:color="BFC7D1"/>
               <w:left w:val="single" w:sz="4" w:space="0" w:color="BFC7D1"/>
@@ -11128,7 +11117,7 @@
         <w:trPr/>
         <w:tc>
           <w:tcPr>
-            <w:tcW w:w="3009" w:type="dxa"/>
+            <w:tcW w:w="3005" w:type="dxa"/>
             <w:tcBorders>
               <w:top w:val="single" w:sz="4" w:space="0" w:color="BFC7D1"/>
               <w:left w:val="single" w:sz="4" w:space="0" w:color="BFC7D1"/>
@@ -11165,7 +11154,7 @@
         </w:tc>
         <w:tc>
           <w:tcPr>
-            <w:tcW w:w="3009" w:type="dxa"/>
+            <w:tcW w:w="3005" w:type="dxa"/>
             <w:tcBorders>
               <w:top w:val="single" w:sz="4" w:space="0" w:color="BFC7D1"/>
               <w:left w:val="single" w:sz="4" w:space="0" w:color="BFC7D1"/>
@@ -11202,7 +11191,7 @@
         </w:tc>
         <w:tc>
           <w:tcPr>
-            <w:tcW w:w="3009" w:type="dxa"/>
+            <w:tcW w:w="3005" w:type="dxa"/>
             <w:tcBorders>
               <w:top w:val="single" w:sz="4" w:space="0" w:color="BFC7D1"/>
               <w:left w:val="single" w:sz="4" w:space="0" w:color="BFC7D1"/>
@@ -11242,7 +11231,7 @@
         <w:trPr/>
         <w:tc>
           <w:tcPr>
-            <w:tcW w:w="3009" w:type="dxa"/>
+            <w:tcW w:w="3005" w:type="dxa"/>
             <w:tcBorders>
               <w:top w:val="single" w:sz="4" w:space="0" w:color="BFC7D1"/>
               <w:left w:val="single" w:sz="4" w:space="0" w:color="BFC7D1"/>
@@ -11279,7 +11268,7 @@
         </w:tc>
         <w:tc>
           <w:tcPr>
-            <w:tcW w:w="3009" w:type="dxa"/>
+            <w:tcW w:w="3005" w:type="dxa"/>
             <w:tcBorders>
               <w:top w:val="single" w:sz="4" w:space="0" w:color="BFC7D1"/>
               <w:left w:val="single" w:sz="4" w:space="0" w:color="BFC7D1"/>
@@ -11316,7 +11305,7 @@
         </w:tc>
         <w:tc>
           <w:tcPr>
-            <w:tcW w:w="3009" w:type="dxa"/>
+            <w:tcW w:w="3005" w:type="dxa"/>
             <w:tcBorders>
               <w:top w:val="single" w:sz="4" w:space="0" w:color="BFC7D1"/>
               <w:left w:val="single" w:sz="4" w:space="0" w:color="BFC7D1"/>
@@ -11356,7 +11345,7 @@
         <w:trPr/>
         <w:tc>
           <w:tcPr>
-            <w:tcW w:w="3009" w:type="dxa"/>
+            <w:tcW w:w="3005" w:type="dxa"/>
             <w:tcBorders>
               <w:top w:val="single" w:sz="4" w:space="0" w:color="BFC7D1"/>
               <w:left w:val="single" w:sz="4" w:space="0" w:color="BFC7D1"/>
@@ -11393,7 +11382,7 @@
         </w:tc>
         <w:tc>
           <w:tcPr>
-            <w:tcW w:w="3009" w:type="dxa"/>
+            <w:tcW w:w="3005" w:type="dxa"/>
             <w:tcBorders>
               <w:top w:val="single" w:sz="4" w:space="0" w:color="BFC7D1"/>
               <w:left w:val="single" w:sz="4" w:space="0" w:color="BFC7D1"/>
@@ -11430,7 +11419,7 @@
         </w:tc>
         <w:tc>
           <w:tcPr>
-            <w:tcW w:w="3009" w:type="dxa"/>
+            <w:tcW w:w="3005" w:type="dxa"/>
             <w:tcBorders>
               <w:top w:val="single" w:sz="4" w:space="0" w:color="BFC7D1"/>
               <w:left w:val="single" w:sz="4" w:space="0" w:color="BFC7D1"/>
@@ -11514,7 +11503,7 @@
         <w:trPr/>
         <w:tc>
           <w:tcPr>
-            <w:tcW w:w="3009" w:type="dxa"/>
+            <w:tcW w:w="3005" w:type="dxa"/>
             <w:tcBorders>
               <w:top w:val="single" w:sz="4" w:space="0" w:color="BFC7D1"/>
               <w:left w:val="single" w:sz="4" w:space="0" w:color="BFC7D1"/>
@@ -11551,7 +11540,7 @@
         </w:tc>
         <w:tc>
           <w:tcPr>
-            <w:tcW w:w="3009" w:type="dxa"/>
+            <w:tcW w:w="3005" w:type="dxa"/>
             <w:tcBorders>
               <w:top w:val="single" w:sz="4" w:space="0" w:color="BFC7D1"/>
               <w:left w:val="single" w:sz="4" w:space="0" w:color="BFC7D1"/>
@@ -11588,7 +11577,7 @@
         </w:tc>
         <w:tc>
           <w:tcPr>
-            <w:tcW w:w="3009" w:type="dxa"/>
+            <w:tcW w:w="3005" w:type="dxa"/>
             <w:tcBorders>
               <w:top w:val="single" w:sz="4" w:space="0" w:color="BFC7D1"/>
               <w:left w:val="single" w:sz="4" w:space="0" w:color="BFC7D1"/>
@@ -11628,7 +11617,7 @@
         <w:trPr/>
         <w:tc>
           <w:tcPr>
-            <w:tcW w:w="3009" w:type="dxa"/>
+            <w:tcW w:w="3005" w:type="dxa"/>
             <w:tcBorders>
               <w:top w:val="single" w:sz="4" w:space="0" w:color="BFC7D1"/>
               <w:left w:val="single" w:sz="4" w:space="0" w:color="BFC7D1"/>
@@ -11665,7 +11654,7 @@
         </w:tc>
         <w:tc>
           <w:tcPr>
-            <w:tcW w:w="3009" w:type="dxa"/>
+            <w:tcW w:w="3005" w:type="dxa"/>
             <w:tcBorders>
               <w:top w:val="single" w:sz="4" w:space="0" w:color="BFC7D1"/>
               <w:left w:val="single" w:sz="4" w:space="0" w:color="BFC7D1"/>
@@ -11702,7 +11691,7 @@
         </w:tc>
         <w:tc>
           <w:tcPr>
-            <w:tcW w:w="3009" w:type="dxa"/>
+            <w:tcW w:w="3005" w:type="dxa"/>
             <w:tcBorders>
               <w:top w:val="single" w:sz="4" w:space="0" w:color="BFC7D1"/>
               <w:left w:val="single" w:sz="4" w:space="0" w:color="BFC7D1"/>
@@ -11742,7 +11731,7 @@
         <w:trPr/>
         <w:tc>
           <w:tcPr>
-            <w:tcW w:w="3009" w:type="dxa"/>
+            <w:tcW w:w="3005" w:type="dxa"/>
             <w:tcBorders>
               <w:top w:val="single" w:sz="4" w:space="0" w:color="BFC7D1"/>
               <w:left w:val="single" w:sz="4" w:space="0" w:color="BFC7D1"/>
@@ -11779,7 +11768,7 @@
         </w:tc>
         <w:tc>
           <w:tcPr>
-            <w:tcW w:w="3009" w:type="dxa"/>
+            <w:tcW w:w="3005" w:type="dxa"/>
             <w:tcBorders>
               <w:top w:val="single" w:sz="4" w:space="0" w:color="BFC7D1"/>
               <w:left w:val="single" w:sz="4" w:space="0" w:color="BFC7D1"/>
@@ -11816,7 +11805,7 @@
         </w:tc>
         <w:tc>
           <w:tcPr>
-            <w:tcW w:w="3009" w:type="dxa"/>
+            <w:tcW w:w="3005" w:type="dxa"/>
             <w:tcBorders>
               <w:top w:val="single" w:sz="4" w:space="0" w:color="BFC7D1"/>
               <w:left w:val="single" w:sz="4" w:space="0" w:color="BFC7D1"/>
@@ -11856,7 +11845,7 @@
         <w:trPr/>
         <w:tc>
           <w:tcPr>
-            <w:tcW w:w="3009" w:type="dxa"/>
+            <w:tcW w:w="3005" w:type="dxa"/>
             <w:tcBorders>
               <w:top w:val="single" w:sz="4" w:space="0" w:color="BFC7D1"/>
               <w:left w:val="single" w:sz="4" w:space="0" w:color="BFC7D1"/>
@@ -11893,7 +11882,7 @@
         </w:tc>
         <w:tc>
           <w:tcPr>
-            <w:tcW w:w="3009" w:type="dxa"/>
+            <w:tcW w:w="3005" w:type="dxa"/>
             <w:tcBorders>
               <w:top w:val="single" w:sz="4" w:space="0" w:color="BFC7D1"/>
               <w:left w:val="single" w:sz="4" w:space="0" w:color="BFC7D1"/>
@@ -11930,7 +11919,7 @@
         </w:tc>
         <w:tc>
           <w:tcPr>
-            <w:tcW w:w="3009" w:type="dxa"/>
+            <w:tcW w:w="3005" w:type="dxa"/>
             <w:tcBorders>
               <w:top w:val="single" w:sz="4" w:space="0" w:color="BFC7D1"/>
               <w:left w:val="single" w:sz="4" w:space="0" w:color="BFC7D1"/>
@@ -11997,7 +11986,7 @@
         <w:pStyle w:val="Heading2"/>
         <w:rPr/>
       </w:pPr>
-      <w:bookmarkStart w:id="20" w:name="__RefHeading___Toc4886_1508998633"/>
+      <w:bookmarkStart w:id="20" w:name="__RefHeading___Toc10801_1649759004"/>
       <w:bookmarkEnd w:id="20"/>
       <w:r>
         <w:rPr>
@@ -12086,7 +12075,7 @@
         <w:pStyle w:val="Heading2"/>
         <w:rPr/>
       </w:pPr>
-      <w:bookmarkStart w:id="21" w:name="__RefHeading___Toc4888_1508998633"/>
+      <w:bookmarkStart w:id="21" w:name="__RefHeading___Toc10803_1649759004"/>
       <w:bookmarkEnd w:id="21"/>
       <w:r>
         <w:rPr>
@@ -12116,7 +12105,7 @@
     <w:tbl>
       <w:tblPr>
         <w:tblStyle w:val="TableGrid"/>
-        <w:tblW w:w="9027" w:type="dxa"/>
+        <w:tblW w:w="9014" w:type="dxa"/>
         <w:jc w:val="left"/>
         <w:tblInd w:w="0" w:type="dxa"/>
         <w:tblLayout w:type="fixed"/>
@@ -12129,9 +12118,9 @@
         <w:tblLook w:val="04a0" w:noHBand="0" w:noVBand="1" w:firstColumn="1" w:lastRow="0" w:lastColumn="0" w:firstRow="1"/>
       </w:tblPr>
       <w:tblGrid>
-        <w:gridCol w:w="3009"/>
-        <w:gridCol w:w="3009"/>
-        <w:gridCol w:w="3009"/>
+        <w:gridCol w:w="1554"/>
+        <w:gridCol w:w="3730"/>
+        <w:gridCol w:w="3730"/>
       </w:tblGrid>
       <w:tr>
         <w:trPr>
@@ -12139,7 +12128,7 @@
         </w:trPr>
         <w:tc>
           <w:tcPr>
-            <w:tcW w:w="3009" w:type="dxa"/>
+            <w:tcW w:w="1554" w:type="dxa"/>
             <w:tcBorders>
               <w:top w:val="single" w:sz="4" w:space="0" w:color="BFC7D1"/>
               <w:left w:val="single" w:sz="4" w:space="0" w:color="BFC7D1"/>
@@ -12178,7 +12167,7 @@
         </w:tc>
         <w:tc>
           <w:tcPr>
-            <w:tcW w:w="3009" w:type="dxa"/>
+            <w:tcW w:w="3730" w:type="dxa"/>
             <w:tcBorders>
               <w:top w:val="single" w:sz="4" w:space="0" w:color="BFC7D1"/>
               <w:left w:val="single" w:sz="4" w:space="0" w:color="BFC7D1"/>
@@ -12217,7 +12206,7 @@
         </w:tc>
         <w:tc>
           <w:tcPr>
-            <w:tcW w:w="3009" w:type="dxa"/>
+            <w:tcW w:w="3730" w:type="dxa"/>
             <w:tcBorders>
               <w:top w:val="single" w:sz="4" w:space="0" w:color="BFC7D1"/>
               <w:left w:val="single" w:sz="4" w:space="0" w:color="BFC7D1"/>
@@ -12259,7 +12248,7 @@
         <w:trPr/>
         <w:tc>
           <w:tcPr>
-            <w:tcW w:w="3009" w:type="dxa"/>
+            <w:tcW w:w="1554" w:type="dxa"/>
             <w:tcBorders>
               <w:top w:val="single" w:sz="4" w:space="0" w:color="BFC7D1"/>
               <w:left w:val="single" w:sz="4" w:space="0" w:color="BFC7D1"/>
@@ -12296,7 +12285,7 @@
         </w:tc>
         <w:tc>
           <w:tcPr>
-            <w:tcW w:w="3009" w:type="dxa"/>
+            <w:tcW w:w="3730" w:type="dxa"/>
             <w:tcBorders>
               <w:top w:val="single" w:sz="4" w:space="0" w:color="BFC7D1"/>
               <w:left w:val="single" w:sz="4" w:space="0" w:color="BFC7D1"/>
@@ -12355,7 +12344,7 @@
         </w:tc>
         <w:tc>
           <w:tcPr>
-            <w:tcW w:w="3009" w:type="dxa"/>
+            <w:tcW w:w="3730" w:type="dxa"/>
             <w:tcBorders>
               <w:top w:val="single" w:sz="4" w:space="0" w:color="BFC7D1"/>
               <w:left w:val="single" w:sz="4" w:space="0" w:color="BFC7D1"/>
@@ -12395,7 +12384,7 @@
         <w:trPr/>
         <w:tc>
           <w:tcPr>
-            <w:tcW w:w="3009" w:type="dxa"/>
+            <w:tcW w:w="1554" w:type="dxa"/>
             <w:tcBorders>
               <w:top w:val="single" w:sz="4" w:space="0" w:color="BFC7D1"/>
               <w:left w:val="single" w:sz="4" w:space="0" w:color="BFC7D1"/>
@@ -12432,7 +12421,7 @@
         </w:tc>
         <w:tc>
           <w:tcPr>
-            <w:tcW w:w="3009" w:type="dxa"/>
+            <w:tcW w:w="3730" w:type="dxa"/>
             <w:tcBorders>
               <w:top w:val="single" w:sz="4" w:space="0" w:color="BFC7D1"/>
               <w:left w:val="single" w:sz="4" w:space="0" w:color="BFC7D1"/>
@@ -12469,7 +12458,7 @@
         </w:tc>
         <w:tc>
           <w:tcPr>
-            <w:tcW w:w="3009" w:type="dxa"/>
+            <w:tcW w:w="3730" w:type="dxa"/>
             <w:tcBorders>
               <w:top w:val="single" w:sz="4" w:space="0" w:color="BFC7D1"/>
               <w:left w:val="single" w:sz="4" w:space="0" w:color="BFC7D1"/>
@@ -12509,7 +12498,7 @@
         <w:trPr/>
         <w:tc>
           <w:tcPr>
-            <w:tcW w:w="3009" w:type="dxa"/>
+            <w:tcW w:w="1554" w:type="dxa"/>
             <w:tcBorders>
               <w:top w:val="single" w:sz="4" w:space="0" w:color="BFC7D1"/>
               <w:left w:val="single" w:sz="4" w:space="0" w:color="BFC7D1"/>
@@ -12546,7 +12535,7 @@
         </w:tc>
         <w:tc>
           <w:tcPr>
-            <w:tcW w:w="3009" w:type="dxa"/>
+            <w:tcW w:w="3730" w:type="dxa"/>
             <w:tcBorders>
               <w:top w:val="single" w:sz="4" w:space="0" w:color="BFC7D1"/>
               <w:left w:val="single" w:sz="4" w:space="0" w:color="BFC7D1"/>
@@ -12583,7 +12572,7 @@
         </w:tc>
         <w:tc>
           <w:tcPr>
-            <w:tcW w:w="3009" w:type="dxa"/>
+            <w:tcW w:w="3730" w:type="dxa"/>
             <w:tcBorders>
               <w:top w:val="single" w:sz="4" w:space="0" w:color="BFC7D1"/>
               <w:left w:val="single" w:sz="4" w:space="0" w:color="BFC7D1"/>
@@ -12650,7 +12639,7 @@
         <w:pStyle w:val="Heading2"/>
         <w:rPr/>
       </w:pPr>
-      <w:bookmarkStart w:id="22" w:name="__RefHeading___Toc4890_1508998633"/>
+      <w:bookmarkStart w:id="22" w:name="__RefHeading___Toc10805_1649759004"/>
       <w:bookmarkEnd w:id="22"/>
       <w:r>
         <w:rPr>
@@ -12698,7 +12687,7 @@
         <w:pStyle w:val="Heading2"/>
         <w:rPr/>
       </w:pPr>
-      <w:bookmarkStart w:id="23" w:name="__RefHeading___Toc4892_1508998633"/>
+      <w:bookmarkStart w:id="23" w:name="__RefHeading___Toc10807_1649759004"/>
       <w:bookmarkEnd w:id="23"/>
       <w:r>
         <w:rPr>
@@ -12762,7 +12751,7 @@
         <w:pStyle w:val="Heading2"/>
         <w:rPr/>
       </w:pPr>
-      <w:bookmarkStart w:id="24" w:name="__RefHeading___Toc4894_1508998633"/>
+      <w:bookmarkStart w:id="24" w:name="__RefHeading___Toc10809_1649759004"/>
       <w:bookmarkEnd w:id="24"/>
       <w:r>
         <w:rPr>
@@ -12810,7 +12799,7 @@
         <w:pStyle w:val="Heading2"/>
         <w:rPr/>
       </w:pPr>
-      <w:bookmarkStart w:id="25" w:name="__RefHeading___Toc4896_1508998633"/>
+      <w:bookmarkStart w:id="25" w:name="__RefHeading___Toc10811_1649759004"/>
       <w:bookmarkEnd w:id="25"/>
       <w:r>
         <w:rPr>
@@ -12842,7 +12831,7 @@
         <w:pStyle w:val="Heading2"/>
         <w:rPr/>
       </w:pPr>
-      <w:bookmarkStart w:id="26" w:name="__RefHeading___Toc4898_1508998633"/>
+      <w:bookmarkStart w:id="26" w:name="__RefHeading___Toc10813_1649759004"/>
       <w:bookmarkEnd w:id="26"/>
       <w:r>
         <w:rPr>
@@ -12877,7 +12866,7 @@
         <w:pStyle w:val="Heading1"/>
         <w:rPr/>
       </w:pPr>
-      <w:bookmarkStart w:id="27" w:name="__RefHeading___Toc4900_1508998633"/>
+      <w:bookmarkStart w:id="27" w:name="__RefHeading___Toc10815_1649759004"/>
       <w:bookmarkEnd w:id="27"/>
       <w:r>
         <w:rPr>
@@ -12907,7 +12896,7 @@
     <w:tbl>
       <w:tblPr>
         <w:tblStyle w:val="TableGrid"/>
-        <w:tblW w:w="9027" w:type="dxa"/>
+        <w:tblW w:w="9014" w:type="dxa"/>
         <w:jc w:val="left"/>
         <w:tblInd w:w="0" w:type="dxa"/>
         <w:tblLayout w:type="fixed"/>
@@ -12920,9 +12909,9 @@
         <w:tblLook w:val="04a0" w:noHBand="0" w:noVBand="1" w:firstColumn="1" w:lastRow="0" w:lastColumn="0" w:firstRow="1"/>
       </w:tblPr>
       <w:tblGrid>
-        <w:gridCol w:w="3009"/>
-        <w:gridCol w:w="3009"/>
-        <w:gridCol w:w="3009"/>
+        <w:gridCol w:w="906"/>
+        <w:gridCol w:w="4068"/>
+        <w:gridCol w:w="4040"/>
       </w:tblGrid>
       <w:tr>
         <w:trPr>
@@ -12930,7 +12919,7 @@
         </w:trPr>
         <w:tc>
           <w:tcPr>
-            <w:tcW w:w="3009" w:type="dxa"/>
+            <w:tcW w:w="906" w:type="dxa"/>
             <w:tcBorders>
               <w:top w:val="single" w:sz="4" w:space="0" w:color="BFC7D1"/>
               <w:left w:val="single" w:sz="4" w:space="0" w:color="BFC7D1"/>
@@ -12969,7 +12958,7 @@
         </w:tc>
         <w:tc>
           <w:tcPr>
-            <w:tcW w:w="3009" w:type="dxa"/>
+            <w:tcW w:w="4068" w:type="dxa"/>
             <w:tcBorders>
               <w:top w:val="single" w:sz="4" w:space="0" w:color="BFC7D1"/>
               <w:left w:val="single" w:sz="4" w:space="0" w:color="BFC7D1"/>
@@ -13008,7 +12997,7 @@
         </w:tc>
         <w:tc>
           <w:tcPr>
-            <w:tcW w:w="3009" w:type="dxa"/>
+            <w:tcW w:w="4040" w:type="dxa"/>
             <w:tcBorders>
               <w:top w:val="single" w:sz="4" w:space="0" w:color="BFC7D1"/>
               <w:left w:val="single" w:sz="4" w:space="0" w:color="BFC7D1"/>
@@ -13050,7 +13039,7 @@
         <w:trPr/>
         <w:tc>
           <w:tcPr>
-            <w:tcW w:w="3009" w:type="dxa"/>
+            <w:tcW w:w="906" w:type="dxa"/>
             <w:tcBorders>
               <w:top w:val="single" w:sz="4" w:space="0" w:color="BFC7D1"/>
               <w:left w:val="single" w:sz="4" w:space="0" w:color="BFC7D1"/>
@@ -13087,7 +13076,7 @@
         </w:tc>
         <w:tc>
           <w:tcPr>
-            <w:tcW w:w="3009" w:type="dxa"/>
+            <w:tcW w:w="4068" w:type="dxa"/>
             <w:tcBorders>
               <w:top w:val="single" w:sz="4" w:space="0" w:color="BFC7D1"/>
               <w:left w:val="single" w:sz="4" w:space="0" w:color="BFC7D1"/>
@@ -13124,7 +13113,7 @@
         </w:tc>
         <w:tc>
           <w:tcPr>
-            <w:tcW w:w="3009" w:type="dxa"/>
+            <w:tcW w:w="4040" w:type="dxa"/>
             <w:tcBorders>
               <w:top w:val="single" w:sz="4" w:space="0" w:color="BFC7D1"/>
               <w:left w:val="single" w:sz="4" w:space="0" w:color="BFC7D1"/>
@@ -13164,7 +13153,7 @@
         <w:trPr/>
         <w:tc>
           <w:tcPr>
-            <w:tcW w:w="3009" w:type="dxa"/>
+            <w:tcW w:w="906" w:type="dxa"/>
             <w:tcBorders>
               <w:top w:val="single" w:sz="4" w:space="0" w:color="BFC7D1"/>
               <w:left w:val="single" w:sz="4" w:space="0" w:color="BFC7D1"/>
@@ -13201,7 +13190,7 @@
         </w:tc>
         <w:tc>
           <w:tcPr>
-            <w:tcW w:w="3009" w:type="dxa"/>
+            <w:tcW w:w="4068" w:type="dxa"/>
             <w:tcBorders>
               <w:top w:val="single" w:sz="4" w:space="0" w:color="BFC7D1"/>
               <w:left w:val="single" w:sz="4" w:space="0" w:color="BFC7D1"/>
@@ -13238,7 +13227,7 @@
         </w:tc>
         <w:tc>
           <w:tcPr>
-            <w:tcW w:w="3009" w:type="dxa"/>
+            <w:tcW w:w="4040" w:type="dxa"/>
             <w:tcBorders>
               <w:top w:val="single" w:sz="4" w:space="0" w:color="BFC7D1"/>
               <w:left w:val="single" w:sz="4" w:space="0" w:color="BFC7D1"/>
@@ -13278,7 +13267,7 @@
         <w:trPr/>
         <w:tc>
           <w:tcPr>
-            <w:tcW w:w="3009" w:type="dxa"/>
+            <w:tcW w:w="906" w:type="dxa"/>
             <w:tcBorders>
               <w:top w:val="single" w:sz="4" w:space="0" w:color="BFC7D1"/>
               <w:left w:val="single" w:sz="4" w:space="0" w:color="BFC7D1"/>
@@ -13315,7 +13304,7 @@
         </w:tc>
         <w:tc>
           <w:tcPr>
-            <w:tcW w:w="3009" w:type="dxa"/>
+            <w:tcW w:w="4068" w:type="dxa"/>
             <w:tcBorders>
               <w:top w:val="single" w:sz="4" w:space="0" w:color="BFC7D1"/>
               <w:left w:val="single" w:sz="4" w:space="0" w:color="BFC7D1"/>
@@ -13352,7 +13341,7 @@
         </w:tc>
         <w:tc>
           <w:tcPr>
-            <w:tcW w:w="3009" w:type="dxa"/>
+            <w:tcW w:w="4040" w:type="dxa"/>
             <w:tcBorders>
               <w:top w:val="single" w:sz="4" w:space="0" w:color="BFC7D1"/>
               <w:left w:val="single" w:sz="4" w:space="0" w:color="BFC7D1"/>
@@ -13392,7 +13381,7 @@
         <w:trPr/>
         <w:tc>
           <w:tcPr>
-            <w:tcW w:w="3009" w:type="dxa"/>
+            <w:tcW w:w="906" w:type="dxa"/>
             <w:tcBorders>
               <w:top w:val="single" w:sz="4" w:space="0" w:color="BFC7D1"/>
               <w:left w:val="single" w:sz="4" w:space="0" w:color="BFC7D1"/>
@@ -13429,7 +13418,7 @@
         </w:tc>
         <w:tc>
           <w:tcPr>
-            <w:tcW w:w="3009" w:type="dxa"/>
+            <w:tcW w:w="4068" w:type="dxa"/>
             <w:tcBorders>
               <w:top w:val="single" w:sz="4" w:space="0" w:color="BFC7D1"/>
               <w:left w:val="single" w:sz="4" w:space="0" w:color="BFC7D1"/>
@@ -13466,7 +13455,7 @@
         </w:tc>
         <w:tc>
           <w:tcPr>
-            <w:tcW w:w="3009" w:type="dxa"/>
+            <w:tcW w:w="4040" w:type="dxa"/>
             <w:tcBorders>
               <w:top w:val="single" w:sz="4" w:space="0" w:color="BFC7D1"/>
               <w:left w:val="single" w:sz="4" w:space="0" w:color="BFC7D1"/>
@@ -13506,7 +13495,7 @@
         <w:trPr/>
         <w:tc>
           <w:tcPr>
-            <w:tcW w:w="3009" w:type="dxa"/>
+            <w:tcW w:w="906" w:type="dxa"/>
             <w:tcBorders>
               <w:top w:val="single" w:sz="4" w:space="0" w:color="BFC7D1"/>
               <w:left w:val="single" w:sz="4" w:space="0" w:color="BFC7D1"/>
@@ -13543,7 +13532,7 @@
         </w:tc>
         <w:tc>
           <w:tcPr>
-            <w:tcW w:w="3009" w:type="dxa"/>
+            <w:tcW w:w="4068" w:type="dxa"/>
             <w:tcBorders>
               <w:top w:val="single" w:sz="4" w:space="0" w:color="BFC7D1"/>
               <w:left w:val="single" w:sz="4" w:space="0" w:color="BFC7D1"/>
@@ -13580,7 +13569,7 @@
         </w:tc>
         <w:tc>
           <w:tcPr>
-            <w:tcW w:w="3009" w:type="dxa"/>
+            <w:tcW w:w="4040" w:type="dxa"/>
             <w:tcBorders>
               <w:top w:val="single" w:sz="4" w:space="0" w:color="BFC7D1"/>
               <w:left w:val="single" w:sz="4" w:space="0" w:color="BFC7D1"/>
@@ -13620,7 +13609,7 @@
         <w:trPr/>
         <w:tc>
           <w:tcPr>
-            <w:tcW w:w="3009" w:type="dxa"/>
+            <w:tcW w:w="906" w:type="dxa"/>
             <w:tcBorders>
               <w:top w:val="single" w:sz="4" w:space="0" w:color="BFC7D1"/>
               <w:left w:val="single" w:sz="4" w:space="0" w:color="BFC7D1"/>
@@ -13657,7 +13646,7 @@
         </w:tc>
         <w:tc>
           <w:tcPr>
-            <w:tcW w:w="3009" w:type="dxa"/>
+            <w:tcW w:w="4068" w:type="dxa"/>
             <w:tcBorders>
               <w:top w:val="single" w:sz="4" w:space="0" w:color="BFC7D1"/>
               <w:left w:val="single" w:sz="4" w:space="0" w:color="BFC7D1"/>
@@ -13694,7 +13683,7 @@
         </w:tc>
         <w:tc>
           <w:tcPr>
-            <w:tcW w:w="3009" w:type="dxa"/>
+            <w:tcW w:w="4040" w:type="dxa"/>
             <w:tcBorders>
               <w:top w:val="single" w:sz="4" w:space="0" w:color="BFC7D1"/>
               <w:left w:val="single" w:sz="4" w:space="0" w:color="BFC7D1"/>
@@ -13734,7 +13723,7 @@
         <w:trPr/>
         <w:tc>
           <w:tcPr>
-            <w:tcW w:w="3009" w:type="dxa"/>
+            <w:tcW w:w="906" w:type="dxa"/>
             <w:tcBorders>
               <w:top w:val="single" w:sz="4" w:space="0" w:color="BFC7D1"/>
               <w:left w:val="single" w:sz="4" w:space="0" w:color="BFC7D1"/>
@@ -13771,7 +13760,7 @@
         </w:tc>
         <w:tc>
           <w:tcPr>
-            <w:tcW w:w="3009" w:type="dxa"/>
+            <w:tcW w:w="4068" w:type="dxa"/>
             <w:tcBorders>
               <w:top w:val="single" w:sz="4" w:space="0" w:color="BFC7D1"/>
               <w:left w:val="single" w:sz="4" w:space="0" w:color="BFC7D1"/>
@@ -13808,7 +13797,7 @@
         </w:tc>
         <w:tc>
           <w:tcPr>
-            <w:tcW w:w="3009" w:type="dxa"/>
+            <w:tcW w:w="4040" w:type="dxa"/>
             <w:tcBorders>
               <w:top w:val="single" w:sz="4" w:space="0" w:color="BFC7D1"/>
               <w:left w:val="single" w:sz="4" w:space="0" w:color="BFC7D1"/>
@@ -13848,7 +13837,7 @@
         <w:trPr/>
         <w:tc>
           <w:tcPr>
-            <w:tcW w:w="3009" w:type="dxa"/>
+            <w:tcW w:w="906" w:type="dxa"/>
             <w:tcBorders>
               <w:top w:val="single" w:sz="4" w:space="0" w:color="BFC7D1"/>
               <w:left w:val="single" w:sz="4" w:space="0" w:color="BFC7D1"/>
@@ -13885,7 +13874,7 @@
         </w:tc>
         <w:tc>
           <w:tcPr>
-            <w:tcW w:w="3009" w:type="dxa"/>
+            <w:tcW w:w="4068" w:type="dxa"/>
             <w:tcBorders>
               <w:top w:val="single" w:sz="4" w:space="0" w:color="BFC7D1"/>
               <w:left w:val="single" w:sz="4" w:space="0" w:color="BFC7D1"/>
@@ -13922,7 +13911,7 @@
         </w:tc>
         <w:tc>
           <w:tcPr>
-            <w:tcW w:w="3009" w:type="dxa"/>
+            <w:tcW w:w="4040" w:type="dxa"/>
             <w:tcBorders>
               <w:top w:val="single" w:sz="4" w:space="0" w:color="BFC7D1"/>
               <w:left w:val="single" w:sz="4" w:space="0" w:color="BFC7D1"/>
@@ -13977,7 +13966,7 @@
         <w:pStyle w:val="Heading1"/>
         <w:rPr/>
       </w:pPr>
-      <w:bookmarkStart w:id="28" w:name="__RefHeading___Toc4902_1508998633"/>
+      <w:bookmarkStart w:id="28" w:name="__RefHeading___Toc10817_1649759004"/>
       <w:bookmarkEnd w:id="28"/>
       <w:r>
         <w:rPr>
@@ -14007,7 +13996,7 @@
     <w:tbl>
       <w:tblPr>
         <w:tblStyle w:val="TableGrid"/>
-        <w:tblW w:w="9027" w:type="dxa"/>
+        <w:tblW w:w="9014" w:type="dxa"/>
         <w:jc w:val="left"/>
         <w:tblInd w:w="0" w:type="dxa"/>
         <w:tblLayout w:type="fixed"/>
@@ -14020,9 +14009,9 @@
         <w:tblLook w:val="04a0" w:noHBand="0" w:noVBand="1" w:firstColumn="1" w:lastRow="0" w:lastColumn="0" w:firstRow="1"/>
       </w:tblPr>
       <w:tblGrid>
-        <w:gridCol w:w="3009"/>
-        <w:gridCol w:w="3009"/>
-        <w:gridCol w:w="3009"/>
+        <w:gridCol w:w="906"/>
+        <w:gridCol w:w="4068"/>
+        <w:gridCol w:w="4040"/>
       </w:tblGrid>
       <w:tr>
         <w:trPr>
@@ -14030,7 +14019,7 @@
         </w:trPr>
         <w:tc>
           <w:tcPr>
-            <w:tcW w:w="3009" w:type="dxa"/>
+            <w:tcW w:w="906" w:type="dxa"/>
             <w:tcBorders>
               <w:top w:val="single" w:sz="4" w:space="0" w:color="BFC7D1"/>
               <w:left w:val="single" w:sz="4" w:space="0" w:color="BFC7D1"/>
@@ -14069,7 +14058,7 @@
         </w:tc>
         <w:tc>
           <w:tcPr>
-            <w:tcW w:w="3009" w:type="dxa"/>
+            <w:tcW w:w="4068" w:type="dxa"/>
             <w:tcBorders>
               <w:top w:val="single" w:sz="4" w:space="0" w:color="BFC7D1"/>
               <w:left w:val="single" w:sz="4" w:space="0" w:color="BFC7D1"/>
@@ -14108,7 +14097,7 @@
         </w:tc>
         <w:tc>
           <w:tcPr>
-            <w:tcW w:w="3009" w:type="dxa"/>
+            <w:tcW w:w="4040" w:type="dxa"/>
             <w:tcBorders>
               <w:top w:val="single" w:sz="4" w:space="0" w:color="BFC7D1"/>
               <w:left w:val="single" w:sz="4" w:space="0" w:color="BFC7D1"/>
@@ -14150,7 +14139,7 @@
         <w:trPr/>
         <w:tc>
           <w:tcPr>
-            <w:tcW w:w="3009" w:type="dxa"/>
+            <w:tcW w:w="906" w:type="dxa"/>
             <w:tcBorders>
               <w:top w:val="single" w:sz="4" w:space="0" w:color="BFC7D1"/>
               <w:left w:val="single" w:sz="4" w:space="0" w:color="BFC7D1"/>
@@ -14187,7 +14176,7 @@
         </w:tc>
         <w:tc>
           <w:tcPr>
-            <w:tcW w:w="3009" w:type="dxa"/>
+            <w:tcW w:w="4068" w:type="dxa"/>
             <w:tcBorders>
               <w:top w:val="single" w:sz="4" w:space="0" w:color="BFC7D1"/>
               <w:left w:val="single" w:sz="4" w:space="0" w:color="BFC7D1"/>
@@ -14224,7 +14213,7 @@
         </w:tc>
         <w:tc>
           <w:tcPr>
-            <w:tcW w:w="3009" w:type="dxa"/>
+            <w:tcW w:w="4040" w:type="dxa"/>
             <w:tcBorders>
               <w:top w:val="single" w:sz="4" w:space="0" w:color="BFC7D1"/>
               <w:left w:val="single" w:sz="4" w:space="0" w:color="BFC7D1"/>
@@ -14264,7 +14253,7 @@
         <w:trPr/>
         <w:tc>
           <w:tcPr>
-            <w:tcW w:w="3009" w:type="dxa"/>
+            <w:tcW w:w="906" w:type="dxa"/>
             <w:tcBorders>
               <w:top w:val="single" w:sz="4" w:space="0" w:color="BFC7D1"/>
               <w:left w:val="single" w:sz="4" w:space="0" w:color="BFC7D1"/>
@@ -14301,7 +14290,7 @@
         </w:tc>
         <w:tc>
           <w:tcPr>
-            <w:tcW w:w="3009" w:type="dxa"/>
+            <w:tcW w:w="4068" w:type="dxa"/>
             <w:tcBorders>
               <w:top w:val="single" w:sz="4" w:space="0" w:color="BFC7D1"/>
               <w:left w:val="single" w:sz="4" w:space="0" w:color="BFC7D1"/>
@@ -14338,7 +14327,7 @@
         </w:tc>
         <w:tc>
           <w:tcPr>
-            <w:tcW w:w="3009" w:type="dxa"/>
+            <w:tcW w:w="4040" w:type="dxa"/>
             <w:tcBorders>
               <w:top w:val="single" w:sz="4" w:space="0" w:color="BFC7D1"/>
               <w:left w:val="single" w:sz="4" w:space="0" w:color="BFC7D1"/>
@@ -14378,7 +14367,7 @@
         <w:trPr/>
         <w:tc>
           <w:tcPr>
-            <w:tcW w:w="3009" w:type="dxa"/>
+            <w:tcW w:w="906" w:type="dxa"/>
             <w:tcBorders>
               <w:top w:val="single" w:sz="4" w:space="0" w:color="BFC7D1"/>
               <w:left w:val="single" w:sz="4" w:space="0" w:color="BFC7D1"/>
@@ -14415,7 +14404,7 @@
         </w:tc>
         <w:tc>
           <w:tcPr>
-            <w:tcW w:w="3009" w:type="dxa"/>
+            <w:tcW w:w="4068" w:type="dxa"/>
             <w:tcBorders>
               <w:top w:val="single" w:sz="4" w:space="0" w:color="BFC7D1"/>
               <w:left w:val="single" w:sz="4" w:space="0" w:color="BFC7D1"/>
@@ -14452,7 +14441,7 @@
         </w:tc>
         <w:tc>
           <w:tcPr>
-            <w:tcW w:w="3009" w:type="dxa"/>
+            <w:tcW w:w="4040" w:type="dxa"/>
             <w:tcBorders>
               <w:top w:val="single" w:sz="4" w:space="0" w:color="BFC7D1"/>
               <w:left w:val="single" w:sz="4" w:space="0" w:color="BFC7D1"/>
@@ -14492,7 +14481,7 @@
         <w:trPr/>
         <w:tc>
           <w:tcPr>
-            <w:tcW w:w="3009" w:type="dxa"/>
+            <w:tcW w:w="906" w:type="dxa"/>
             <w:tcBorders>
               <w:top w:val="single" w:sz="4" w:space="0" w:color="BFC7D1"/>
               <w:left w:val="single" w:sz="4" w:space="0" w:color="BFC7D1"/>
@@ -14529,7 +14518,7 @@
         </w:tc>
         <w:tc>
           <w:tcPr>
-            <w:tcW w:w="3009" w:type="dxa"/>
+            <w:tcW w:w="4068" w:type="dxa"/>
             <w:tcBorders>
               <w:top w:val="single" w:sz="4" w:space="0" w:color="BFC7D1"/>
               <w:left w:val="single" w:sz="4" w:space="0" w:color="BFC7D1"/>
@@ -14566,7 +14555,7 @@
         </w:tc>
         <w:tc>
           <w:tcPr>
-            <w:tcW w:w="3009" w:type="dxa"/>
+            <w:tcW w:w="4040" w:type="dxa"/>
             <w:tcBorders>
               <w:top w:val="single" w:sz="4" w:space="0" w:color="BFC7D1"/>
               <w:left w:val="single" w:sz="4" w:space="0" w:color="BFC7D1"/>
@@ -14606,7 +14595,7 @@
         <w:trPr/>
         <w:tc>
           <w:tcPr>
-            <w:tcW w:w="3009" w:type="dxa"/>
+            <w:tcW w:w="906" w:type="dxa"/>
             <w:tcBorders>
               <w:top w:val="single" w:sz="4" w:space="0" w:color="BFC7D1"/>
               <w:left w:val="single" w:sz="4" w:space="0" w:color="BFC7D1"/>
@@ -14643,7 +14632,7 @@
         </w:tc>
         <w:tc>
           <w:tcPr>
-            <w:tcW w:w="3009" w:type="dxa"/>
+            <w:tcW w:w="4068" w:type="dxa"/>
             <w:tcBorders>
               <w:top w:val="single" w:sz="4" w:space="0" w:color="BFC7D1"/>
               <w:left w:val="single" w:sz="4" w:space="0" w:color="BFC7D1"/>
@@ -14680,7 +14669,7 @@
         </w:tc>
         <w:tc>
           <w:tcPr>
-            <w:tcW w:w="3009" w:type="dxa"/>
+            <w:tcW w:w="4040" w:type="dxa"/>
             <w:tcBorders>
               <w:top w:val="single" w:sz="4" w:space="0" w:color="BFC7D1"/>
               <w:left w:val="single" w:sz="4" w:space="0" w:color="BFC7D1"/>
@@ -14720,7 +14709,7 @@
         <w:trPr/>
         <w:tc>
           <w:tcPr>
-            <w:tcW w:w="3009" w:type="dxa"/>
+            <w:tcW w:w="906" w:type="dxa"/>
             <w:tcBorders>
               <w:top w:val="single" w:sz="4" w:space="0" w:color="BFC7D1"/>
               <w:left w:val="single" w:sz="4" w:space="0" w:color="BFC7D1"/>
@@ -14757,7 +14746,7 @@
         </w:tc>
         <w:tc>
           <w:tcPr>
-            <w:tcW w:w="3009" w:type="dxa"/>
+            <w:tcW w:w="4068" w:type="dxa"/>
             <w:tcBorders>
               <w:top w:val="single" w:sz="4" w:space="0" w:color="BFC7D1"/>
               <w:left w:val="single" w:sz="4" w:space="0" w:color="BFC7D1"/>
@@ -14794,7 +14783,7 @@
         </w:tc>
         <w:tc>
           <w:tcPr>
-            <w:tcW w:w="3009" w:type="dxa"/>
+            <w:tcW w:w="4040" w:type="dxa"/>
             <w:tcBorders>
               <w:top w:val="single" w:sz="4" w:space="0" w:color="BFC7D1"/>
               <w:left w:val="single" w:sz="4" w:space="0" w:color="BFC7D1"/>
@@ -14834,7 +14823,7 @@
         <w:trPr/>
         <w:tc>
           <w:tcPr>
-            <w:tcW w:w="3009" w:type="dxa"/>
+            <w:tcW w:w="906" w:type="dxa"/>
             <w:tcBorders>
               <w:top w:val="single" w:sz="4" w:space="0" w:color="BFC7D1"/>
               <w:left w:val="single" w:sz="4" w:space="0" w:color="BFC7D1"/>
@@ -14871,7 +14860,7 @@
         </w:tc>
         <w:tc>
           <w:tcPr>
-            <w:tcW w:w="3009" w:type="dxa"/>
+            <w:tcW w:w="4068" w:type="dxa"/>
             <w:tcBorders>
               <w:top w:val="single" w:sz="4" w:space="0" w:color="BFC7D1"/>
               <w:left w:val="single" w:sz="4" w:space="0" w:color="BFC7D1"/>
@@ -14908,7 +14897,7 @@
         </w:tc>
         <w:tc>
           <w:tcPr>
-            <w:tcW w:w="3009" w:type="dxa"/>
+            <w:tcW w:w="4040" w:type="dxa"/>
             <w:tcBorders>
               <w:top w:val="single" w:sz="4" w:space="0" w:color="BFC7D1"/>
               <w:left w:val="single" w:sz="4" w:space="0" w:color="BFC7D1"/>
@@ -14948,7 +14937,7 @@
         <w:trPr/>
         <w:tc>
           <w:tcPr>
-            <w:tcW w:w="3009" w:type="dxa"/>
+            <w:tcW w:w="906" w:type="dxa"/>
             <w:tcBorders>
               <w:top w:val="single" w:sz="4" w:space="0" w:color="BFC7D1"/>
               <w:left w:val="single" w:sz="4" w:space="0" w:color="BFC7D1"/>
@@ -14985,7 +14974,7 @@
         </w:tc>
         <w:tc>
           <w:tcPr>
-            <w:tcW w:w="3009" w:type="dxa"/>
+            <w:tcW w:w="4068" w:type="dxa"/>
             <w:tcBorders>
               <w:top w:val="single" w:sz="4" w:space="0" w:color="BFC7D1"/>
               <w:left w:val="single" w:sz="4" w:space="0" w:color="BFC7D1"/>
@@ -15022,7 +15011,7 @@
         </w:tc>
         <w:tc>
           <w:tcPr>
-            <w:tcW w:w="3009" w:type="dxa"/>
+            <w:tcW w:w="4040" w:type="dxa"/>
             <w:tcBorders>
               <w:top w:val="single" w:sz="4" w:space="0" w:color="BFC7D1"/>
               <w:left w:val="single" w:sz="4" w:space="0" w:color="BFC7D1"/>
@@ -15062,7 +15051,7 @@
         <w:trPr/>
         <w:tc>
           <w:tcPr>
-            <w:tcW w:w="3009" w:type="dxa"/>
+            <w:tcW w:w="906" w:type="dxa"/>
             <w:tcBorders>
               <w:top w:val="single" w:sz="4" w:space="0" w:color="BFC7D1"/>
               <w:left w:val="single" w:sz="4" w:space="0" w:color="BFC7D1"/>
@@ -15099,7 +15088,7 @@
         </w:tc>
         <w:tc>
           <w:tcPr>
-            <w:tcW w:w="3009" w:type="dxa"/>
+            <w:tcW w:w="4068" w:type="dxa"/>
             <w:tcBorders>
               <w:top w:val="single" w:sz="4" w:space="0" w:color="BFC7D1"/>
               <w:left w:val="single" w:sz="4" w:space="0" w:color="BFC7D1"/>
@@ -15136,7 +15125,7 @@
         </w:tc>
         <w:tc>
           <w:tcPr>
-            <w:tcW w:w="3009" w:type="dxa"/>
+            <w:tcW w:w="4040" w:type="dxa"/>
             <w:tcBorders>
               <w:top w:val="single" w:sz="4" w:space="0" w:color="BFC7D1"/>
               <w:left w:val="single" w:sz="4" w:space="0" w:color="BFC7D1"/>
@@ -15176,7 +15165,7 @@
         <w:trPr/>
         <w:tc>
           <w:tcPr>
-            <w:tcW w:w="3009" w:type="dxa"/>
+            <w:tcW w:w="906" w:type="dxa"/>
             <w:tcBorders>
               <w:top w:val="single" w:sz="4" w:space="0" w:color="BFC7D1"/>
               <w:left w:val="single" w:sz="4" w:space="0" w:color="BFC7D1"/>
@@ -15213,7 +15202,7 @@
         </w:tc>
         <w:tc>
           <w:tcPr>
-            <w:tcW w:w="3009" w:type="dxa"/>
+            <w:tcW w:w="4068" w:type="dxa"/>
             <w:tcBorders>
               <w:top w:val="single" w:sz="4" w:space="0" w:color="BFC7D1"/>
               <w:left w:val="single" w:sz="4" w:space="0" w:color="BFC7D1"/>
@@ -15250,7 +15239,7 @@
         </w:tc>
         <w:tc>
           <w:tcPr>
-            <w:tcW w:w="3009" w:type="dxa"/>
+            <w:tcW w:w="4040" w:type="dxa"/>
             <w:tcBorders>
               <w:top w:val="single" w:sz="4" w:space="0" w:color="BFC7D1"/>
               <w:left w:val="single" w:sz="4" w:space="0" w:color="BFC7D1"/>
@@ -15290,7 +15279,7 @@
         <w:trPr/>
         <w:tc>
           <w:tcPr>
-            <w:tcW w:w="3009" w:type="dxa"/>
+            <w:tcW w:w="906" w:type="dxa"/>
             <w:tcBorders>
               <w:top w:val="single" w:sz="4" w:space="0" w:color="BFC7D1"/>
               <w:left w:val="single" w:sz="4" w:space="0" w:color="BFC7D1"/>
@@ -15327,7 +15316,7 @@
         </w:tc>
         <w:tc>
           <w:tcPr>
-            <w:tcW w:w="3009" w:type="dxa"/>
+            <w:tcW w:w="4068" w:type="dxa"/>
             <w:tcBorders>
               <w:top w:val="single" w:sz="4" w:space="0" w:color="BFC7D1"/>
               <w:left w:val="single" w:sz="4" w:space="0" w:color="BFC7D1"/>
@@ -15364,7 +15353,7 @@
         </w:tc>
         <w:tc>
           <w:tcPr>
-            <w:tcW w:w="3009" w:type="dxa"/>
+            <w:tcW w:w="4040" w:type="dxa"/>
             <w:tcBorders>
               <w:top w:val="single" w:sz="4" w:space="0" w:color="BFC7D1"/>
               <w:left w:val="single" w:sz="4" w:space="0" w:color="BFC7D1"/>
@@ -15404,7 +15393,7 @@
         <w:trPr/>
         <w:tc>
           <w:tcPr>
-            <w:tcW w:w="3009" w:type="dxa"/>
+            <w:tcW w:w="906" w:type="dxa"/>
             <w:tcBorders>
               <w:top w:val="single" w:sz="4" w:space="0" w:color="BFC7D1"/>
               <w:left w:val="single" w:sz="4" w:space="0" w:color="BFC7D1"/>
@@ -15441,7 +15430,7 @@
         </w:tc>
         <w:tc>
           <w:tcPr>
-            <w:tcW w:w="3009" w:type="dxa"/>
+            <w:tcW w:w="4068" w:type="dxa"/>
             <w:tcBorders>
               <w:top w:val="single" w:sz="4" w:space="0" w:color="BFC7D1"/>
               <w:left w:val="single" w:sz="4" w:space="0" w:color="BFC7D1"/>
@@ -15478,7 +15467,7 @@
         </w:tc>
         <w:tc>
           <w:tcPr>
-            <w:tcW w:w="3009" w:type="dxa"/>
+            <w:tcW w:w="4040" w:type="dxa"/>
             <w:tcBorders>
               <w:top w:val="single" w:sz="4" w:space="0" w:color="BFC7D1"/>
               <w:left w:val="single" w:sz="4" w:space="0" w:color="BFC7D1"/>
@@ -15533,7 +15522,7 @@
         <w:pStyle w:val="Heading1"/>
         <w:rPr/>
       </w:pPr>
-      <w:bookmarkStart w:id="29" w:name="__RefHeading___Toc4904_1508998633"/>
+      <w:bookmarkStart w:id="29" w:name="__RefHeading___Toc10819_1649759004"/>
       <w:bookmarkEnd w:id="29"/>
       <w:r>
         <w:rPr>
@@ -15563,7 +15552,7 @@
     <w:tbl>
       <w:tblPr>
         <w:tblStyle w:val="TableGrid"/>
-        <w:tblW w:w="9027" w:type="dxa"/>
+        <w:tblW w:w="9014" w:type="dxa"/>
         <w:jc w:val="left"/>
         <w:tblInd w:w="0" w:type="dxa"/>
         <w:tblLayout w:type="fixed"/>
@@ -15576,9 +15565,9 @@
         <w:tblLook w:val="04a0" w:noHBand="0" w:noVBand="1" w:firstColumn="1" w:lastRow="0" w:lastColumn="0" w:firstRow="1"/>
       </w:tblPr>
       <w:tblGrid>
-        <w:gridCol w:w="3009"/>
-        <w:gridCol w:w="3009"/>
-        <w:gridCol w:w="3009"/>
+        <w:gridCol w:w="906"/>
+        <w:gridCol w:w="4068"/>
+        <w:gridCol w:w="4040"/>
       </w:tblGrid>
       <w:tr>
         <w:trPr>
@@ -15586,7 +15575,7 @@
         </w:trPr>
         <w:tc>
           <w:tcPr>
-            <w:tcW w:w="3009" w:type="dxa"/>
+            <w:tcW w:w="906" w:type="dxa"/>
             <w:tcBorders>
               <w:top w:val="single" w:sz="4" w:space="0" w:color="BFC7D1"/>
               <w:left w:val="single" w:sz="4" w:space="0" w:color="BFC7D1"/>
@@ -15625,7 +15614,7 @@
         </w:tc>
         <w:tc>
           <w:tcPr>
-            <w:tcW w:w="3009" w:type="dxa"/>
+            <w:tcW w:w="4068" w:type="dxa"/>
             <w:tcBorders>
               <w:top w:val="single" w:sz="4" w:space="0" w:color="BFC7D1"/>
               <w:left w:val="single" w:sz="4" w:space="0" w:color="BFC7D1"/>
@@ -15664,7 +15653,7 @@
         </w:tc>
         <w:tc>
           <w:tcPr>
-            <w:tcW w:w="3009" w:type="dxa"/>
+            <w:tcW w:w="4040" w:type="dxa"/>
             <w:tcBorders>
               <w:top w:val="single" w:sz="4" w:space="0" w:color="BFC7D1"/>
               <w:left w:val="single" w:sz="4" w:space="0" w:color="BFC7D1"/>
@@ -15706,7 +15695,7 @@
         <w:trPr/>
         <w:tc>
           <w:tcPr>
-            <w:tcW w:w="3009" w:type="dxa"/>
+            <w:tcW w:w="906" w:type="dxa"/>
             <w:tcBorders>
               <w:top w:val="single" w:sz="4" w:space="0" w:color="BFC7D1"/>
               <w:left w:val="single" w:sz="4" w:space="0" w:color="BFC7D1"/>
@@ -15743,7 +15732,7 @@
         </w:tc>
         <w:tc>
           <w:tcPr>
-            <w:tcW w:w="3009" w:type="dxa"/>
+            <w:tcW w:w="4068" w:type="dxa"/>
             <w:tcBorders>
               <w:top w:val="single" w:sz="4" w:space="0" w:color="BFC7D1"/>
               <w:left w:val="single" w:sz="4" w:space="0" w:color="BFC7D1"/>
@@ -15780,7 +15769,7 @@
         </w:tc>
         <w:tc>
           <w:tcPr>
-            <w:tcW w:w="3009" w:type="dxa"/>
+            <w:tcW w:w="4040" w:type="dxa"/>
             <w:tcBorders>
               <w:top w:val="single" w:sz="4" w:space="0" w:color="BFC7D1"/>
               <w:left w:val="single" w:sz="4" w:space="0" w:color="BFC7D1"/>
@@ -15820,7 +15809,7 @@
         <w:trPr/>
         <w:tc>
           <w:tcPr>
-            <w:tcW w:w="3009" w:type="dxa"/>
+            <w:tcW w:w="906" w:type="dxa"/>
             <w:tcBorders>
               <w:top w:val="single" w:sz="4" w:space="0" w:color="BFC7D1"/>
               <w:left w:val="single" w:sz="4" w:space="0" w:color="BFC7D1"/>
@@ -15857,7 +15846,7 @@
         </w:tc>
         <w:tc>
           <w:tcPr>
-            <w:tcW w:w="3009" w:type="dxa"/>
+            <w:tcW w:w="4068" w:type="dxa"/>
             <w:tcBorders>
               <w:top w:val="single" w:sz="4" w:space="0" w:color="BFC7D1"/>
               <w:left w:val="single" w:sz="4" w:space="0" w:color="BFC7D1"/>
@@ -15894,7 +15883,7 @@
         </w:tc>
         <w:tc>
           <w:tcPr>
-            <w:tcW w:w="3009" w:type="dxa"/>
+            <w:tcW w:w="4040" w:type="dxa"/>
             <w:tcBorders>
               <w:top w:val="single" w:sz="4" w:space="0" w:color="BFC7D1"/>
               <w:left w:val="single" w:sz="4" w:space="0" w:color="BFC7D1"/>
@@ -15934,7 +15923,7 @@
         <w:trPr/>
         <w:tc>
           <w:tcPr>
-            <w:tcW w:w="3009" w:type="dxa"/>
+            <w:tcW w:w="906" w:type="dxa"/>
             <w:tcBorders>
               <w:top w:val="single" w:sz="4" w:space="0" w:color="BFC7D1"/>
               <w:left w:val="single" w:sz="4" w:space="0" w:color="BFC7D1"/>
@@ -15971,7 +15960,7 @@
         </w:tc>
         <w:tc>
           <w:tcPr>
-            <w:tcW w:w="3009" w:type="dxa"/>
+            <w:tcW w:w="4068" w:type="dxa"/>
             <w:tcBorders>
               <w:top w:val="single" w:sz="4" w:space="0" w:color="BFC7D1"/>
               <w:left w:val="single" w:sz="4" w:space="0" w:color="BFC7D1"/>
@@ -16008,7 +15997,7 @@
         </w:tc>
         <w:tc>
           <w:tcPr>
-            <w:tcW w:w="3009" w:type="dxa"/>
+            <w:tcW w:w="4040" w:type="dxa"/>
             <w:tcBorders>
               <w:top w:val="single" w:sz="4" w:space="0" w:color="BFC7D1"/>
               <w:left w:val="single" w:sz="4" w:space="0" w:color="BFC7D1"/>
@@ -16048,7 +16037,7 @@
         <w:trPr/>
         <w:tc>
           <w:tcPr>
-            <w:tcW w:w="3009" w:type="dxa"/>
+            <w:tcW w:w="906" w:type="dxa"/>
             <w:tcBorders>
               <w:top w:val="single" w:sz="4" w:space="0" w:color="BFC7D1"/>
               <w:left w:val="single" w:sz="4" w:space="0" w:color="BFC7D1"/>
@@ -16085,7 +16074,7 @@
         </w:tc>
         <w:tc>
           <w:tcPr>
-            <w:tcW w:w="3009" w:type="dxa"/>
+            <w:tcW w:w="4068" w:type="dxa"/>
             <w:tcBorders>
               <w:top w:val="single" w:sz="4" w:space="0" w:color="BFC7D1"/>
               <w:left w:val="single" w:sz="4" w:space="0" w:color="BFC7D1"/>
@@ -16122,7 +16111,7 @@
         </w:tc>
         <w:tc>
           <w:tcPr>
-            <w:tcW w:w="3009" w:type="dxa"/>
+            <w:tcW w:w="4040" w:type="dxa"/>
             <w:tcBorders>
               <w:top w:val="single" w:sz="4" w:space="0" w:color="BFC7D1"/>
               <w:left w:val="single" w:sz="4" w:space="0" w:color="BFC7D1"/>
@@ -16160,7 +16149,7 @@
         <w:trPr/>
         <w:tc>
           <w:tcPr>
-            <w:tcW w:w="3009" w:type="dxa"/>
+            <w:tcW w:w="906" w:type="dxa"/>
             <w:tcBorders>
               <w:top w:val="single" w:sz="4" w:space="0" w:color="BFC7D1"/>
               <w:left w:val="single" w:sz="4" w:space="0" w:color="BFC7D1"/>
@@ -16197,7 +16186,7 @@
         </w:tc>
         <w:tc>
           <w:tcPr>
-            <w:tcW w:w="3009" w:type="dxa"/>
+            <w:tcW w:w="4068" w:type="dxa"/>
             <w:tcBorders>
               <w:top w:val="single" w:sz="4" w:space="0" w:color="BFC7D1"/>
               <w:left w:val="single" w:sz="4" w:space="0" w:color="BFC7D1"/>
@@ -16234,7 +16223,7 @@
         </w:tc>
         <w:tc>
           <w:tcPr>
-            <w:tcW w:w="3009" w:type="dxa"/>
+            <w:tcW w:w="4040" w:type="dxa"/>
             <w:tcBorders>
               <w:top w:val="single" w:sz="4" w:space="0" w:color="BFC7D1"/>
               <w:left w:val="single" w:sz="4" w:space="0" w:color="BFC7D1"/>
@@ -16274,7 +16263,7 @@
         <w:trPr/>
         <w:tc>
           <w:tcPr>
-            <w:tcW w:w="3009" w:type="dxa"/>
+            <w:tcW w:w="906" w:type="dxa"/>
             <w:tcBorders>
               <w:top w:val="single" w:sz="4" w:space="0" w:color="BFC7D1"/>
               <w:left w:val="single" w:sz="4" w:space="0" w:color="BFC7D1"/>
@@ -16311,7 +16300,7 @@
         </w:tc>
         <w:tc>
           <w:tcPr>
-            <w:tcW w:w="3009" w:type="dxa"/>
+            <w:tcW w:w="4068" w:type="dxa"/>
             <w:tcBorders>
               <w:top w:val="single" w:sz="4" w:space="0" w:color="BFC7D1"/>
               <w:left w:val="single" w:sz="4" w:space="0" w:color="BFC7D1"/>
@@ -16348,7 +16337,7 @@
         </w:tc>
         <w:tc>
           <w:tcPr>
-            <w:tcW w:w="3009" w:type="dxa"/>
+            <w:tcW w:w="4040" w:type="dxa"/>
             <w:tcBorders>
               <w:top w:val="single" w:sz="4" w:space="0" w:color="BFC7D1"/>
               <w:left w:val="single" w:sz="4" w:space="0" w:color="BFC7D1"/>
@@ -16388,7 +16377,7 @@
         <w:trPr/>
         <w:tc>
           <w:tcPr>
-            <w:tcW w:w="3009" w:type="dxa"/>
+            <w:tcW w:w="906" w:type="dxa"/>
             <w:tcBorders>
               <w:top w:val="single" w:sz="4" w:space="0" w:color="BFC7D1"/>
               <w:left w:val="single" w:sz="4" w:space="0" w:color="BFC7D1"/>
@@ -16425,7 +16414,7 @@
         </w:tc>
         <w:tc>
           <w:tcPr>
-            <w:tcW w:w="3009" w:type="dxa"/>
+            <w:tcW w:w="4068" w:type="dxa"/>
             <w:tcBorders>
               <w:top w:val="single" w:sz="4" w:space="0" w:color="BFC7D1"/>
               <w:left w:val="single" w:sz="4" w:space="0" w:color="BFC7D1"/>
@@ -16462,7 +16451,7 @@
         </w:tc>
         <w:tc>
           <w:tcPr>
-            <w:tcW w:w="3009" w:type="dxa"/>
+            <w:tcW w:w="4040" w:type="dxa"/>
             <w:tcBorders>
               <w:top w:val="single" w:sz="4" w:space="0" w:color="BFC7D1"/>
               <w:left w:val="single" w:sz="4" w:space="0" w:color="BFC7D1"/>
@@ -16502,7 +16491,7 @@
         <w:trPr/>
         <w:tc>
           <w:tcPr>
-            <w:tcW w:w="3009" w:type="dxa"/>
+            <w:tcW w:w="906" w:type="dxa"/>
             <w:tcBorders>
               <w:top w:val="single" w:sz="4" w:space="0" w:color="BFC7D1"/>
               <w:left w:val="single" w:sz="4" w:space="0" w:color="BFC7D1"/>
@@ -16539,7 +16528,7 @@
         </w:tc>
         <w:tc>
           <w:tcPr>
-            <w:tcW w:w="3009" w:type="dxa"/>
+            <w:tcW w:w="4068" w:type="dxa"/>
             <w:tcBorders>
               <w:top w:val="single" w:sz="4" w:space="0" w:color="BFC7D1"/>
               <w:left w:val="single" w:sz="4" w:space="0" w:color="BFC7D1"/>
@@ -16576,7 +16565,7 @@
         </w:tc>
         <w:tc>
           <w:tcPr>
-            <w:tcW w:w="3009" w:type="dxa"/>
+            <w:tcW w:w="4040" w:type="dxa"/>
             <w:tcBorders>
               <w:top w:val="single" w:sz="4" w:space="0" w:color="BFC7D1"/>
               <w:left w:val="single" w:sz="4" w:space="0" w:color="BFC7D1"/>
@@ -16614,7 +16603,7 @@
         <w:trPr/>
         <w:tc>
           <w:tcPr>
-            <w:tcW w:w="3009" w:type="dxa"/>
+            <w:tcW w:w="906" w:type="dxa"/>
             <w:tcBorders>
               <w:top w:val="single" w:sz="4" w:space="0" w:color="BFC7D1"/>
               <w:left w:val="single" w:sz="4" w:space="0" w:color="BFC7D1"/>
@@ -16651,7 +16640,7 @@
         </w:tc>
         <w:tc>
           <w:tcPr>
-            <w:tcW w:w="3009" w:type="dxa"/>
+            <w:tcW w:w="4068" w:type="dxa"/>
             <w:tcBorders>
               <w:top w:val="single" w:sz="4" w:space="0" w:color="BFC7D1"/>
               <w:left w:val="single" w:sz="4" w:space="0" w:color="BFC7D1"/>
@@ -16688,7 +16677,7 @@
         </w:tc>
         <w:tc>
           <w:tcPr>
-            <w:tcW w:w="3009" w:type="dxa"/>
+            <w:tcW w:w="4040" w:type="dxa"/>
             <w:tcBorders>
               <w:top w:val="single" w:sz="4" w:space="0" w:color="BFC7D1"/>
               <w:left w:val="single" w:sz="4" w:space="0" w:color="BFC7D1"/>
@@ -16728,7 +16717,7 @@
         <w:trPr/>
         <w:tc>
           <w:tcPr>
-            <w:tcW w:w="3009" w:type="dxa"/>
+            <w:tcW w:w="906" w:type="dxa"/>
             <w:tcBorders>
               <w:top w:val="single" w:sz="4" w:space="0" w:color="BFC7D1"/>
               <w:left w:val="single" w:sz="4" w:space="0" w:color="BFC7D1"/>
@@ -16765,7 +16754,7 @@
         </w:tc>
         <w:tc>
           <w:tcPr>
-            <w:tcW w:w="3009" w:type="dxa"/>
+            <w:tcW w:w="4068" w:type="dxa"/>
             <w:tcBorders>
               <w:top w:val="single" w:sz="4" w:space="0" w:color="BFC7D1"/>
               <w:left w:val="single" w:sz="4" w:space="0" w:color="BFC7D1"/>
@@ -16802,7 +16791,7 @@
         </w:tc>
         <w:tc>
           <w:tcPr>
-            <w:tcW w:w="3009" w:type="dxa"/>
+            <w:tcW w:w="4040" w:type="dxa"/>
             <w:tcBorders>
               <w:top w:val="single" w:sz="4" w:space="0" w:color="BFC7D1"/>
               <w:left w:val="single" w:sz="4" w:space="0" w:color="BFC7D1"/>
@@ -16842,7 +16831,7 @@
         <w:trPr/>
         <w:tc>
           <w:tcPr>
-            <w:tcW w:w="3009" w:type="dxa"/>
+            <w:tcW w:w="906" w:type="dxa"/>
             <w:tcBorders>
               <w:top w:val="single" w:sz="4" w:space="0" w:color="BFC7D1"/>
               <w:left w:val="single" w:sz="4" w:space="0" w:color="BFC7D1"/>
@@ -16879,7 +16868,7 @@
         </w:tc>
         <w:tc>
           <w:tcPr>
-            <w:tcW w:w="3009" w:type="dxa"/>
+            <w:tcW w:w="4068" w:type="dxa"/>
             <w:tcBorders>
               <w:top w:val="single" w:sz="4" w:space="0" w:color="BFC7D1"/>
               <w:left w:val="single" w:sz="4" w:space="0" w:color="BFC7D1"/>
@@ -16916,7 +16905,7 @@
         </w:tc>
         <w:tc>
           <w:tcPr>
-            <w:tcW w:w="3009" w:type="dxa"/>
+            <w:tcW w:w="4040" w:type="dxa"/>
             <w:tcBorders>
               <w:top w:val="single" w:sz="4" w:space="0" w:color="BFC7D1"/>
               <w:left w:val="single" w:sz="4" w:space="0" w:color="BFC7D1"/>
@@ -16956,7 +16945,7 @@
         <w:trPr/>
         <w:tc>
           <w:tcPr>
-            <w:tcW w:w="3009" w:type="dxa"/>
+            <w:tcW w:w="906" w:type="dxa"/>
             <w:tcBorders>
               <w:top w:val="single" w:sz="4" w:space="0" w:color="BFC7D1"/>
               <w:left w:val="single" w:sz="4" w:space="0" w:color="BFC7D1"/>
@@ -16993,7 +16982,7 @@
         </w:tc>
         <w:tc>
           <w:tcPr>
-            <w:tcW w:w="3009" w:type="dxa"/>
+            <w:tcW w:w="4068" w:type="dxa"/>
             <w:tcBorders>
               <w:top w:val="single" w:sz="4" w:space="0" w:color="BFC7D1"/>
               <w:left w:val="single" w:sz="4" w:space="0" w:color="BFC7D1"/>
@@ -17030,7 +17019,7 @@
         </w:tc>
         <w:tc>
           <w:tcPr>
-            <w:tcW w:w="3009" w:type="dxa"/>
+            <w:tcW w:w="4040" w:type="dxa"/>
             <w:tcBorders>
               <w:top w:val="single" w:sz="4" w:space="0" w:color="BFC7D1"/>
               <w:left w:val="single" w:sz="4" w:space="0" w:color="BFC7D1"/>
@@ -17070,7 +17059,7 @@
         <w:trPr/>
         <w:tc>
           <w:tcPr>
-            <w:tcW w:w="3009" w:type="dxa"/>
+            <w:tcW w:w="906" w:type="dxa"/>
             <w:tcBorders>
               <w:top w:val="single" w:sz="4" w:space="0" w:color="BFC7D1"/>
               <w:left w:val="single" w:sz="4" w:space="0" w:color="BFC7D1"/>
@@ -17107,7 +17096,7 @@
         </w:tc>
         <w:tc>
           <w:tcPr>
-            <w:tcW w:w="3009" w:type="dxa"/>
+            <w:tcW w:w="4068" w:type="dxa"/>
             <w:tcBorders>
               <w:top w:val="single" w:sz="4" w:space="0" w:color="BFC7D1"/>
               <w:left w:val="single" w:sz="4" w:space="0" w:color="BFC7D1"/>
@@ -17144,7 +17133,7 @@
         </w:tc>
         <w:tc>
           <w:tcPr>
-            <w:tcW w:w="3009" w:type="dxa"/>
+            <w:tcW w:w="4040" w:type="dxa"/>
             <w:tcBorders>
               <w:top w:val="single" w:sz="4" w:space="0" w:color="BFC7D1"/>
               <w:left w:val="single" w:sz="4" w:space="0" w:color="BFC7D1"/>
@@ -17184,7 +17173,7 @@
         <w:trPr/>
         <w:tc>
           <w:tcPr>
-            <w:tcW w:w="3009" w:type="dxa"/>
+            <w:tcW w:w="906" w:type="dxa"/>
             <w:tcBorders>
               <w:top w:val="single" w:sz="4" w:space="0" w:color="BFC7D1"/>
               <w:left w:val="single" w:sz="4" w:space="0" w:color="BFC7D1"/>
@@ -17221,7 +17210,7 @@
         </w:tc>
         <w:tc>
           <w:tcPr>
-            <w:tcW w:w="3009" w:type="dxa"/>
+            <w:tcW w:w="4068" w:type="dxa"/>
             <w:tcBorders>
               <w:top w:val="single" w:sz="4" w:space="0" w:color="BFC7D1"/>
               <w:left w:val="single" w:sz="4" w:space="0" w:color="BFC7D1"/>
@@ -17258,7 +17247,7 @@
         </w:tc>
         <w:tc>
           <w:tcPr>
-            <w:tcW w:w="3009" w:type="dxa"/>
+            <w:tcW w:w="4040" w:type="dxa"/>
             <w:tcBorders>
               <w:top w:val="single" w:sz="4" w:space="0" w:color="BFC7D1"/>
               <w:left w:val="single" w:sz="4" w:space="0" w:color="BFC7D1"/>
@@ -17298,7 +17287,7 @@
         <w:trPr/>
         <w:tc>
           <w:tcPr>
-            <w:tcW w:w="3009" w:type="dxa"/>
+            <w:tcW w:w="906" w:type="dxa"/>
             <w:tcBorders>
               <w:top w:val="single" w:sz="4" w:space="0" w:color="BFC7D1"/>
               <w:left w:val="single" w:sz="4" w:space="0" w:color="BFC7D1"/>
@@ -17335,7 +17324,7 @@
         </w:tc>
         <w:tc>
           <w:tcPr>
-            <w:tcW w:w="3009" w:type="dxa"/>
+            <w:tcW w:w="4068" w:type="dxa"/>
             <w:tcBorders>
               <w:top w:val="single" w:sz="4" w:space="0" w:color="BFC7D1"/>
               <w:left w:val="single" w:sz="4" w:space="0" w:color="BFC7D1"/>
@@ -17372,7 +17361,7 @@
         </w:tc>
         <w:tc>
           <w:tcPr>
-            <w:tcW w:w="3009" w:type="dxa"/>
+            <w:tcW w:w="4040" w:type="dxa"/>
             <w:tcBorders>
               <w:top w:val="single" w:sz="4" w:space="0" w:color="BFC7D1"/>
               <w:left w:val="single" w:sz="4" w:space="0" w:color="BFC7D1"/>
@@ -17412,7 +17401,7 @@
         <w:trPr/>
         <w:tc>
           <w:tcPr>
-            <w:tcW w:w="3009" w:type="dxa"/>
+            <w:tcW w:w="906" w:type="dxa"/>
             <w:tcBorders>
               <w:top w:val="single" w:sz="4" w:space="0" w:color="BFC7D1"/>
               <w:left w:val="single" w:sz="4" w:space="0" w:color="BFC7D1"/>
@@ -17449,7 +17438,7 @@
         </w:tc>
         <w:tc>
           <w:tcPr>
-            <w:tcW w:w="3009" w:type="dxa"/>
+            <w:tcW w:w="4068" w:type="dxa"/>
             <w:tcBorders>
               <w:top w:val="single" w:sz="4" w:space="0" w:color="BFC7D1"/>
               <w:left w:val="single" w:sz="4" w:space="0" w:color="BFC7D1"/>
@@ -17486,7 +17475,7 @@
         </w:tc>
         <w:tc>
           <w:tcPr>
-            <w:tcW w:w="3009" w:type="dxa"/>
+            <w:tcW w:w="4040" w:type="dxa"/>
             <w:tcBorders>
               <w:top w:val="single" w:sz="4" w:space="0" w:color="BFC7D1"/>
               <w:left w:val="single" w:sz="4" w:space="0" w:color="BFC7D1"/>
@@ -17526,7 +17515,7 @@
         <w:trPr/>
         <w:tc>
           <w:tcPr>
-            <w:tcW w:w="3009" w:type="dxa"/>
+            <w:tcW w:w="906" w:type="dxa"/>
             <w:tcBorders>
               <w:top w:val="single" w:sz="4" w:space="0" w:color="BFC7D1"/>
               <w:left w:val="single" w:sz="4" w:space="0" w:color="BFC7D1"/>
@@ -17563,7 +17552,7 @@
         </w:tc>
         <w:tc>
           <w:tcPr>
-            <w:tcW w:w="3009" w:type="dxa"/>
+            <w:tcW w:w="4068" w:type="dxa"/>
             <w:tcBorders>
               <w:top w:val="single" w:sz="4" w:space="0" w:color="BFC7D1"/>
               <w:left w:val="single" w:sz="4" w:space="0" w:color="BFC7D1"/>
@@ -17600,7 +17589,7 @@
         </w:tc>
         <w:tc>
           <w:tcPr>
-            <w:tcW w:w="3009" w:type="dxa"/>
+            <w:tcW w:w="4040" w:type="dxa"/>
             <w:tcBorders>
               <w:top w:val="single" w:sz="4" w:space="0" w:color="BFC7D1"/>
               <w:left w:val="single" w:sz="4" w:space="0" w:color="BFC7D1"/>
@@ -17640,7 +17629,7 @@
         <w:trPr/>
         <w:tc>
           <w:tcPr>
-            <w:tcW w:w="3009" w:type="dxa"/>
+            <w:tcW w:w="906" w:type="dxa"/>
             <w:tcBorders>
               <w:top w:val="single" w:sz="4" w:space="0" w:color="BFC7D1"/>
               <w:left w:val="single" w:sz="4" w:space="0" w:color="BFC7D1"/>
@@ -17677,7 +17666,7 @@
         </w:tc>
         <w:tc>
           <w:tcPr>
-            <w:tcW w:w="3009" w:type="dxa"/>
+            <w:tcW w:w="4068" w:type="dxa"/>
             <w:tcBorders>
               <w:top w:val="single" w:sz="4" w:space="0" w:color="BFC7D1"/>
               <w:left w:val="single" w:sz="4" w:space="0" w:color="BFC7D1"/>
@@ -17714,7 +17703,7 @@
         </w:tc>
         <w:tc>
           <w:tcPr>
-            <w:tcW w:w="3009" w:type="dxa"/>
+            <w:tcW w:w="4040" w:type="dxa"/>
             <w:tcBorders>
               <w:top w:val="single" w:sz="4" w:space="0" w:color="BFC7D1"/>
               <w:left w:val="single" w:sz="4" w:space="0" w:color="BFC7D1"/>
@@ -17754,7 +17743,7 @@
         <w:trPr/>
         <w:tc>
           <w:tcPr>
-            <w:tcW w:w="3009" w:type="dxa"/>
+            <w:tcW w:w="906" w:type="dxa"/>
             <w:tcBorders>
               <w:top w:val="single" w:sz="4" w:space="0" w:color="BFC7D1"/>
               <w:left w:val="single" w:sz="4" w:space="0" w:color="BFC7D1"/>
@@ -17791,7 +17780,7 @@
         </w:tc>
         <w:tc>
           <w:tcPr>
-            <w:tcW w:w="3009" w:type="dxa"/>
+            <w:tcW w:w="4068" w:type="dxa"/>
             <w:tcBorders>
               <w:top w:val="single" w:sz="4" w:space="0" w:color="BFC7D1"/>
               <w:left w:val="single" w:sz="4" w:space="0" w:color="BFC7D1"/>
@@ -17828,7 +17817,7 @@
         </w:tc>
         <w:tc>
           <w:tcPr>
-            <w:tcW w:w="3009" w:type="dxa"/>
+            <w:tcW w:w="4040" w:type="dxa"/>
             <w:tcBorders>
               <w:top w:val="single" w:sz="4" w:space="0" w:color="BFC7D1"/>
               <w:left w:val="single" w:sz="4" w:space="0" w:color="BFC7D1"/>
@@ -17868,7 +17857,7 @@
         <w:trPr/>
         <w:tc>
           <w:tcPr>
-            <w:tcW w:w="3009" w:type="dxa"/>
+            <w:tcW w:w="906" w:type="dxa"/>
             <w:tcBorders>
               <w:top w:val="single" w:sz="4" w:space="0" w:color="BFC7D1"/>
               <w:left w:val="single" w:sz="4" w:space="0" w:color="BFC7D1"/>
@@ -17905,7 +17894,7 @@
         </w:tc>
         <w:tc>
           <w:tcPr>
-            <w:tcW w:w="3009" w:type="dxa"/>
+            <w:tcW w:w="4068" w:type="dxa"/>
             <w:tcBorders>
               <w:top w:val="single" w:sz="4" w:space="0" w:color="BFC7D1"/>
               <w:left w:val="single" w:sz="4" w:space="0" w:color="BFC7D1"/>
@@ -17942,7 +17931,7 @@
         </w:tc>
         <w:tc>
           <w:tcPr>
-            <w:tcW w:w="3009" w:type="dxa"/>
+            <w:tcW w:w="4040" w:type="dxa"/>
             <w:tcBorders>
               <w:top w:val="single" w:sz="4" w:space="0" w:color="BFC7D1"/>
               <w:left w:val="single" w:sz="4" w:space="0" w:color="BFC7D1"/>
@@ -18012,7 +18001,7 @@
         <w:pStyle w:val="Heading1"/>
         <w:rPr/>
       </w:pPr>
-      <w:bookmarkStart w:id="30" w:name="__RefHeading___Toc4906_1508998633"/>
+      <w:bookmarkStart w:id="30" w:name="__RefHeading___Toc10821_1649759004"/>
       <w:bookmarkEnd w:id="30"/>
       <w:r>
         <w:rPr>
@@ -18029,7 +18018,7 @@
         <w:pStyle w:val="Heading2"/>
         <w:rPr/>
       </w:pPr>
-      <w:bookmarkStart w:id="31" w:name="__RefHeading___Toc4908_1508998633"/>
+      <w:bookmarkStart w:id="31" w:name="__RefHeading___Toc10823_1649759004"/>
       <w:bookmarkEnd w:id="31"/>
       <w:r>
         <w:rPr>
@@ -18044,7 +18033,7 @@
     <w:tbl>
       <w:tblPr>
         <w:tblStyle w:val="TableGrid"/>
-        <w:tblW w:w="9027" w:type="dxa"/>
+        <w:tblW w:w="9015" w:type="dxa"/>
         <w:jc w:val="left"/>
         <w:tblInd w:w="0" w:type="dxa"/>
         <w:tblLayout w:type="fixed"/>
@@ -18057,9 +18046,9 @@
         <w:tblLook w:val="04a0" w:noHBand="0" w:noVBand="1" w:firstColumn="1" w:lastRow="0" w:lastColumn="0" w:firstRow="1"/>
       </w:tblPr>
       <w:tblGrid>
-        <w:gridCol w:w="3009"/>
-        <w:gridCol w:w="3009"/>
-        <w:gridCol w:w="3009"/>
+        <w:gridCol w:w="2836"/>
+        <w:gridCol w:w="1317"/>
+        <w:gridCol w:w="4862"/>
       </w:tblGrid>
       <w:tr>
         <w:trPr>
@@ -18067,7 +18056,7 @@
         </w:trPr>
         <w:tc>
           <w:tcPr>
-            <w:tcW w:w="3009" w:type="dxa"/>
+            <w:tcW w:w="2836" w:type="dxa"/>
             <w:tcBorders>
               <w:top w:val="single" w:sz="4" w:space="0" w:color="BFC7D1"/>
               <w:left w:val="single" w:sz="4" w:space="0" w:color="BFC7D1"/>
@@ -18106,7 +18095,7 @@
         </w:tc>
         <w:tc>
           <w:tcPr>
-            <w:tcW w:w="3009" w:type="dxa"/>
+            <w:tcW w:w="1317" w:type="dxa"/>
             <w:tcBorders>
               <w:top w:val="single" w:sz="4" w:space="0" w:color="BFC7D1"/>
               <w:left w:val="single" w:sz="4" w:space="0" w:color="BFC7D1"/>
@@ -18145,7 +18134,7 @@
         </w:tc>
         <w:tc>
           <w:tcPr>
-            <w:tcW w:w="3009" w:type="dxa"/>
+            <w:tcW w:w="4862" w:type="dxa"/>
             <w:tcBorders>
               <w:top w:val="single" w:sz="4" w:space="0" w:color="BFC7D1"/>
               <w:left w:val="single" w:sz="4" w:space="0" w:color="BFC7D1"/>
@@ -18187,7 +18176,7 @@
         <w:trPr/>
         <w:tc>
           <w:tcPr>
-            <w:tcW w:w="3009" w:type="dxa"/>
+            <w:tcW w:w="2836" w:type="dxa"/>
             <w:tcBorders>
               <w:top w:val="single" w:sz="4" w:space="0" w:color="BFC7D1"/>
               <w:left w:val="single" w:sz="4" w:space="0" w:color="BFC7D1"/>
@@ -18224,7 +18213,7 @@
         </w:tc>
         <w:tc>
           <w:tcPr>
-            <w:tcW w:w="3009" w:type="dxa"/>
+            <w:tcW w:w="1317" w:type="dxa"/>
             <w:tcBorders>
               <w:top w:val="single" w:sz="4" w:space="0" w:color="BFC7D1"/>
               <w:left w:val="single" w:sz="4" w:space="0" w:color="BFC7D1"/>
@@ -18261,7 +18250,7 @@
         </w:tc>
         <w:tc>
           <w:tcPr>
-            <w:tcW w:w="3009" w:type="dxa"/>
+            <w:tcW w:w="4862" w:type="dxa"/>
             <w:tcBorders>
               <w:top w:val="single" w:sz="4" w:space="0" w:color="BFC7D1"/>
               <w:left w:val="single" w:sz="4" w:space="0" w:color="BFC7D1"/>
@@ -18301,7 +18290,7 @@
         <w:trPr/>
         <w:tc>
           <w:tcPr>
-            <w:tcW w:w="3009" w:type="dxa"/>
+            <w:tcW w:w="2836" w:type="dxa"/>
             <w:tcBorders>
               <w:top w:val="single" w:sz="4" w:space="0" w:color="BFC7D1"/>
               <w:left w:val="single" w:sz="4" w:space="0" w:color="BFC7D1"/>
@@ -18338,7 +18327,7 @@
         </w:tc>
         <w:tc>
           <w:tcPr>
-            <w:tcW w:w="3009" w:type="dxa"/>
+            <w:tcW w:w="1317" w:type="dxa"/>
             <w:tcBorders>
               <w:top w:val="single" w:sz="4" w:space="0" w:color="BFC7D1"/>
               <w:left w:val="single" w:sz="4" w:space="0" w:color="BFC7D1"/>
@@ -18375,7 +18364,7 @@
         </w:tc>
         <w:tc>
           <w:tcPr>
-            <w:tcW w:w="3009" w:type="dxa"/>
+            <w:tcW w:w="4862" w:type="dxa"/>
             <w:tcBorders>
               <w:top w:val="single" w:sz="4" w:space="0" w:color="BFC7D1"/>
               <w:left w:val="single" w:sz="4" w:space="0" w:color="BFC7D1"/>
@@ -18415,7 +18404,7 @@
         <w:trPr/>
         <w:tc>
           <w:tcPr>
-            <w:tcW w:w="3009" w:type="dxa"/>
+            <w:tcW w:w="2836" w:type="dxa"/>
             <w:tcBorders>
               <w:top w:val="single" w:sz="4" w:space="0" w:color="BFC7D1"/>
               <w:left w:val="single" w:sz="4" w:space="0" w:color="BFC7D1"/>
@@ -18452,7 +18441,7 @@
         </w:tc>
         <w:tc>
           <w:tcPr>
-            <w:tcW w:w="3009" w:type="dxa"/>
+            <w:tcW w:w="1317" w:type="dxa"/>
             <w:tcBorders>
               <w:top w:val="single" w:sz="4" w:space="0" w:color="BFC7D1"/>
               <w:left w:val="single" w:sz="4" w:space="0" w:color="BFC7D1"/>
@@ -18489,7 +18478,7 @@
         </w:tc>
         <w:tc>
           <w:tcPr>
-            <w:tcW w:w="3009" w:type="dxa"/>
+            <w:tcW w:w="4862" w:type="dxa"/>
             <w:tcBorders>
               <w:top w:val="single" w:sz="4" w:space="0" w:color="BFC7D1"/>
               <w:left w:val="single" w:sz="4" w:space="0" w:color="BFC7D1"/>
@@ -18529,7 +18518,7 @@
         <w:trPr/>
         <w:tc>
           <w:tcPr>
-            <w:tcW w:w="3009" w:type="dxa"/>
+            <w:tcW w:w="2836" w:type="dxa"/>
             <w:tcBorders>
               <w:top w:val="single" w:sz="4" w:space="0" w:color="BFC7D1"/>
               <w:left w:val="single" w:sz="4" w:space="0" w:color="BFC7D1"/>
@@ -18566,7 +18555,7 @@
         </w:tc>
         <w:tc>
           <w:tcPr>
-            <w:tcW w:w="3009" w:type="dxa"/>
+            <w:tcW w:w="1317" w:type="dxa"/>
             <w:tcBorders>
               <w:top w:val="single" w:sz="4" w:space="0" w:color="BFC7D1"/>
               <w:left w:val="single" w:sz="4" w:space="0" w:color="BFC7D1"/>
@@ -18603,7 +18592,7 @@
         </w:tc>
         <w:tc>
           <w:tcPr>
-            <w:tcW w:w="3009" w:type="dxa"/>
+            <w:tcW w:w="4862" w:type="dxa"/>
             <w:tcBorders>
               <w:top w:val="single" w:sz="4" w:space="0" w:color="BFC7D1"/>
               <w:left w:val="single" w:sz="4" w:space="0" w:color="BFC7D1"/>
@@ -18643,7 +18632,7 @@
         <w:trPr/>
         <w:tc>
           <w:tcPr>
-            <w:tcW w:w="3009" w:type="dxa"/>
+            <w:tcW w:w="2836" w:type="dxa"/>
             <w:tcBorders>
               <w:top w:val="single" w:sz="4" w:space="0" w:color="BFC7D1"/>
               <w:left w:val="single" w:sz="4" w:space="0" w:color="BFC7D1"/>
@@ -18680,7 +18669,7 @@
         </w:tc>
         <w:tc>
           <w:tcPr>
-            <w:tcW w:w="3009" w:type="dxa"/>
+            <w:tcW w:w="1317" w:type="dxa"/>
             <w:tcBorders>
               <w:top w:val="single" w:sz="4" w:space="0" w:color="BFC7D1"/>
               <w:left w:val="single" w:sz="4" w:space="0" w:color="BFC7D1"/>
@@ -18717,7 +18706,7 @@
         </w:tc>
         <w:tc>
           <w:tcPr>
-            <w:tcW w:w="3009" w:type="dxa"/>
+            <w:tcW w:w="4862" w:type="dxa"/>
             <w:tcBorders>
               <w:top w:val="single" w:sz="4" w:space="0" w:color="BFC7D1"/>
               <w:left w:val="single" w:sz="4" w:space="0" w:color="BFC7D1"/>
@@ -18757,7 +18746,7 @@
         <w:trPr/>
         <w:tc>
           <w:tcPr>
-            <w:tcW w:w="3009" w:type="dxa"/>
+            <w:tcW w:w="2836" w:type="dxa"/>
             <w:tcBorders>
               <w:top w:val="single" w:sz="4" w:space="0" w:color="BFC7D1"/>
               <w:left w:val="single" w:sz="4" w:space="0" w:color="BFC7D1"/>
@@ -18794,7 +18783,7 @@
         </w:tc>
         <w:tc>
           <w:tcPr>
-            <w:tcW w:w="3009" w:type="dxa"/>
+            <w:tcW w:w="1317" w:type="dxa"/>
             <w:tcBorders>
               <w:top w:val="single" w:sz="4" w:space="0" w:color="BFC7D1"/>
               <w:left w:val="single" w:sz="4" w:space="0" w:color="BFC7D1"/>
@@ -18831,7 +18820,7 @@
         </w:tc>
         <w:tc>
           <w:tcPr>
-            <w:tcW w:w="3009" w:type="dxa"/>
+            <w:tcW w:w="4862" w:type="dxa"/>
             <w:tcBorders>
               <w:top w:val="single" w:sz="4" w:space="0" w:color="BFC7D1"/>
               <w:left w:val="single" w:sz="4" w:space="0" w:color="BFC7D1"/>
@@ -18871,7 +18860,7 @@
         <w:trPr/>
         <w:tc>
           <w:tcPr>
-            <w:tcW w:w="3009" w:type="dxa"/>
+            <w:tcW w:w="2836" w:type="dxa"/>
             <w:tcBorders>
               <w:top w:val="single" w:sz="4" w:space="0" w:color="BFC7D1"/>
               <w:left w:val="single" w:sz="4" w:space="0" w:color="BFC7D1"/>
@@ -18908,7 +18897,7 @@
         </w:tc>
         <w:tc>
           <w:tcPr>
-            <w:tcW w:w="3009" w:type="dxa"/>
+            <w:tcW w:w="1317" w:type="dxa"/>
             <w:tcBorders>
               <w:top w:val="single" w:sz="4" w:space="0" w:color="BFC7D1"/>
               <w:left w:val="single" w:sz="4" w:space="0" w:color="BFC7D1"/>
@@ -18945,7 +18934,7 @@
         </w:tc>
         <w:tc>
           <w:tcPr>
-            <w:tcW w:w="3009" w:type="dxa"/>
+            <w:tcW w:w="4862" w:type="dxa"/>
             <w:tcBorders>
               <w:top w:val="single" w:sz="4" w:space="0" w:color="BFC7D1"/>
               <w:left w:val="single" w:sz="4" w:space="0" w:color="BFC7D1"/>
@@ -18985,7 +18974,7 @@
         <w:trPr/>
         <w:tc>
           <w:tcPr>
-            <w:tcW w:w="3009" w:type="dxa"/>
+            <w:tcW w:w="2836" w:type="dxa"/>
             <w:tcBorders>
               <w:top w:val="single" w:sz="4" w:space="0" w:color="BFC7D1"/>
               <w:left w:val="single" w:sz="4" w:space="0" w:color="BFC7D1"/>
@@ -19022,7 +19011,7 @@
         </w:tc>
         <w:tc>
           <w:tcPr>
-            <w:tcW w:w="3009" w:type="dxa"/>
+            <w:tcW w:w="1317" w:type="dxa"/>
             <w:tcBorders>
               <w:top w:val="single" w:sz="4" w:space="0" w:color="BFC7D1"/>
               <w:left w:val="single" w:sz="4" w:space="0" w:color="BFC7D1"/>
@@ -19059,7 +19048,7 @@
         </w:tc>
         <w:tc>
           <w:tcPr>
-            <w:tcW w:w="3009" w:type="dxa"/>
+            <w:tcW w:w="4862" w:type="dxa"/>
             <w:tcBorders>
               <w:top w:val="single" w:sz="4" w:space="0" w:color="BFC7D1"/>
               <w:left w:val="single" w:sz="4" w:space="0" w:color="BFC7D1"/>
@@ -19111,7 +19100,7 @@
         <w:pStyle w:val="Heading2"/>
         <w:rPr/>
       </w:pPr>
-      <w:bookmarkStart w:id="32" w:name="__RefHeading___Toc4910_1508998633"/>
+      <w:bookmarkStart w:id="32" w:name="__RefHeading___Toc10825_1649759004"/>
       <w:bookmarkEnd w:id="32"/>
       <w:r>
         <w:rPr>
@@ -19141,7 +19130,7 @@
     <w:tbl>
       <w:tblPr>
         <w:tblStyle w:val="TableGrid"/>
-        <w:tblW w:w="9026" w:type="dxa"/>
+        <w:tblW w:w="9014" w:type="dxa"/>
         <w:jc w:val="left"/>
         <w:tblInd w:w="0" w:type="dxa"/>
         <w:tblLayout w:type="fixed"/>
@@ -19154,11 +19143,11 @@
         <w:tblLook w:val="04a0" w:noHBand="0" w:noVBand="1" w:firstColumn="1" w:lastRow="0" w:lastColumn="0" w:firstRow="1"/>
       </w:tblPr>
       <w:tblGrid>
-        <w:gridCol w:w="1805"/>
-        <w:gridCol w:w="1805"/>
-        <w:gridCol w:w="1805"/>
-        <w:gridCol w:w="1805"/>
-        <w:gridCol w:w="1806"/>
+        <w:gridCol w:w="2899"/>
+        <w:gridCol w:w="1254"/>
+        <w:gridCol w:w="1412"/>
+        <w:gridCol w:w="1646"/>
+        <w:gridCol w:w="1803"/>
       </w:tblGrid>
       <w:tr>
         <w:trPr>
@@ -19166,7 +19155,7 @@
         </w:trPr>
         <w:tc>
           <w:tcPr>
-            <w:tcW w:w="1805" w:type="dxa"/>
+            <w:tcW w:w="2899" w:type="dxa"/>
             <w:tcBorders>
               <w:top w:val="single" w:sz="4" w:space="0" w:color="BFC7D1"/>
               <w:left w:val="single" w:sz="4" w:space="0" w:color="BFC7D1"/>
@@ -19205,7 +19194,7 @@
         </w:tc>
         <w:tc>
           <w:tcPr>
-            <w:tcW w:w="1805" w:type="dxa"/>
+            <w:tcW w:w="1254" w:type="dxa"/>
             <w:tcBorders>
               <w:top w:val="single" w:sz="4" w:space="0" w:color="BFC7D1"/>
               <w:left w:val="single" w:sz="4" w:space="0" w:color="BFC7D1"/>
@@ -19244,7 +19233,7 @@
         </w:tc>
         <w:tc>
           <w:tcPr>
-            <w:tcW w:w="1805" w:type="dxa"/>
+            <w:tcW w:w="1412" w:type="dxa"/>
             <w:tcBorders>
               <w:top w:val="single" w:sz="4" w:space="0" w:color="BFC7D1"/>
               <w:left w:val="single" w:sz="4" w:space="0" w:color="BFC7D1"/>
@@ -19283,7 +19272,7 @@
         </w:tc>
         <w:tc>
           <w:tcPr>
-            <w:tcW w:w="1805" w:type="dxa"/>
+            <w:tcW w:w="1646" w:type="dxa"/>
             <w:tcBorders>
               <w:top w:val="single" w:sz="4" w:space="0" w:color="BFC7D1"/>
               <w:left w:val="single" w:sz="4" w:space="0" w:color="BFC7D1"/>
@@ -19322,7 +19311,7 @@
         </w:tc>
         <w:tc>
           <w:tcPr>
-            <w:tcW w:w="1806" w:type="dxa"/>
+            <w:tcW w:w="1803" w:type="dxa"/>
             <w:tcBorders>
               <w:top w:val="single" w:sz="4" w:space="0" w:color="BFC7D1"/>
               <w:left w:val="single" w:sz="4" w:space="0" w:color="BFC7D1"/>
@@ -19364,7 +19353,7 @@
         <w:trPr/>
         <w:tc>
           <w:tcPr>
-            <w:tcW w:w="1805" w:type="dxa"/>
+            <w:tcW w:w="2899" w:type="dxa"/>
             <w:tcBorders>
               <w:top w:val="single" w:sz="4" w:space="0" w:color="BFC7D1"/>
               <w:left w:val="single" w:sz="4" w:space="0" w:color="BFC7D1"/>
@@ -19401,7 +19390,7 @@
         </w:tc>
         <w:tc>
           <w:tcPr>
-            <w:tcW w:w="1805" w:type="dxa"/>
+            <w:tcW w:w="1254" w:type="dxa"/>
             <w:tcBorders>
               <w:top w:val="single" w:sz="4" w:space="0" w:color="BFC7D1"/>
               <w:left w:val="single" w:sz="4" w:space="0" w:color="BFC7D1"/>
@@ -19438,7 +19427,7 @@
         </w:tc>
         <w:tc>
           <w:tcPr>
-            <w:tcW w:w="1805" w:type="dxa"/>
+            <w:tcW w:w="1412" w:type="dxa"/>
             <w:tcBorders>
               <w:top w:val="single" w:sz="4" w:space="0" w:color="BFC7D1"/>
               <w:left w:val="single" w:sz="4" w:space="0" w:color="BFC7D1"/>
@@ -19501,7 +19490,7 @@
         </w:tc>
         <w:tc>
           <w:tcPr>
-            <w:tcW w:w="1805" w:type="dxa"/>
+            <w:tcW w:w="1646" w:type="dxa"/>
             <w:tcBorders>
               <w:top w:val="single" w:sz="4" w:space="0" w:color="BFC7D1"/>
               <w:left w:val="single" w:sz="4" w:space="0" w:color="BFC7D1"/>
@@ -19564,7 +19553,7 @@
         </w:tc>
         <w:tc>
           <w:tcPr>
-            <w:tcW w:w="1806" w:type="dxa"/>
+            <w:tcW w:w="1803" w:type="dxa"/>
             <w:tcBorders>
               <w:top w:val="single" w:sz="4" w:space="0" w:color="BFC7D1"/>
               <w:left w:val="single" w:sz="4" w:space="0" w:color="BFC7D1"/>
@@ -19630,7 +19619,7 @@
         <w:trPr/>
         <w:tc>
           <w:tcPr>
-            <w:tcW w:w="1805" w:type="dxa"/>
+            <w:tcW w:w="2899" w:type="dxa"/>
             <w:tcBorders>
               <w:top w:val="single" w:sz="4" w:space="0" w:color="BFC7D1"/>
               <w:left w:val="single" w:sz="4" w:space="0" w:color="BFC7D1"/>
@@ -19667,7 +19656,7 @@
         </w:tc>
         <w:tc>
           <w:tcPr>
-            <w:tcW w:w="1805" w:type="dxa"/>
+            <w:tcW w:w="1254" w:type="dxa"/>
             <w:tcBorders>
               <w:top w:val="single" w:sz="4" w:space="0" w:color="BFC7D1"/>
               <w:left w:val="single" w:sz="4" w:space="0" w:color="BFC7D1"/>
@@ -19704,7 +19693,7 @@
         </w:tc>
         <w:tc>
           <w:tcPr>
-            <w:tcW w:w="1805" w:type="dxa"/>
+            <w:tcW w:w="1412" w:type="dxa"/>
             <w:tcBorders>
               <w:top w:val="single" w:sz="4" w:space="0" w:color="BFC7D1"/>
               <w:left w:val="single" w:sz="4" w:space="0" w:color="BFC7D1"/>
@@ -19741,7 +19730,7 @@
         </w:tc>
         <w:tc>
           <w:tcPr>
-            <w:tcW w:w="1805" w:type="dxa"/>
+            <w:tcW w:w="1646" w:type="dxa"/>
             <w:tcBorders>
               <w:top w:val="single" w:sz="4" w:space="0" w:color="BFC7D1"/>
               <w:left w:val="single" w:sz="4" w:space="0" w:color="BFC7D1"/>
@@ -19778,7 +19767,7 @@
         </w:tc>
         <w:tc>
           <w:tcPr>
-            <w:tcW w:w="1806" w:type="dxa"/>
+            <w:tcW w:w="1803" w:type="dxa"/>
             <w:tcBorders>
               <w:top w:val="single" w:sz="4" w:space="0" w:color="BFC7D1"/>
               <w:left w:val="single" w:sz="4" w:space="0" w:color="BFC7D1"/>
@@ -19844,7 +19833,7 @@
         <w:trPr/>
         <w:tc>
           <w:tcPr>
-            <w:tcW w:w="1805" w:type="dxa"/>
+            <w:tcW w:w="2899" w:type="dxa"/>
             <w:tcBorders>
               <w:top w:val="single" w:sz="4" w:space="0" w:color="BFC7D1"/>
               <w:left w:val="single" w:sz="4" w:space="0" w:color="BFC7D1"/>
@@ -19881,7 +19870,7 @@
         </w:tc>
         <w:tc>
           <w:tcPr>
-            <w:tcW w:w="1805" w:type="dxa"/>
+            <w:tcW w:w="1254" w:type="dxa"/>
             <w:tcBorders>
               <w:top w:val="single" w:sz="4" w:space="0" w:color="BFC7D1"/>
               <w:left w:val="single" w:sz="4" w:space="0" w:color="BFC7D1"/>
@@ -19918,7 +19907,7 @@
         </w:tc>
         <w:tc>
           <w:tcPr>
-            <w:tcW w:w="1805" w:type="dxa"/>
+            <w:tcW w:w="1412" w:type="dxa"/>
             <w:tcBorders>
               <w:top w:val="single" w:sz="4" w:space="0" w:color="BFC7D1"/>
               <w:left w:val="single" w:sz="4" w:space="0" w:color="BFC7D1"/>
@@ -19955,7 +19944,7 @@
         </w:tc>
         <w:tc>
           <w:tcPr>
-            <w:tcW w:w="1805" w:type="dxa"/>
+            <w:tcW w:w="1646" w:type="dxa"/>
             <w:tcBorders>
               <w:top w:val="single" w:sz="4" w:space="0" w:color="BFC7D1"/>
               <w:left w:val="single" w:sz="4" w:space="0" w:color="BFC7D1"/>
@@ -19992,7 +19981,7 @@
         </w:tc>
         <w:tc>
           <w:tcPr>
-            <w:tcW w:w="1806" w:type="dxa"/>
+            <w:tcW w:w="1803" w:type="dxa"/>
             <w:tcBorders>
               <w:top w:val="single" w:sz="4" w:space="0" w:color="BFC7D1"/>
               <w:left w:val="single" w:sz="4" w:space="0" w:color="BFC7D1"/>
@@ -20058,7 +20047,7 @@
         <w:trPr/>
         <w:tc>
           <w:tcPr>
-            <w:tcW w:w="1805" w:type="dxa"/>
+            <w:tcW w:w="2899" w:type="dxa"/>
             <w:tcBorders>
               <w:top w:val="single" w:sz="4" w:space="0" w:color="BFC7D1"/>
               <w:left w:val="single" w:sz="4" w:space="0" w:color="BFC7D1"/>
@@ -20095,7 +20084,7 @@
         </w:tc>
         <w:tc>
           <w:tcPr>
-            <w:tcW w:w="1805" w:type="dxa"/>
+            <w:tcW w:w="1254" w:type="dxa"/>
             <w:tcBorders>
               <w:top w:val="single" w:sz="4" w:space="0" w:color="BFC7D1"/>
               <w:left w:val="single" w:sz="4" w:space="0" w:color="BFC7D1"/>
@@ -20132,7 +20121,7 @@
         </w:tc>
         <w:tc>
           <w:tcPr>
-            <w:tcW w:w="1805" w:type="dxa"/>
+            <w:tcW w:w="1412" w:type="dxa"/>
             <w:tcBorders>
               <w:top w:val="single" w:sz="4" w:space="0" w:color="BFC7D1"/>
               <w:left w:val="single" w:sz="4" w:space="0" w:color="BFC7D1"/>
@@ -20169,7 +20158,7 @@
         </w:tc>
         <w:tc>
           <w:tcPr>
-            <w:tcW w:w="1805" w:type="dxa"/>
+            <w:tcW w:w="1646" w:type="dxa"/>
             <w:tcBorders>
               <w:top w:val="single" w:sz="4" w:space="0" w:color="BFC7D1"/>
               <w:left w:val="single" w:sz="4" w:space="0" w:color="BFC7D1"/>
@@ -20206,7 +20195,7 @@
         </w:tc>
         <w:tc>
           <w:tcPr>
-            <w:tcW w:w="1806" w:type="dxa"/>
+            <w:tcW w:w="1803" w:type="dxa"/>
             <w:tcBorders>
               <w:top w:val="single" w:sz="4" w:space="0" w:color="BFC7D1"/>
               <w:left w:val="single" w:sz="4" w:space="0" w:color="BFC7D1"/>
@@ -20272,7 +20261,7 @@
         <w:trPr/>
         <w:tc>
           <w:tcPr>
-            <w:tcW w:w="1805" w:type="dxa"/>
+            <w:tcW w:w="2899" w:type="dxa"/>
             <w:tcBorders>
               <w:top w:val="single" w:sz="4" w:space="0" w:color="BFC7D1"/>
               <w:left w:val="single" w:sz="4" w:space="0" w:color="BFC7D1"/>
@@ -20309,7 +20298,7 @@
         </w:tc>
         <w:tc>
           <w:tcPr>
-            <w:tcW w:w="1805" w:type="dxa"/>
+            <w:tcW w:w="1254" w:type="dxa"/>
             <w:tcBorders>
               <w:top w:val="single" w:sz="4" w:space="0" w:color="BFC7D1"/>
               <w:left w:val="single" w:sz="4" w:space="0" w:color="BFC7D1"/>
@@ -20346,7 +20335,7 @@
         </w:tc>
         <w:tc>
           <w:tcPr>
-            <w:tcW w:w="1805" w:type="dxa"/>
+            <w:tcW w:w="1412" w:type="dxa"/>
             <w:tcBorders>
               <w:top w:val="single" w:sz="4" w:space="0" w:color="BFC7D1"/>
               <w:left w:val="single" w:sz="4" w:space="0" w:color="BFC7D1"/>
@@ -20409,7 +20398,7 @@
         </w:tc>
         <w:tc>
           <w:tcPr>
-            <w:tcW w:w="1805" w:type="dxa"/>
+            <w:tcW w:w="1646" w:type="dxa"/>
             <w:tcBorders>
               <w:top w:val="single" w:sz="4" w:space="0" w:color="BFC7D1"/>
               <w:left w:val="single" w:sz="4" w:space="0" w:color="BFC7D1"/>
@@ -20446,7 +20435,7 @@
         </w:tc>
         <w:tc>
           <w:tcPr>
-            <w:tcW w:w="1806" w:type="dxa"/>
+            <w:tcW w:w="1803" w:type="dxa"/>
             <w:tcBorders>
               <w:top w:val="single" w:sz="4" w:space="0" w:color="BFC7D1"/>
               <w:left w:val="single" w:sz="4" w:space="0" w:color="BFC7D1"/>
@@ -20512,7 +20501,7 @@
         <w:trPr/>
         <w:tc>
           <w:tcPr>
-            <w:tcW w:w="1805" w:type="dxa"/>
+            <w:tcW w:w="2899" w:type="dxa"/>
             <w:tcBorders>
               <w:top w:val="single" w:sz="4" w:space="0" w:color="BFC7D1"/>
               <w:left w:val="single" w:sz="4" w:space="0" w:color="BFC7D1"/>
@@ -20549,7 +20538,7 @@
         </w:tc>
         <w:tc>
           <w:tcPr>
-            <w:tcW w:w="1805" w:type="dxa"/>
+            <w:tcW w:w="1254" w:type="dxa"/>
             <w:tcBorders>
               <w:top w:val="single" w:sz="4" w:space="0" w:color="BFC7D1"/>
               <w:left w:val="single" w:sz="4" w:space="0" w:color="BFC7D1"/>
@@ -20586,7 +20575,7 @@
         </w:tc>
         <w:tc>
           <w:tcPr>
-            <w:tcW w:w="1805" w:type="dxa"/>
+            <w:tcW w:w="1412" w:type="dxa"/>
             <w:tcBorders>
               <w:top w:val="single" w:sz="4" w:space="0" w:color="BFC7D1"/>
               <w:left w:val="single" w:sz="4" w:space="0" w:color="BFC7D1"/>
@@ -20623,7 +20612,7 @@
         </w:tc>
         <w:tc>
           <w:tcPr>
-            <w:tcW w:w="1805" w:type="dxa"/>
+            <w:tcW w:w="1646" w:type="dxa"/>
             <w:tcBorders>
               <w:top w:val="single" w:sz="4" w:space="0" w:color="BFC7D1"/>
               <w:left w:val="single" w:sz="4" w:space="0" w:color="BFC7D1"/>
@@ -20660,7 +20649,7 @@
         </w:tc>
         <w:tc>
           <w:tcPr>
-            <w:tcW w:w="1806" w:type="dxa"/>
+            <w:tcW w:w="1803" w:type="dxa"/>
             <w:tcBorders>
               <w:top w:val="single" w:sz="4" w:space="0" w:color="BFC7D1"/>
               <w:left w:val="single" w:sz="4" w:space="0" w:color="BFC7D1"/>
@@ -20700,7 +20689,7 @@
         <w:trPr/>
         <w:tc>
           <w:tcPr>
-            <w:tcW w:w="1805" w:type="dxa"/>
+            <w:tcW w:w="2899" w:type="dxa"/>
             <w:tcBorders>
               <w:top w:val="single" w:sz="4" w:space="0" w:color="BFC7D1"/>
               <w:left w:val="single" w:sz="4" w:space="0" w:color="BFC7D1"/>
@@ -20737,7 +20726,7 @@
         </w:tc>
         <w:tc>
           <w:tcPr>
-            <w:tcW w:w="1805" w:type="dxa"/>
+            <w:tcW w:w="1254" w:type="dxa"/>
             <w:tcBorders>
               <w:top w:val="single" w:sz="4" w:space="0" w:color="BFC7D1"/>
               <w:left w:val="single" w:sz="4" w:space="0" w:color="BFC7D1"/>
@@ -20774,7 +20763,7 @@
         </w:tc>
         <w:tc>
           <w:tcPr>
-            <w:tcW w:w="1805" w:type="dxa"/>
+            <w:tcW w:w="1412" w:type="dxa"/>
             <w:tcBorders>
               <w:top w:val="single" w:sz="4" w:space="0" w:color="BFC7D1"/>
               <w:left w:val="single" w:sz="4" w:space="0" w:color="BFC7D1"/>
@@ -20811,7 +20800,7 @@
         </w:tc>
         <w:tc>
           <w:tcPr>
-            <w:tcW w:w="1805" w:type="dxa"/>
+            <w:tcW w:w="1646" w:type="dxa"/>
             <w:tcBorders>
               <w:top w:val="single" w:sz="4" w:space="0" w:color="BFC7D1"/>
               <w:left w:val="single" w:sz="4" w:space="0" w:color="BFC7D1"/>
@@ -20848,7 +20837,7 @@
         </w:tc>
         <w:tc>
           <w:tcPr>
-            <w:tcW w:w="1806" w:type="dxa"/>
+            <w:tcW w:w="1803" w:type="dxa"/>
             <w:tcBorders>
               <w:top w:val="single" w:sz="4" w:space="0" w:color="BFC7D1"/>
               <w:left w:val="single" w:sz="4" w:space="0" w:color="BFC7D1"/>
@@ -20914,7 +20903,7 @@
         <w:trPr/>
         <w:tc>
           <w:tcPr>
-            <w:tcW w:w="1805" w:type="dxa"/>
+            <w:tcW w:w="2899" w:type="dxa"/>
             <w:tcBorders>
               <w:top w:val="single" w:sz="4" w:space="0" w:color="BFC7D1"/>
               <w:left w:val="single" w:sz="4" w:space="0" w:color="BFC7D1"/>
@@ -20951,7 +20940,7 @@
         </w:tc>
         <w:tc>
           <w:tcPr>
-            <w:tcW w:w="1805" w:type="dxa"/>
+            <w:tcW w:w="1254" w:type="dxa"/>
             <w:tcBorders>
               <w:top w:val="single" w:sz="4" w:space="0" w:color="BFC7D1"/>
               <w:left w:val="single" w:sz="4" w:space="0" w:color="BFC7D1"/>
@@ -20988,7 +20977,7 @@
         </w:tc>
         <w:tc>
           <w:tcPr>
-            <w:tcW w:w="1805" w:type="dxa"/>
+            <w:tcW w:w="1412" w:type="dxa"/>
             <w:tcBorders>
               <w:top w:val="single" w:sz="4" w:space="0" w:color="BFC7D1"/>
               <w:left w:val="single" w:sz="4" w:space="0" w:color="BFC7D1"/>
@@ -21051,7 +21040,7 @@
         </w:tc>
         <w:tc>
           <w:tcPr>
-            <w:tcW w:w="1805" w:type="dxa"/>
+            <w:tcW w:w="1646" w:type="dxa"/>
             <w:tcBorders>
               <w:top w:val="single" w:sz="4" w:space="0" w:color="BFC7D1"/>
               <w:left w:val="single" w:sz="4" w:space="0" w:color="BFC7D1"/>
@@ -21088,7 +21077,7 @@
         </w:tc>
         <w:tc>
           <w:tcPr>
-            <w:tcW w:w="1806" w:type="dxa"/>
+            <w:tcW w:w="1803" w:type="dxa"/>
             <w:tcBorders>
               <w:top w:val="single" w:sz="4" w:space="0" w:color="BFC7D1"/>
               <w:left w:val="single" w:sz="4" w:space="0" w:color="BFC7D1"/>
@@ -21154,7 +21143,7 @@
         <w:trPr/>
         <w:tc>
           <w:tcPr>
-            <w:tcW w:w="1805" w:type="dxa"/>
+            <w:tcW w:w="2899" w:type="dxa"/>
             <w:tcBorders>
               <w:top w:val="single" w:sz="4" w:space="0" w:color="BFC7D1"/>
               <w:left w:val="single" w:sz="4" w:space="0" w:color="BFC7D1"/>
@@ -21191,7 +21180,7 @@
         </w:tc>
         <w:tc>
           <w:tcPr>
-            <w:tcW w:w="1805" w:type="dxa"/>
+            <w:tcW w:w="1254" w:type="dxa"/>
             <w:tcBorders>
               <w:top w:val="single" w:sz="4" w:space="0" w:color="BFC7D1"/>
               <w:left w:val="single" w:sz="4" w:space="0" w:color="BFC7D1"/>
@@ -21228,7 +21217,7 @@
         </w:tc>
         <w:tc>
           <w:tcPr>
-            <w:tcW w:w="1805" w:type="dxa"/>
+            <w:tcW w:w="1412" w:type="dxa"/>
             <w:tcBorders>
               <w:top w:val="single" w:sz="4" w:space="0" w:color="BFC7D1"/>
               <w:left w:val="single" w:sz="4" w:space="0" w:color="BFC7D1"/>
@@ -21265,7 +21254,7 @@
         </w:tc>
         <w:tc>
           <w:tcPr>
-            <w:tcW w:w="1805" w:type="dxa"/>
+            <w:tcW w:w="1646" w:type="dxa"/>
             <w:tcBorders>
               <w:top w:val="single" w:sz="4" w:space="0" w:color="BFC7D1"/>
               <w:left w:val="single" w:sz="4" w:space="0" w:color="BFC7D1"/>
@@ -21302,7 +21291,7 @@
         </w:tc>
         <w:tc>
           <w:tcPr>
-            <w:tcW w:w="1806" w:type="dxa"/>
+            <w:tcW w:w="1803" w:type="dxa"/>
             <w:tcBorders>
               <w:top w:val="single" w:sz="4" w:space="0" w:color="BFC7D1"/>
               <w:left w:val="single" w:sz="4" w:space="0" w:color="BFC7D1"/>
@@ -21368,7 +21357,7 @@
         <w:trPr/>
         <w:tc>
           <w:tcPr>
-            <w:tcW w:w="1805" w:type="dxa"/>
+            <w:tcW w:w="2899" w:type="dxa"/>
             <w:tcBorders>
               <w:top w:val="single" w:sz="4" w:space="0" w:color="BFC7D1"/>
               <w:left w:val="single" w:sz="4" w:space="0" w:color="BFC7D1"/>
@@ -21405,7 +21394,7 @@
         </w:tc>
         <w:tc>
           <w:tcPr>
-            <w:tcW w:w="1805" w:type="dxa"/>
+            <w:tcW w:w="1254" w:type="dxa"/>
             <w:tcBorders>
               <w:top w:val="single" w:sz="4" w:space="0" w:color="BFC7D1"/>
               <w:left w:val="single" w:sz="4" w:space="0" w:color="BFC7D1"/>
@@ -21442,7 +21431,7 @@
         </w:tc>
         <w:tc>
           <w:tcPr>
-            <w:tcW w:w="1805" w:type="dxa"/>
+            <w:tcW w:w="1412" w:type="dxa"/>
             <w:tcBorders>
               <w:top w:val="single" w:sz="4" w:space="0" w:color="BFC7D1"/>
               <w:left w:val="single" w:sz="4" w:space="0" w:color="BFC7D1"/>
@@ -21505,7 +21494,7 @@
         </w:tc>
         <w:tc>
           <w:tcPr>
-            <w:tcW w:w="1805" w:type="dxa"/>
+            <w:tcW w:w="1646" w:type="dxa"/>
             <w:tcBorders>
               <w:top w:val="single" w:sz="4" w:space="0" w:color="BFC7D1"/>
               <w:left w:val="single" w:sz="4" w:space="0" w:color="BFC7D1"/>
@@ -21542,7 +21531,7 @@
         </w:tc>
         <w:tc>
           <w:tcPr>
-            <w:tcW w:w="1806" w:type="dxa"/>
+            <w:tcW w:w="1803" w:type="dxa"/>
             <w:tcBorders>
               <w:top w:val="single" w:sz="4" w:space="0" w:color="BFC7D1"/>
               <w:left w:val="single" w:sz="4" w:space="0" w:color="BFC7D1"/>
@@ -21582,7 +21571,7 @@
         <w:trPr/>
         <w:tc>
           <w:tcPr>
-            <w:tcW w:w="1805" w:type="dxa"/>
+            <w:tcW w:w="2899" w:type="dxa"/>
             <w:tcBorders>
               <w:top w:val="single" w:sz="4" w:space="0" w:color="BFC7D1"/>
               <w:left w:val="single" w:sz="4" w:space="0" w:color="BFC7D1"/>
@@ -21619,7 +21608,7 @@
         </w:tc>
         <w:tc>
           <w:tcPr>
-            <w:tcW w:w="1805" w:type="dxa"/>
+            <w:tcW w:w="1254" w:type="dxa"/>
             <w:tcBorders>
               <w:top w:val="single" w:sz="4" w:space="0" w:color="BFC7D1"/>
               <w:left w:val="single" w:sz="4" w:space="0" w:color="BFC7D1"/>
@@ -21656,7 +21645,7 @@
         </w:tc>
         <w:tc>
           <w:tcPr>
-            <w:tcW w:w="1805" w:type="dxa"/>
+            <w:tcW w:w="1412" w:type="dxa"/>
             <w:tcBorders>
               <w:top w:val="single" w:sz="4" w:space="0" w:color="BFC7D1"/>
               <w:left w:val="single" w:sz="4" w:space="0" w:color="BFC7D1"/>
@@ -21693,7 +21682,7 @@
         </w:tc>
         <w:tc>
           <w:tcPr>
-            <w:tcW w:w="1805" w:type="dxa"/>
+            <w:tcW w:w="1646" w:type="dxa"/>
             <w:tcBorders>
               <w:top w:val="single" w:sz="4" w:space="0" w:color="BFC7D1"/>
               <w:left w:val="single" w:sz="4" w:space="0" w:color="BFC7D1"/>
@@ -21756,7 +21745,7 @@
         </w:tc>
         <w:tc>
           <w:tcPr>
-            <w:tcW w:w="1806" w:type="dxa"/>
+            <w:tcW w:w="1803" w:type="dxa"/>
             <w:tcBorders>
               <w:top w:val="single" w:sz="4" w:space="0" w:color="BFC7D1"/>
               <w:left w:val="single" w:sz="4" w:space="0" w:color="BFC7D1"/>
@@ -21822,7 +21811,7 @@
         <w:trPr/>
         <w:tc>
           <w:tcPr>
-            <w:tcW w:w="1805" w:type="dxa"/>
+            <w:tcW w:w="2899" w:type="dxa"/>
             <w:tcBorders>
               <w:top w:val="single" w:sz="4" w:space="0" w:color="BFC7D1"/>
               <w:left w:val="single" w:sz="4" w:space="0" w:color="BFC7D1"/>
@@ -21859,7 +21848,7 @@
         </w:tc>
         <w:tc>
           <w:tcPr>
-            <w:tcW w:w="1805" w:type="dxa"/>
+            <w:tcW w:w="1254" w:type="dxa"/>
             <w:tcBorders>
               <w:top w:val="single" w:sz="4" w:space="0" w:color="BFC7D1"/>
               <w:left w:val="single" w:sz="4" w:space="0" w:color="BFC7D1"/>
@@ -21896,7 +21885,7 @@
         </w:tc>
         <w:tc>
           <w:tcPr>
-            <w:tcW w:w="1805" w:type="dxa"/>
+            <w:tcW w:w="1412" w:type="dxa"/>
             <w:tcBorders>
               <w:top w:val="single" w:sz="4" w:space="0" w:color="BFC7D1"/>
               <w:left w:val="single" w:sz="4" w:space="0" w:color="BFC7D1"/>
@@ -21933,7 +21922,7 @@
         </w:tc>
         <w:tc>
           <w:tcPr>
-            <w:tcW w:w="1805" w:type="dxa"/>
+            <w:tcW w:w="1646" w:type="dxa"/>
             <w:tcBorders>
               <w:top w:val="single" w:sz="4" w:space="0" w:color="BFC7D1"/>
               <w:left w:val="single" w:sz="4" w:space="0" w:color="BFC7D1"/>
@@ -21970,7 +21959,7 @@
         </w:tc>
         <w:tc>
           <w:tcPr>
-            <w:tcW w:w="1806" w:type="dxa"/>
+            <w:tcW w:w="1803" w:type="dxa"/>
             <w:tcBorders>
               <w:top w:val="single" w:sz="4" w:space="0" w:color="BFC7D1"/>
               <w:left w:val="single" w:sz="4" w:space="0" w:color="BFC7D1"/>
@@ -22036,7 +22025,7 @@
         <w:trPr/>
         <w:tc>
           <w:tcPr>
-            <w:tcW w:w="1805" w:type="dxa"/>
+            <w:tcW w:w="2899" w:type="dxa"/>
             <w:tcBorders>
               <w:top w:val="single" w:sz="4" w:space="0" w:color="BFC7D1"/>
               <w:left w:val="single" w:sz="4" w:space="0" w:color="BFC7D1"/>
@@ -22073,7 +22062,7 @@
         </w:tc>
         <w:tc>
           <w:tcPr>
-            <w:tcW w:w="1805" w:type="dxa"/>
+            <w:tcW w:w="1254" w:type="dxa"/>
             <w:tcBorders>
               <w:top w:val="single" w:sz="4" w:space="0" w:color="BFC7D1"/>
               <w:left w:val="single" w:sz="4" w:space="0" w:color="BFC7D1"/>
@@ -22110,7 +22099,7 @@
         </w:tc>
         <w:tc>
           <w:tcPr>
-            <w:tcW w:w="1805" w:type="dxa"/>
+            <w:tcW w:w="1412" w:type="dxa"/>
             <w:tcBorders>
               <w:top w:val="single" w:sz="4" w:space="0" w:color="BFC7D1"/>
               <w:left w:val="single" w:sz="4" w:space="0" w:color="BFC7D1"/>
@@ -22147,7 +22136,7 @@
         </w:tc>
         <w:tc>
           <w:tcPr>
-            <w:tcW w:w="1805" w:type="dxa"/>
+            <w:tcW w:w="1646" w:type="dxa"/>
             <w:tcBorders>
               <w:top w:val="single" w:sz="4" w:space="0" w:color="BFC7D1"/>
               <w:left w:val="single" w:sz="4" w:space="0" w:color="BFC7D1"/>
@@ -22184,7 +22173,7 @@
         </w:tc>
         <w:tc>
           <w:tcPr>
-            <w:tcW w:w="1806" w:type="dxa"/>
+            <w:tcW w:w="1803" w:type="dxa"/>
             <w:tcBorders>
               <w:top w:val="single" w:sz="4" w:space="0" w:color="BFC7D1"/>
               <w:left w:val="single" w:sz="4" w:space="0" w:color="BFC7D1"/>
@@ -22250,7 +22239,7 @@
         <w:trPr/>
         <w:tc>
           <w:tcPr>
-            <w:tcW w:w="1805" w:type="dxa"/>
+            <w:tcW w:w="2899" w:type="dxa"/>
             <w:tcBorders>
               <w:top w:val="single" w:sz="4" w:space="0" w:color="BFC7D1"/>
               <w:left w:val="single" w:sz="4" w:space="0" w:color="BFC7D1"/>
@@ -22287,7 +22276,7 @@
         </w:tc>
         <w:tc>
           <w:tcPr>
-            <w:tcW w:w="1805" w:type="dxa"/>
+            <w:tcW w:w="1254" w:type="dxa"/>
             <w:tcBorders>
               <w:top w:val="single" w:sz="4" w:space="0" w:color="BFC7D1"/>
               <w:left w:val="single" w:sz="4" w:space="0" w:color="BFC7D1"/>
@@ -22324,7 +22313,7 @@
         </w:tc>
         <w:tc>
           <w:tcPr>
-            <w:tcW w:w="1805" w:type="dxa"/>
+            <w:tcW w:w="1412" w:type="dxa"/>
             <w:tcBorders>
               <w:top w:val="single" w:sz="4" w:space="0" w:color="BFC7D1"/>
               <w:left w:val="single" w:sz="4" w:space="0" w:color="BFC7D1"/>
@@ -22387,7 +22376,7 @@
         </w:tc>
         <w:tc>
           <w:tcPr>
-            <w:tcW w:w="1805" w:type="dxa"/>
+            <w:tcW w:w="1646" w:type="dxa"/>
             <w:tcBorders>
               <w:top w:val="single" w:sz="4" w:space="0" w:color="BFC7D1"/>
               <w:left w:val="single" w:sz="4" w:space="0" w:color="BFC7D1"/>
@@ -22424,7 +22413,7 @@
         </w:tc>
         <w:tc>
           <w:tcPr>
-            <w:tcW w:w="1806" w:type="dxa"/>
+            <w:tcW w:w="1803" w:type="dxa"/>
             <w:tcBorders>
               <w:top w:val="single" w:sz="4" w:space="0" w:color="BFC7D1"/>
               <w:left w:val="single" w:sz="4" w:space="0" w:color="BFC7D1"/>
@@ -22490,7 +22479,7 @@
         <w:trPr/>
         <w:tc>
           <w:tcPr>
-            <w:tcW w:w="1805" w:type="dxa"/>
+            <w:tcW w:w="2899" w:type="dxa"/>
             <w:tcBorders>
               <w:top w:val="single" w:sz="4" w:space="0" w:color="BFC7D1"/>
               <w:left w:val="single" w:sz="4" w:space="0" w:color="BFC7D1"/>
@@ -22527,7 +22516,7 @@
         </w:tc>
         <w:tc>
           <w:tcPr>
-            <w:tcW w:w="1805" w:type="dxa"/>
+            <w:tcW w:w="1254" w:type="dxa"/>
             <w:tcBorders>
               <w:top w:val="single" w:sz="4" w:space="0" w:color="BFC7D1"/>
               <w:left w:val="single" w:sz="4" w:space="0" w:color="BFC7D1"/>
@@ -22564,7 +22553,7 @@
         </w:tc>
         <w:tc>
           <w:tcPr>
-            <w:tcW w:w="1805" w:type="dxa"/>
+            <w:tcW w:w="1412" w:type="dxa"/>
             <w:tcBorders>
               <w:top w:val="single" w:sz="4" w:space="0" w:color="BFC7D1"/>
               <w:left w:val="single" w:sz="4" w:space="0" w:color="BFC7D1"/>
@@ -22627,7 +22616,7 @@
         </w:tc>
         <w:tc>
           <w:tcPr>
-            <w:tcW w:w="1805" w:type="dxa"/>
+            <w:tcW w:w="1646" w:type="dxa"/>
             <w:tcBorders>
               <w:top w:val="single" w:sz="4" w:space="0" w:color="BFC7D1"/>
               <w:left w:val="single" w:sz="4" w:space="0" w:color="BFC7D1"/>
@@ -22690,7 +22679,7 @@
         </w:tc>
         <w:tc>
           <w:tcPr>
-            <w:tcW w:w="1806" w:type="dxa"/>
+            <w:tcW w:w="1803" w:type="dxa"/>
             <w:tcBorders>
               <w:top w:val="single" w:sz="4" w:space="0" w:color="BFC7D1"/>
               <w:left w:val="single" w:sz="4" w:space="0" w:color="BFC7D1"/>
@@ -22756,7 +22745,7 @@
         <w:trPr/>
         <w:tc>
           <w:tcPr>
-            <w:tcW w:w="1805" w:type="dxa"/>
+            <w:tcW w:w="2899" w:type="dxa"/>
             <w:tcBorders>
               <w:top w:val="single" w:sz="4" w:space="0" w:color="BFC7D1"/>
               <w:left w:val="single" w:sz="4" w:space="0" w:color="BFC7D1"/>
@@ -22793,7 +22782,7 @@
         </w:tc>
         <w:tc>
           <w:tcPr>
-            <w:tcW w:w="1805" w:type="dxa"/>
+            <w:tcW w:w="1254" w:type="dxa"/>
             <w:tcBorders>
               <w:top w:val="single" w:sz="4" w:space="0" w:color="BFC7D1"/>
               <w:left w:val="single" w:sz="4" w:space="0" w:color="BFC7D1"/>
@@ -22830,7 +22819,7 @@
         </w:tc>
         <w:tc>
           <w:tcPr>
-            <w:tcW w:w="1805" w:type="dxa"/>
+            <w:tcW w:w="1412" w:type="dxa"/>
             <w:tcBorders>
               <w:top w:val="single" w:sz="4" w:space="0" w:color="BFC7D1"/>
               <w:left w:val="single" w:sz="4" w:space="0" w:color="BFC7D1"/>
@@ -22893,7 +22882,7 @@
         </w:tc>
         <w:tc>
           <w:tcPr>
-            <w:tcW w:w="1805" w:type="dxa"/>
+            <w:tcW w:w="1646" w:type="dxa"/>
             <w:tcBorders>
               <w:top w:val="single" w:sz="4" w:space="0" w:color="BFC7D1"/>
               <w:left w:val="single" w:sz="4" w:space="0" w:color="BFC7D1"/>
@@ -22930,7 +22919,7 @@
         </w:tc>
         <w:tc>
           <w:tcPr>
-            <w:tcW w:w="1806" w:type="dxa"/>
+            <w:tcW w:w="1803" w:type="dxa"/>
             <w:tcBorders>
               <w:top w:val="single" w:sz="4" w:space="0" w:color="BFC7D1"/>
               <w:left w:val="single" w:sz="4" w:space="0" w:color="BFC7D1"/>
@@ -22996,7 +22985,7 @@
         <w:trPr/>
         <w:tc>
           <w:tcPr>
-            <w:tcW w:w="1805" w:type="dxa"/>
+            <w:tcW w:w="2899" w:type="dxa"/>
             <w:tcBorders>
               <w:top w:val="single" w:sz="4" w:space="0" w:color="BFC7D1"/>
               <w:left w:val="single" w:sz="4" w:space="0" w:color="BFC7D1"/>
@@ -23033,7 +23022,7 @@
         </w:tc>
         <w:tc>
           <w:tcPr>
-            <w:tcW w:w="1805" w:type="dxa"/>
+            <w:tcW w:w="1254" w:type="dxa"/>
             <w:tcBorders>
               <w:top w:val="single" w:sz="4" w:space="0" w:color="BFC7D1"/>
               <w:left w:val="single" w:sz="4" w:space="0" w:color="BFC7D1"/>
@@ -23070,7 +23059,7 @@
         </w:tc>
         <w:tc>
           <w:tcPr>
-            <w:tcW w:w="1805" w:type="dxa"/>
+            <w:tcW w:w="1412" w:type="dxa"/>
             <w:tcBorders>
               <w:top w:val="single" w:sz="4" w:space="0" w:color="BFC7D1"/>
               <w:left w:val="single" w:sz="4" w:space="0" w:color="BFC7D1"/>
@@ -23133,7 +23122,7 @@
         </w:tc>
         <w:tc>
           <w:tcPr>
-            <w:tcW w:w="1805" w:type="dxa"/>
+            <w:tcW w:w="1646" w:type="dxa"/>
             <w:tcBorders>
               <w:top w:val="single" w:sz="4" w:space="0" w:color="BFC7D1"/>
               <w:left w:val="single" w:sz="4" w:space="0" w:color="BFC7D1"/>
@@ -23170,7 +23159,7 @@
         </w:tc>
         <w:tc>
           <w:tcPr>
-            <w:tcW w:w="1806" w:type="dxa"/>
+            <w:tcW w:w="1803" w:type="dxa"/>
             <w:tcBorders>
               <w:top w:val="single" w:sz="4" w:space="0" w:color="BFC7D1"/>
               <w:left w:val="single" w:sz="4" w:space="0" w:color="BFC7D1"/>
@@ -23225,7 +23214,7 @@
         <w:pStyle w:val="Heading1"/>
         <w:rPr/>
       </w:pPr>
-      <w:bookmarkStart w:id="33" w:name="__RefHeading___Toc4912_1508998633"/>
+      <w:bookmarkStart w:id="33" w:name="__RefHeading___Toc10827_1649759004"/>
       <w:bookmarkEnd w:id="33"/>
       <w:r>
         <w:rPr>
@@ -23242,7 +23231,7 @@
         <w:pStyle w:val="Heading2"/>
         <w:rPr/>
       </w:pPr>
-      <w:bookmarkStart w:id="34" w:name="__RefHeading___Toc4914_1508998633"/>
+      <w:bookmarkStart w:id="34" w:name="__RefHeading___Toc10829_1649759004"/>
       <w:bookmarkEnd w:id="34"/>
       <w:r>
         <w:rPr>
@@ -23257,7 +23246,7 @@
     <w:tbl>
       <w:tblPr>
         <w:tblStyle w:val="TableGrid"/>
-        <w:tblW w:w="9026" w:type="dxa"/>
+        <w:tblW w:w="9014" w:type="dxa"/>
         <w:jc w:val="left"/>
         <w:tblInd w:w="0" w:type="dxa"/>
         <w:tblLayout w:type="fixed"/>
@@ -23270,8 +23259,8 @@
         <w:tblLook w:val="04a0" w:noHBand="0" w:noVBand="1" w:firstColumn="1" w:lastRow="0" w:lastColumn="0" w:firstRow="1"/>
       </w:tblPr>
       <w:tblGrid>
-        <w:gridCol w:w="4513"/>
-        <w:gridCol w:w="4512"/>
+        <w:gridCol w:w="1423"/>
+        <w:gridCol w:w="7590"/>
       </w:tblGrid>
       <w:tr>
         <w:trPr>
@@ -23279,7 +23268,7 @@
         </w:trPr>
         <w:tc>
           <w:tcPr>
-            <w:tcW w:w="4513" w:type="dxa"/>
+            <w:tcW w:w="1423" w:type="dxa"/>
             <w:tcBorders>
               <w:top w:val="single" w:sz="4" w:space="0" w:color="BFC7D1"/>
               <w:left w:val="single" w:sz="4" w:space="0" w:color="BFC7D1"/>
@@ -23318,7 +23307,7 @@
         </w:tc>
         <w:tc>
           <w:tcPr>
-            <w:tcW w:w="4512" w:type="dxa"/>
+            <w:tcW w:w="7590" w:type="dxa"/>
             <w:tcBorders>
               <w:top w:val="single" w:sz="4" w:space="0" w:color="BFC7D1"/>
               <w:left w:val="single" w:sz="4" w:space="0" w:color="BFC7D1"/>
@@ -23360,7 +23349,7 @@
         <w:trPr/>
         <w:tc>
           <w:tcPr>
-            <w:tcW w:w="4513" w:type="dxa"/>
+            <w:tcW w:w="1423" w:type="dxa"/>
             <w:tcBorders>
               <w:top w:val="single" w:sz="4" w:space="0" w:color="BFC7D1"/>
               <w:left w:val="single" w:sz="4" w:space="0" w:color="BFC7D1"/>
@@ -23397,7 +23386,7 @@
         </w:tc>
         <w:tc>
           <w:tcPr>
-            <w:tcW w:w="4512" w:type="dxa"/>
+            <w:tcW w:w="7590" w:type="dxa"/>
             <w:tcBorders>
               <w:top w:val="single" w:sz="4" w:space="0" w:color="BFC7D1"/>
               <w:left w:val="single" w:sz="4" w:space="0" w:color="BFC7D1"/>
@@ -23437,7 +23426,7 @@
         <w:trPr/>
         <w:tc>
           <w:tcPr>
-            <w:tcW w:w="4513" w:type="dxa"/>
+            <w:tcW w:w="1423" w:type="dxa"/>
             <w:tcBorders>
               <w:top w:val="single" w:sz="4" w:space="0" w:color="BFC7D1"/>
               <w:left w:val="single" w:sz="4" w:space="0" w:color="BFC7D1"/>
@@ -23474,7 +23463,7 @@
         </w:tc>
         <w:tc>
           <w:tcPr>
-            <w:tcW w:w="4512" w:type="dxa"/>
+            <w:tcW w:w="7590" w:type="dxa"/>
             <w:tcBorders>
               <w:top w:val="single" w:sz="4" w:space="0" w:color="BFC7D1"/>
               <w:left w:val="single" w:sz="4" w:space="0" w:color="BFC7D1"/>
@@ -23514,7 +23503,7 @@
         <w:trPr/>
         <w:tc>
           <w:tcPr>
-            <w:tcW w:w="4513" w:type="dxa"/>
+            <w:tcW w:w="1423" w:type="dxa"/>
             <w:tcBorders>
               <w:top w:val="single" w:sz="4" w:space="0" w:color="BFC7D1"/>
               <w:left w:val="single" w:sz="4" w:space="0" w:color="BFC7D1"/>
@@ -23551,7 +23540,7 @@
         </w:tc>
         <w:tc>
           <w:tcPr>
-            <w:tcW w:w="4512" w:type="dxa"/>
+            <w:tcW w:w="7590" w:type="dxa"/>
             <w:tcBorders>
               <w:top w:val="single" w:sz="4" w:space="0" w:color="BFC7D1"/>
               <w:left w:val="single" w:sz="4" w:space="0" w:color="BFC7D1"/>
@@ -23591,7 +23580,7 @@
         <w:trPr/>
         <w:tc>
           <w:tcPr>
-            <w:tcW w:w="4513" w:type="dxa"/>
+            <w:tcW w:w="1423" w:type="dxa"/>
             <w:tcBorders>
               <w:top w:val="single" w:sz="4" w:space="0" w:color="BFC7D1"/>
               <w:left w:val="single" w:sz="4" w:space="0" w:color="BFC7D1"/>
@@ -23628,7 +23617,7 @@
         </w:tc>
         <w:tc>
           <w:tcPr>
-            <w:tcW w:w="4512" w:type="dxa"/>
+            <w:tcW w:w="7590" w:type="dxa"/>
             <w:tcBorders>
               <w:top w:val="single" w:sz="4" w:space="0" w:color="BFC7D1"/>
               <w:left w:val="single" w:sz="4" w:space="0" w:color="BFC7D1"/>
@@ -23680,7 +23669,7 @@
         <w:pStyle w:val="Heading2"/>
         <w:rPr/>
       </w:pPr>
-      <w:bookmarkStart w:id="35" w:name="__RefHeading___Toc4916_1508998633"/>
+      <w:bookmarkStart w:id="35" w:name="__RefHeading___Toc10831_1649759004"/>
       <w:bookmarkEnd w:id="35"/>
       <w:r>
         <w:rPr>
@@ -23712,7 +23701,7 @@
         <w:pStyle w:val="Heading2"/>
         <w:rPr/>
       </w:pPr>
-      <w:bookmarkStart w:id="36" w:name="__RefHeading___Toc4918_1508998633"/>
+      <w:bookmarkStart w:id="36" w:name="__RefHeading___Toc10833_1649759004"/>
       <w:bookmarkEnd w:id="36"/>
       <w:r>
         <w:rPr>
@@ -23742,7 +23731,7 @@
     <w:tbl>
       <w:tblPr>
         <w:tblStyle w:val="TableGrid"/>
-        <w:tblW w:w="9026" w:type="dxa"/>
+        <w:tblW w:w="9014" w:type="dxa"/>
         <w:jc w:val="left"/>
         <w:tblInd w:w="0" w:type="dxa"/>
         <w:tblLayout w:type="fixed"/>
@@ -23755,8 +23744,8 @@
         <w:tblLook w:val="04a0" w:noHBand="0" w:noVBand="1" w:firstColumn="1" w:lastRow="0" w:lastColumn="0" w:firstRow="1"/>
       </w:tblPr>
       <w:tblGrid>
-        <w:gridCol w:w="4513"/>
-        <w:gridCol w:w="4512"/>
+        <w:gridCol w:w="2556"/>
+        <w:gridCol w:w="6457"/>
       </w:tblGrid>
       <w:tr>
         <w:trPr>
@@ -23764,7 +23753,7 @@
         </w:trPr>
         <w:tc>
           <w:tcPr>
-            <w:tcW w:w="4513" w:type="dxa"/>
+            <w:tcW w:w="2556" w:type="dxa"/>
             <w:tcBorders>
               <w:top w:val="single" w:sz="4" w:space="0" w:color="BFC7D1"/>
               <w:left w:val="single" w:sz="4" w:space="0" w:color="BFC7D1"/>
@@ -23803,7 +23792,7 @@
         </w:tc>
         <w:tc>
           <w:tcPr>
-            <w:tcW w:w="4512" w:type="dxa"/>
+            <w:tcW w:w="6457" w:type="dxa"/>
             <w:tcBorders>
               <w:top w:val="single" w:sz="4" w:space="0" w:color="BFC7D1"/>
               <w:left w:val="single" w:sz="4" w:space="0" w:color="BFC7D1"/>
@@ -23845,7 +23834,7 @@
         <w:trPr/>
         <w:tc>
           <w:tcPr>
-            <w:tcW w:w="4513" w:type="dxa"/>
+            <w:tcW w:w="2556" w:type="dxa"/>
             <w:tcBorders>
               <w:top w:val="single" w:sz="4" w:space="0" w:color="BFC7D1"/>
               <w:left w:val="single" w:sz="4" w:space="0" w:color="BFC7D1"/>
@@ -23882,7 +23871,7 @@
         </w:tc>
         <w:tc>
           <w:tcPr>
-            <w:tcW w:w="4512" w:type="dxa"/>
+            <w:tcW w:w="6457" w:type="dxa"/>
             <w:tcBorders>
               <w:top w:val="single" w:sz="4" w:space="0" w:color="BFC7D1"/>
               <w:left w:val="single" w:sz="4" w:space="0" w:color="BFC7D1"/>
@@ -23922,7 +23911,7 @@
         <w:trPr/>
         <w:tc>
           <w:tcPr>
-            <w:tcW w:w="4513" w:type="dxa"/>
+            <w:tcW w:w="2556" w:type="dxa"/>
             <w:tcBorders>
               <w:top w:val="single" w:sz="4" w:space="0" w:color="BFC7D1"/>
               <w:left w:val="single" w:sz="4" w:space="0" w:color="BFC7D1"/>
@@ -23959,7 +23948,7 @@
         </w:tc>
         <w:tc>
           <w:tcPr>
-            <w:tcW w:w="4512" w:type="dxa"/>
+            <w:tcW w:w="6457" w:type="dxa"/>
             <w:tcBorders>
               <w:top w:val="single" w:sz="4" w:space="0" w:color="BFC7D1"/>
               <w:left w:val="single" w:sz="4" w:space="0" w:color="BFC7D1"/>
@@ -23999,7 +23988,7 @@
         <w:trPr/>
         <w:tc>
           <w:tcPr>
-            <w:tcW w:w="4513" w:type="dxa"/>
+            <w:tcW w:w="2556" w:type="dxa"/>
             <w:tcBorders>
               <w:top w:val="single" w:sz="4" w:space="0" w:color="BFC7D1"/>
               <w:left w:val="single" w:sz="4" w:space="0" w:color="BFC7D1"/>
@@ -24036,7 +24025,7 @@
         </w:tc>
         <w:tc>
           <w:tcPr>
-            <w:tcW w:w="4512" w:type="dxa"/>
+            <w:tcW w:w="6457" w:type="dxa"/>
             <w:tcBorders>
               <w:top w:val="single" w:sz="4" w:space="0" w:color="BFC7D1"/>
               <w:left w:val="single" w:sz="4" w:space="0" w:color="BFC7D1"/>
@@ -24076,7 +24065,7 @@
         <w:trPr/>
         <w:tc>
           <w:tcPr>
-            <w:tcW w:w="4513" w:type="dxa"/>
+            <w:tcW w:w="2556" w:type="dxa"/>
             <w:tcBorders>
               <w:top w:val="single" w:sz="4" w:space="0" w:color="BFC7D1"/>
               <w:left w:val="single" w:sz="4" w:space="0" w:color="BFC7D1"/>
@@ -24113,7 +24102,7 @@
         </w:tc>
         <w:tc>
           <w:tcPr>
-            <w:tcW w:w="4512" w:type="dxa"/>
+            <w:tcW w:w="6457" w:type="dxa"/>
             <w:tcBorders>
               <w:top w:val="single" w:sz="4" w:space="0" w:color="BFC7D1"/>
               <w:left w:val="single" w:sz="4" w:space="0" w:color="BFC7D1"/>
@@ -24153,7 +24142,7 @@
         <w:trPr/>
         <w:tc>
           <w:tcPr>
-            <w:tcW w:w="4513" w:type="dxa"/>
+            <w:tcW w:w="2556" w:type="dxa"/>
             <w:tcBorders>
               <w:top w:val="single" w:sz="4" w:space="0" w:color="BFC7D1"/>
               <w:left w:val="single" w:sz="4" w:space="0" w:color="BFC7D1"/>
@@ -24190,7 +24179,7 @@
         </w:tc>
         <w:tc>
           <w:tcPr>
-            <w:tcW w:w="4512" w:type="dxa"/>
+            <w:tcW w:w="6457" w:type="dxa"/>
             <w:tcBorders>
               <w:top w:val="single" w:sz="4" w:space="0" w:color="BFC7D1"/>
               <w:left w:val="single" w:sz="4" w:space="0" w:color="BFC7D1"/>
@@ -24230,7 +24219,7 @@
         <w:trPr/>
         <w:tc>
           <w:tcPr>
-            <w:tcW w:w="4513" w:type="dxa"/>
+            <w:tcW w:w="2556" w:type="dxa"/>
             <w:tcBorders>
               <w:top w:val="single" w:sz="4" w:space="0" w:color="BFC7D1"/>
               <w:left w:val="single" w:sz="4" w:space="0" w:color="BFC7D1"/>
@@ -24267,7 +24256,7 @@
         </w:tc>
         <w:tc>
           <w:tcPr>
-            <w:tcW w:w="4512" w:type="dxa"/>
+            <w:tcW w:w="6457" w:type="dxa"/>
             <w:tcBorders>
               <w:top w:val="single" w:sz="4" w:space="0" w:color="BFC7D1"/>
               <w:left w:val="single" w:sz="4" w:space="0" w:color="BFC7D1"/>
@@ -24337,7 +24326,7 @@
         <w:pStyle w:val="Heading1"/>
         <w:rPr/>
       </w:pPr>
-      <w:bookmarkStart w:id="37" w:name="__RefHeading___Toc4920_1508998633"/>
+      <w:bookmarkStart w:id="37" w:name="__RefHeading___Toc10835_1649759004"/>
       <w:bookmarkEnd w:id="37"/>
       <w:r>
         <w:rPr>
@@ -24352,7 +24341,7 @@
     <w:tbl>
       <w:tblPr>
         <w:tblStyle w:val="TableGrid"/>
-        <w:tblW w:w="9027" w:type="dxa"/>
+        <w:tblW w:w="9014" w:type="dxa"/>
         <w:jc w:val="left"/>
         <w:tblInd w:w="0" w:type="dxa"/>
         <w:tblLayout w:type="fixed"/>
@@ -24365,9 +24354,9 @@
         <w:tblLook w:val="04a0" w:noHBand="0" w:noVBand="1" w:firstColumn="1" w:lastRow="0" w:lastColumn="0" w:firstRow="1"/>
       </w:tblPr>
       <w:tblGrid>
-        <w:gridCol w:w="3009"/>
-        <w:gridCol w:w="3009"/>
-        <w:gridCol w:w="3009"/>
+        <w:gridCol w:w="1618"/>
+        <w:gridCol w:w="3697"/>
+        <w:gridCol w:w="3699"/>
       </w:tblGrid>
       <w:tr>
         <w:trPr>
@@ -24375,7 +24364,7 @@
         </w:trPr>
         <w:tc>
           <w:tcPr>
-            <w:tcW w:w="3009" w:type="dxa"/>
+            <w:tcW w:w="1618" w:type="dxa"/>
             <w:tcBorders>
               <w:top w:val="single" w:sz="4" w:space="0" w:color="BFC7D1"/>
               <w:left w:val="single" w:sz="4" w:space="0" w:color="BFC7D1"/>
@@ -24414,7 +24403,7 @@
         </w:tc>
         <w:tc>
           <w:tcPr>
-            <w:tcW w:w="3009" w:type="dxa"/>
+            <w:tcW w:w="3697" w:type="dxa"/>
             <w:tcBorders>
               <w:top w:val="single" w:sz="4" w:space="0" w:color="BFC7D1"/>
               <w:left w:val="single" w:sz="4" w:space="0" w:color="BFC7D1"/>
@@ -24453,7 +24442,7 @@
         </w:tc>
         <w:tc>
           <w:tcPr>
-            <w:tcW w:w="3009" w:type="dxa"/>
+            <w:tcW w:w="3699" w:type="dxa"/>
             <w:tcBorders>
               <w:top w:val="single" w:sz="4" w:space="0" w:color="BFC7D1"/>
               <w:left w:val="single" w:sz="4" w:space="0" w:color="BFC7D1"/>
@@ -24495,7 +24484,7 @@
         <w:trPr/>
         <w:tc>
           <w:tcPr>
-            <w:tcW w:w="3009" w:type="dxa"/>
+            <w:tcW w:w="1618" w:type="dxa"/>
             <w:tcBorders>
               <w:top w:val="single" w:sz="4" w:space="0" w:color="BFC7D1"/>
               <w:left w:val="single" w:sz="4" w:space="0" w:color="BFC7D1"/>
@@ -24532,7 +24521,7 @@
         </w:tc>
         <w:tc>
           <w:tcPr>
-            <w:tcW w:w="3009" w:type="dxa"/>
+            <w:tcW w:w="3697" w:type="dxa"/>
             <w:tcBorders>
               <w:top w:val="single" w:sz="4" w:space="0" w:color="BFC7D1"/>
               <w:left w:val="single" w:sz="4" w:space="0" w:color="BFC7D1"/>
@@ -24569,7 +24558,7 @@
         </w:tc>
         <w:tc>
           <w:tcPr>
-            <w:tcW w:w="3009" w:type="dxa"/>
+            <w:tcW w:w="3699" w:type="dxa"/>
             <w:tcBorders>
               <w:top w:val="single" w:sz="4" w:space="0" w:color="BFC7D1"/>
               <w:left w:val="single" w:sz="4" w:space="0" w:color="BFC7D1"/>
@@ -24609,7 +24598,7 @@
         <w:trPr/>
         <w:tc>
           <w:tcPr>
-            <w:tcW w:w="3009" w:type="dxa"/>
+            <w:tcW w:w="1618" w:type="dxa"/>
             <w:tcBorders>
               <w:top w:val="single" w:sz="4" w:space="0" w:color="BFC7D1"/>
               <w:left w:val="single" w:sz="4" w:space="0" w:color="BFC7D1"/>
@@ -24646,7 +24635,7 @@
         </w:tc>
         <w:tc>
           <w:tcPr>
-            <w:tcW w:w="3009" w:type="dxa"/>
+            <w:tcW w:w="3697" w:type="dxa"/>
             <w:tcBorders>
               <w:top w:val="single" w:sz="4" w:space="0" w:color="BFC7D1"/>
               <w:left w:val="single" w:sz="4" w:space="0" w:color="BFC7D1"/>
@@ -24683,7 +24672,7 @@
         </w:tc>
         <w:tc>
           <w:tcPr>
-            <w:tcW w:w="3009" w:type="dxa"/>
+            <w:tcW w:w="3699" w:type="dxa"/>
             <w:tcBorders>
               <w:top w:val="single" w:sz="4" w:space="0" w:color="BFC7D1"/>
               <w:left w:val="single" w:sz="4" w:space="0" w:color="BFC7D1"/>
@@ -24723,7 +24712,7 @@
         <w:trPr/>
         <w:tc>
           <w:tcPr>
-            <w:tcW w:w="3009" w:type="dxa"/>
+            <w:tcW w:w="1618" w:type="dxa"/>
             <w:tcBorders>
               <w:top w:val="single" w:sz="4" w:space="0" w:color="BFC7D1"/>
               <w:left w:val="single" w:sz="4" w:space="0" w:color="BFC7D1"/>
@@ -24760,7 +24749,7 @@
         </w:tc>
         <w:tc>
           <w:tcPr>
-            <w:tcW w:w="3009" w:type="dxa"/>
+            <w:tcW w:w="3697" w:type="dxa"/>
             <w:tcBorders>
               <w:top w:val="single" w:sz="4" w:space="0" w:color="BFC7D1"/>
               <w:left w:val="single" w:sz="4" w:space="0" w:color="BFC7D1"/>
@@ -24797,7 +24786,7 @@
         </w:tc>
         <w:tc>
           <w:tcPr>
-            <w:tcW w:w="3009" w:type="dxa"/>
+            <w:tcW w:w="3699" w:type="dxa"/>
             <w:tcBorders>
               <w:top w:val="single" w:sz="4" w:space="0" w:color="BFC7D1"/>
               <w:left w:val="single" w:sz="4" w:space="0" w:color="BFC7D1"/>
@@ -24859,7 +24848,7 @@
         <w:trPr/>
         <w:tc>
           <w:tcPr>
-            <w:tcW w:w="3009" w:type="dxa"/>
+            <w:tcW w:w="1618" w:type="dxa"/>
             <w:tcBorders>
               <w:top w:val="single" w:sz="4" w:space="0" w:color="BFC7D1"/>
               <w:left w:val="single" w:sz="4" w:space="0" w:color="BFC7D1"/>
@@ -24896,7 +24885,7 @@
         </w:tc>
         <w:tc>
           <w:tcPr>
-            <w:tcW w:w="3009" w:type="dxa"/>
+            <w:tcW w:w="3697" w:type="dxa"/>
             <w:tcBorders>
               <w:top w:val="single" w:sz="4" w:space="0" w:color="BFC7D1"/>
               <w:left w:val="single" w:sz="4" w:space="0" w:color="BFC7D1"/>
@@ -24933,7 +24922,7 @@
         </w:tc>
         <w:tc>
           <w:tcPr>
-            <w:tcW w:w="3009" w:type="dxa"/>
+            <w:tcW w:w="3699" w:type="dxa"/>
             <w:tcBorders>
               <w:top w:val="single" w:sz="4" w:space="0" w:color="BFC7D1"/>
               <w:left w:val="single" w:sz="4" w:space="0" w:color="BFC7D1"/>
@@ -24995,7 +24984,7 @@
         <w:trPr/>
         <w:tc>
           <w:tcPr>
-            <w:tcW w:w="3009" w:type="dxa"/>
+            <w:tcW w:w="1618" w:type="dxa"/>
             <w:tcBorders>
               <w:top w:val="single" w:sz="4" w:space="0" w:color="BFC7D1"/>
               <w:left w:val="single" w:sz="4" w:space="0" w:color="BFC7D1"/>
@@ -25032,7 +25021,7 @@
         </w:tc>
         <w:tc>
           <w:tcPr>
-            <w:tcW w:w="3009" w:type="dxa"/>
+            <w:tcW w:w="3697" w:type="dxa"/>
             <w:tcBorders>
               <w:top w:val="single" w:sz="4" w:space="0" w:color="BFC7D1"/>
               <w:left w:val="single" w:sz="4" w:space="0" w:color="BFC7D1"/>
@@ -25069,7 +25058,7 @@
         </w:tc>
         <w:tc>
           <w:tcPr>
-            <w:tcW w:w="3009" w:type="dxa"/>
+            <w:tcW w:w="3699" w:type="dxa"/>
             <w:tcBorders>
               <w:top w:val="single" w:sz="4" w:space="0" w:color="BFC7D1"/>
               <w:left w:val="single" w:sz="4" w:space="0" w:color="BFC7D1"/>
@@ -25109,7 +25098,7 @@
         <w:trPr/>
         <w:tc>
           <w:tcPr>
-            <w:tcW w:w="3009" w:type="dxa"/>
+            <w:tcW w:w="1618" w:type="dxa"/>
             <w:tcBorders>
               <w:top w:val="single" w:sz="4" w:space="0" w:color="BFC7D1"/>
               <w:left w:val="single" w:sz="4" w:space="0" w:color="BFC7D1"/>
@@ -25146,7 +25135,7 @@
         </w:tc>
         <w:tc>
           <w:tcPr>
-            <w:tcW w:w="3009" w:type="dxa"/>
+            <w:tcW w:w="3697" w:type="dxa"/>
             <w:tcBorders>
               <w:top w:val="single" w:sz="4" w:space="0" w:color="BFC7D1"/>
               <w:left w:val="single" w:sz="4" w:space="0" w:color="BFC7D1"/>
@@ -25183,7 +25172,7 @@
         </w:tc>
         <w:tc>
           <w:tcPr>
-            <w:tcW w:w="3009" w:type="dxa"/>
+            <w:tcW w:w="3699" w:type="dxa"/>
             <w:tcBorders>
               <w:top w:val="single" w:sz="4" w:space="0" w:color="BFC7D1"/>
               <w:left w:val="single" w:sz="4" w:space="0" w:color="BFC7D1"/>
@@ -25223,7 +25212,7 @@
         <w:trPr/>
         <w:tc>
           <w:tcPr>
-            <w:tcW w:w="3009" w:type="dxa"/>
+            <w:tcW w:w="1618" w:type="dxa"/>
             <w:tcBorders>
               <w:top w:val="single" w:sz="4" w:space="0" w:color="BFC7D1"/>
               <w:left w:val="single" w:sz="4" w:space="0" w:color="BFC7D1"/>
@@ -25260,7 +25249,7 @@
         </w:tc>
         <w:tc>
           <w:tcPr>
-            <w:tcW w:w="3009" w:type="dxa"/>
+            <w:tcW w:w="3697" w:type="dxa"/>
             <w:tcBorders>
               <w:top w:val="single" w:sz="4" w:space="0" w:color="BFC7D1"/>
               <w:left w:val="single" w:sz="4" w:space="0" w:color="BFC7D1"/>
@@ -25297,7 +25286,7 @@
         </w:tc>
         <w:tc>
           <w:tcPr>
-            <w:tcW w:w="3009" w:type="dxa"/>
+            <w:tcW w:w="3699" w:type="dxa"/>
             <w:tcBorders>
               <w:top w:val="single" w:sz="4" w:space="0" w:color="BFC7D1"/>
               <w:left w:val="single" w:sz="4" w:space="0" w:color="BFC7D1"/>
@@ -25337,7 +25326,7 @@
         <w:trPr/>
         <w:tc>
           <w:tcPr>
-            <w:tcW w:w="3009" w:type="dxa"/>
+            <w:tcW w:w="1618" w:type="dxa"/>
             <w:tcBorders>
               <w:top w:val="single" w:sz="4" w:space="0" w:color="BFC7D1"/>
               <w:left w:val="single" w:sz="4" w:space="0" w:color="BFC7D1"/>
@@ -25374,7 +25363,7 @@
         </w:tc>
         <w:tc>
           <w:tcPr>
-            <w:tcW w:w="3009" w:type="dxa"/>
+            <w:tcW w:w="3697" w:type="dxa"/>
             <w:tcBorders>
               <w:top w:val="single" w:sz="4" w:space="0" w:color="BFC7D1"/>
               <w:left w:val="single" w:sz="4" w:space="0" w:color="BFC7D1"/>
@@ -25411,7 +25400,7 @@
         </w:tc>
         <w:tc>
           <w:tcPr>
-            <w:tcW w:w="3009" w:type="dxa"/>
+            <w:tcW w:w="3699" w:type="dxa"/>
             <w:tcBorders>
               <w:top w:val="single" w:sz="4" w:space="0" w:color="BFC7D1"/>
               <w:left w:val="single" w:sz="4" w:space="0" w:color="BFC7D1"/>
@@ -25451,7 +25440,7 @@
         <w:trPr/>
         <w:tc>
           <w:tcPr>
-            <w:tcW w:w="3009" w:type="dxa"/>
+            <w:tcW w:w="1618" w:type="dxa"/>
             <w:tcBorders>
               <w:top w:val="single" w:sz="4" w:space="0" w:color="BFC7D1"/>
               <w:left w:val="single" w:sz="4" w:space="0" w:color="BFC7D1"/>
@@ -25488,7 +25477,7 @@
         </w:tc>
         <w:tc>
           <w:tcPr>
-            <w:tcW w:w="3009" w:type="dxa"/>
+            <w:tcW w:w="3697" w:type="dxa"/>
             <w:tcBorders>
               <w:top w:val="single" w:sz="4" w:space="0" w:color="BFC7D1"/>
               <w:left w:val="single" w:sz="4" w:space="0" w:color="BFC7D1"/>
@@ -25525,7 +25514,7 @@
         </w:tc>
         <w:tc>
           <w:tcPr>
-            <w:tcW w:w="3009" w:type="dxa"/>
+            <w:tcW w:w="3699" w:type="dxa"/>
             <w:tcBorders>
               <w:top w:val="single" w:sz="4" w:space="0" w:color="BFC7D1"/>
               <w:left w:val="single" w:sz="4" w:space="0" w:color="BFC7D1"/>
@@ -25565,7 +25554,7 @@
         <w:trPr/>
         <w:tc>
           <w:tcPr>
-            <w:tcW w:w="3009" w:type="dxa"/>
+            <w:tcW w:w="1618" w:type="dxa"/>
             <w:tcBorders>
               <w:top w:val="single" w:sz="4" w:space="0" w:color="BFC7D1"/>
               <w:left w:val="single" w:sz="4" w:space="0" w:color="BFC7D1"/>
@@ -25602,7 +25591,7 @@
         </w:tc>
         <w:tc>
           <w:tcPr>
-            <w:tcW w:w="3009" w:type="dxa"/>
+            <w:tcW w:w="3697" w:type="dxa"/>
             <w:tcBorders>
               <w:top w:val="single" w:sz="4" w:space="0" w:color="BFC7D1"/>
               <w:left w:val="single" w:sz="4" w:space="0" w:color="BFC7D1"/>
@@ -25639,7 +25628,7 @@
         </w:tc>
         <w:tc>
           <w:tcPr>
-            <w:tcW w:w="3009" w:type="dxa"/>
+            <w:tcW w:w="3699" w:type="dxa"/>
             <w:tcBorders>
               <w:top w:val="single" w:sz="4" w:space="0" w:color="BFC7D1"/>
               <w:left w:val="single" w:sz="4" w:space="0" w:color="BFC7D1"/>
@@ -25679,7 +25668,7 @@
         <w:trPr/>
         <w:tc>
           <w:tcPr>
-            <w:tcW w:w="3009" w:type="dxa"/>
+            <w:tcW w:w="1618" w:type="dxa"/>
             <w:tcBorders>
               <w:top w:val="single" w:sz="4" w:space="0" w:color="BFC7D1"/>
               <w:left w:val="single" w:sz="4" w:space="0" w:color="BFC7D1"/>
@@ -25716,7 +25705,7 @@
         </w:tc>
         <w:tc>
           <w:tcPr>
-            <w:tcW w:w="3009" w:type="dxa"/>
+            <w:tcW w:w="3697" w:type="dxa"/>
             <w:tcBorders>
               <w:top w:val="single" w:sz="4" w:space="0" w:color="BFC7D1"/>
               <w:left w:val="single" w:sz="4" w:space="0" w:color="BFC7D1"/>
@@ -25753,7 +25742,7 @@
         </w:tc>
         <w:tc>
           <w:tcPr>
-            <w:tcW w:w="3009" w:type="dxa"/>
+            <w:tcW w:w="3699" w:type="dxa"/>
             <w:tcBorders>
               <w:top w:val="single" w:sz="4" w:space="0" w:color="BFC7D1"/>
               <w:left w:val="single" w:sz="4" w:space="0" w:color="BFC7D1"/>
@@ -25793,7 +25782,7 @@
         <w:trPr/>
         <w:tc>
           <w:tcPr>
-            <w:tcW w:w="3009" w:type="dxa"/>
+            <w:tcW w:w="1618" w:type="dxa"/>
             <w:tcBorders>
               <w:top w:val="single" w:sz="4" w:space="0" w:color="BFC7D1"/>
               <w:left w:val="single" w:sz="4" w:space="0" w:color="BFC7D1"/>
@@ -25830,7 +25819,7 @@
         </w:tc>
         <w:tc>
           <w:tcPr>
-            <w:tcW w:w="3009" w:type="dxa"/>
+            <w:tcW w:w="3697" w:type="dxa"/>
             <w:tcBorders>
               <w:top w:val="single" w:sz="4" w:space="0" w:color="BFC7D1"/>
               <w:left w:val="single" w:sz="4" w:space="0" w:color="BFC7D1"/>
@@ -25867,7 +25856,7 @@
         </w:tc>
         <w:tc>
           <w:tcPr>
-            <w:tcW w:w="3009" w:type="dxa"/>
+            <w:tcW w:w="3699" w:type="dxa"/>
             <w:tcBorders>
               <w:top w:val="single" w:sz="4" w:space="0" w:color="BFC7D1"/>
               <w:left w:val="single" w:sz="4" w:space="0" w:color="BFC7D1"/>
@@ -25937,7 +25926,7 @@
         <w:pStyle w:val="Heading1"/>
         <w:rPr/>
       </w:pPr>
-      <w:bookmarkStart w:id="38" w:name="__RefHeading___Toc4922_1508998633"/>
+      <w:bookmarkStart w:id="38" w:name="__RefHeading___Toc10837_1649759004"/>
       <w:bookmarkEnd w:id="38"/>
       <w:r>
         <w:rPr>
@@ -26147,7 +26136,7 @@
         <w:pStyle w:val="Heading1"/>
         <w:rPr/>
       </w:pPr>
-      <w:bookmarkStart w:id="39" w:name="__RefHeading___Toc4924_1508998633"/>
+      <w:bookmarkStart w:id="39" w:name="__RefHeading___Toc10839_1649759004"/>
       <w:bookmarkEnd w:id="39"/>
       <w:r>
         <w:rPr>
@@ -26391,7 +26380,7 @@
         <w:pStyle w:val="Heading1"/>
         <w:rPr/>
       </w:pPr>
-      <w:bookmarkStart w:id="40" w:name="__RefHeading___Toc4926_1508998633"/>
+      <w:bookmarkStart w:id="40" w:name="__RefHeading___Toc10841_1649759004"/>
       <w:bookmarkEnd w:id="40"/>
       <w:r>
         <w:rPr>
@@ -26406,7 +26395,7 @@
     <w:tbl>
       <w:tblPr>
         <w:tblStyle w:val="TableGrid"/>
-        <w:tblW w:w="9026" w:type="dxa"/>
+        <w:tblW w:w="9014" w:type="dxa"/>
         <w:jc w:val="left"/>
         <w:tblInd w:w="0" w:type="dxa"/>
         <w:tblLayout w:type="fixed"/>
@@ -26419,8 +26408,8 @@
         <w:tblLook w:val="04a0" w:noHBand="0" w:noVBand="1" w:firstColumn="1" w:lastRow="0" w:lastColumn="0" w:firstRow="1"/>
       </w:tblPr>
       <w:tblGrid>
-        <w:gridCol w:w="4513"/>
-        <w:gridCol w:w="4512"/>
+        <w:gridCol w:w="5150"/>
+        <w:gridCol w:w="3863"/>
       </w:tblGrid>
       <w:tr>
         <w:trPr>
@@ -26428,7 +26417,7 @@
         </w:trPr>
         <w:tc>
           <w:tcPr>
-            <w:tcW w:w="4513" w:type="dxa"/>
+            <w:tcW w:w="5150" w:type="dxa"/>
             <w:tcBorders>
               <w:top w:val="single" w:sz="4" w:space="0" w:color="BFC7D1"/>
               <w:left w:val="single" w:sz="4" w:space="0" w:color="BFC7D1"/>
@@ -26467,7 +26456,7 @@
         </w:tc>
         <w:tc>
           <w:tcPr>
-            <w:tcW w:w="4512" w:type="dxa"/>
+            <w:tcW w:w="3863" w:type="dxa"/>
             <w:tcBorders>
               <w:top w:val="single" w:sz="4" w:space="0" w:color="BFC7D1"/>
               <w:left w:val="single" w:sz="4" w:space="0" w:color="BFC7D1"/>
@@ -26509,7 +26498,7 @@
         <w:trPr/>
         <w:tc>
           <w:tcPr>
-            <w:tcW w:w="4513" w:type="dxa"/>
+            <w:tcW w:w="5150" w:type="dxa"/>
             <w:tcBorders>
               <w:top w:val="single" w:sz="4" w:space="0" w:color="BFC7D1"/>
               <w:left w:val="single" w:sz="4" w:space="0" w:color="BFC7D1"/>
@@ -26546,7 +26535,7 @@
         </w:tc>
         <w:tc>
           <w:tcPr>
-            <w:tcW w:w="4512" w:type="dxa"/>
+            <w:tcW w:w="3863" w:type="dxa"/>
             <w:tcBorders>
               <w:top w:val="single" w:sz="4" w:space="0" w:color="BFC7D1"/>
               <w:left w:val="single" w:sz="4" w:space="0" w:color="BFC7D1"/>
@@ -26586,7 +26575,7 @@
         <w:trPr/>
         <w:tc>
           <w:tcPr>
-            <w:tcW w:w="4513" w:type="dxa"/>
+            <w:tcW w:w="5150" w:type="dxa"/>
             <w:tcBorders>
               <w:top w:val="single" w:sz="4" w:space="0" w:color="BFC7D1"/>
               <w:left w:val="single" w:sz="4" w:space="0" w:color="BFC7D1"/>
@@ -26623,7 +26612,7 @@
         </w:tc>
         <w:tc>
           <w:tcPr>
-            <w:tcW w:w="4512" w:type="dxa"/>
+            <w:tcW w:w="3863" w:type="dxa"/>
             <w:tcBorders>
               <w:top w:val="single" w:sz="4" w:space="0" w:color="BFC7D1"/>
               <w:left w:val="single" w:sz="4" w:space="0" w:color="BFC7D1"/>
@@ -26663,7 +26652,7 @@
         <w:trPr/>
         <w:tc>
           <w:tcPr>
-            <w:tcW w:w="4513" w:type="dxa"/>
+            <w:tcW w:w="5150" w:type="dxa"/>
             <w:tcBorders>
               <w:top w:val="single" w:sz="4" w:space="0" w:color="BFC7D1"/>
               <w:left w:val="single" w:sz="4" w:space="0" w:color="BFC7D1"/>
@@ -26700,7 +26689,7 @@
         </w:tc>
         <w:tc>
           <w:tcPr>
-            <w:tcW w:w="4512" w:type="dxa"/>
+            <w:tcW w:w="3863" w:type="dxa"/>
             <w:tcBorders>
               <w:top w:val="single" w:sz="4" w:space="0" w:color="BFC7D1"/>
               <w:left w:val="single" w:sz="4" w:space="0" w:color="BFC7D1"/>
@@ -26740,7 +26729,7 @@
         <w:trPr/>
         <w:tc>
           <w:tcPr>
-            <w:tcW w:w="4513" w:type="dxa"/>
+            <w:tcW w:w="5150" w:type="dxa"/>
             <w:tcBorders>
               <w:top w:val="single" w:sz="4" w:space="0" w:color="BFC7D1"/>
               <w:left w:val="single" w:sz="4" w:space="0" w:color="BFC7D1"/>
@@ -26777,7 +26766,7 @@
         </w:tc>
         <w:tc>
           <w:tcPr>
-            <w:tcW w:w="4512" w:type="dxa"/>
+            <w:tcW w:w="3863" w:type="dxa"/>
             <w:tcBorders>
               <w:top w:val="single" w:sz="4" w:space="0" w:color="BFC7D1"/>
               <w:left w:val="single" w:sz="4" w:space="0" w:color="BFC7D1"/>
@@ -26817,7 +26806,7 @@
         <w:trPr/>
         <w:tc>
           <w:tcPr>
-            <w:tcW w:w="4513" w:type="dxa"/>
+            <w:tcW w:w="5150" w:type="dxa"/>
             <w:tcBorders>
               <w:top w:val="single" w:sz="4" w:space="0" w:color="BFC7D1"/>
               <w:left w:val="single" w:sz="4" w:space="0" w:color="BFC7D1"/>
@@ -26854,7 +26843,7 @@
         </w:tc>
         <w:tc>
           <w:tcPr>
-            <w:tcW w:w="4512" w:type="dxa"/>
+            <w:tcW w:w="3863" w:type="dxa"/>
             <w:tcBorders>
               <w:top w:val="single" w:sz="4" w:space="0" w:color="BFC7D1"/>
               <w:left w:val="single" w:sz="4" w:space="0" w:color="BFC7D1"/>
@@ -26894,7 +26883,7 @@
         <w:trPr/>
         <w:tc>
           <w:tcPr>
-            <w:tcW w:w="4513" w:type="dxa"/>
+            <w:tcW w:w="5150" w:type="dxa"/>
             <w:tcBorders>
               <w:top w:val="single" w:sz="4" w:space="0" w:color="BFC7D1"/>
               <w:left w:val="single" w:sz="4" w:space="0" w:color="BFC7D1"/>
@@ -26931,7 +26920,7 @@
         </w:tc>
         <w:tc>
           <w:tcPr>
-            <w:tcW w:w="4512" w:type="dxa"/>
+            <w:tcW w:w="3863" w:type="dxa"/>
             <w:tcBorders>
               <w:top w:val="single" w:sz="4" w:space="0" w:color="BFC7D1"/>
               <w:left w:val="single" w:sz="4" w:space="0" w:color="BFC7D1"/>
@@ -26971,7 +26960,7 @@
         <w:trPr/>
         <w:tc>
           <w:tcPr>
-            <w:tcW w:w="4513" w:type="dxa"/>
+            <w:tcW w:w="5150" w:type="dxa"/>
             <w:tcBorders>
               <w:top w:val="single" w:sz="4" w:space="0" w:color="BFC7D1"/>
               <w:left w:val="single" w:sz="4" w:space="0" w:color="BFC7D1"/>
@@ -27008,7 +26997,7 @@
         </w:tc>
         <w:tc>
           <w:tcPr>
-            <w:tcW w:w="4512" w:type="dxa"/>
+            <w:tcW w:w="3863" w:type="dxa"/>
             <w:tcBorders>
               <w:top w:val="single" w:sz="4" w:space="0" w:color="BFC7D1"/>
               <w:left w:val="single" w:sz="4" w:space="0" w:color="BFC7D1"/>
@@ -27048,7 +27037,7 @@
         <w:trPr/>
         <w:tc>
           <w:tcPr>
-            <w:tcW w:w="4513" w:type="dxa"/>
+            <w:tcW w:w="5150" w:type="dxa"/>
             <w:tcBorders>
               <w:top w:val="single" w:sz="4" w:space="0" w:color="BFC7D1"/>
               <w:left w:val="single" w:sz="4" w:space="0" w:color="BFC7D1"/>
@@ -27085,7 +27074,7 @@
         </w:tc>
         <w:tc>
           <w:tcPr>
-            <w:tcW w:w="4512" w:type="dxa"/>
+            <w:tcW w:w="3863" w:type="dxa"/>
             <w:tcBorders>
               <w:top w:val="single" w:sz="4" w:space="0" w:color="BFC7D1"/>
               <w:left w:val="single" w:sz="4" w:space="0" w:color="BFC7D1"/>
@@ -27125,7 +27114,7 @@
         <w:trPr/>
         <w:tc>
           <w:tcPr>
-            <w:tcW w:w="4513" w:type="dxa"/>
+            <w:tcW w:w="5150" w:type="dxa"/>
             <w:tcBorders>
               <w:top w:val="single" w:sz="4" w:space="0" w:color="BFC7D1"/>
               <w:left w:val="single" w:sz="4" w:space="0" w:color="BFC7D1"/>
@@ -27162,7 +27151,7 @@
         </w:tc>
         <w:tc>
           <w:tcPr>
-            <w:tcW w:w="4512" w:type="dxa"/>
+            <w:tcW w:w="3863" w:type="dxa"/>
             <w:tcBorders>
               <w:top w:val="single" w:sz="4" w:space="0" w:color="BFC7D1"/>
               <w:left w:val="single" w:sz="4" w:space="0" w:color="BFC7D1"/>
@@ -27202,7 +27191,7 @@
         <w:trPr/>
         <w:tc>
           <w:tcPr>
-            <w:tcW w:w="4513" w:type="dxa"/>
+            <w:tcW w:w="5150" w:type="dxa"/>
             <w:tcBorders>
               <w:top w:val="single" w:sz="4" w:space="0" w:color="BFC7D1"/>
               <w:left w:val="single" w:sz="4" w:space="0" w:color="BFC7D1"/>
@@ -27239,7 +27228,7 @@
         </w:tc>
         <w:tc>
           <w:tcPr>
-            <w:tcW w:w="4512" w:type="dxa"/>
+            <w:tcW w:w="3863" w:type="dxa"/>
             <w:tcBorders>
               <w:top w:val="single" w:sz="4" w:space="0" w:color="BFC7D1"/>
               <w:left w:val="single" w:sz="4" w:space="0" w:color="BFC7D1"/>
@@ -27279,7 +27268,7 @@
         <w:trPr/>
         <w:tc>
           <w:tcPr>
-            <w:tcW w:w="4513" w:type="dxa"/>
+            <w:tcW w:w="5150" w:type="dxa"/>
             <w:tcBorders>
               <w:top w:val="single" w:sz="4" w:space="0" w:color="BFC7D1"/>
               <w:left w:val="single" w:sz="4" w:space="0" w:color="BFC7D1"/>
@@ -27316,7 +27305,7 @@
         </w:tc>
         <w:tc>
           <w:tcPr>
-            <w:tcW w:w="4512" w:type="dxa"/>
+            <w:tcW w:w="3863" w:type="dxa"/>
             <w:tcBorders>
               <w:top w:val="single" w:sz="4" w:space="0" w:color="BFC7D1"/>
               <w:left w:val="single" w:sz="4" w:space="0" w:color="BFC7D1"/>
@@ -27356,7 +27345,7 @@
         <w:trPr/>
         <w:tc>
           <w:tcPr>
-            <w:tcW w:w="4513" w:type="dxa"/>
+            <w:tcW w:w="5150" w:type="dxa"/>
             <w:tcBorders>
               <w:top w:val="single" w:sz="4" w:space="0" w:color="BFC7D1"/>
               <w:left w:val="single" w:sz="4" w:space="0" w:color="BFC7D1"/>
@@ -27393,7 +27382,7 @@
         </w:tc>
         <w:tc>
           <w:tcPr>
-            <w:tcW w:w="4512" w:type="dxa"/>
+            <w:tcW w:w="3863" w:type="dxa"/>
             <w:tcBorders>
               <w:top w:val="single" w:sz="4" w:space="0" w:color="BFC7D1"/>
               <w:left w:val="single" w:sz="4" w:space="0" w:color="BFC7D1"/>
@@ -27448,7 +27437,7 @@
         <w:pStyle w:val="Heading1"/>
         <w:rPr/>
       </w:pPr>
-      <w:bookmarkStart w:id="41" w:name="__RefHeading___Toc4928_1508998633"/>
+      <w:bookmarkStart w:id="41" w:name="__RefHeading___Toc10843_1649759004"/>
       <w:bookmarkEnd w:id="41"/>
       <w:r>
         <w:rPr>
@@ -27463,7 +27452,7 @@
     <w:tbl>
       <w:tblPr>
         <w:tblStyle w:val="TableGrid"/>
-        <w:tblW w:w="9027" w:type="dxa"/>
+        <w:tblW w:w="9015" w:type="dxa"/>
         <w:jc w:val="left"/>
         <w:tblInd w:w="0" w:type="dxa"/>
         <w:tblLayout w:type="fixed"/>
@@ -27476,9 +27465,9 @@
         <w:tblLook w:val="04a0" w:noHBand="0" w:noVBand="1" w:firstColumn="1" w:lastRow="0" w:lastColumn="0" w:firstRow="1"/>
       </w:tblPr>
       <w:tblGrid>
-        <w:gridCol w:w="3009"/>
-        <w:gridCol w:w="3009"/>
-        <w:gridCol w:w="3009"/>
+        <w:gridCol w:w="3005"/>
+        <w:gridCol w:w="3005"/>
+        <w:gridCol w:w="3005"/>
       </w:tblGrid>
       <w:tr>
         <w:trPr>
@@ -27486,7 +27475,7 @@
         </w:trPr>
         <w:tc>
           <w:tcPr>
-            <w:tcW w:w="3009" w:type="dxa"/>
+            <w:tcW w:w="3005" w:type="dxa"/>
             <w:tcBorders>
               <w:top w:val="single" w:sz="4" w:space="0" w:color="BFC7D1"/>
               <w:left w:val="single" w:sz="4" w:space="0" w:color="BFC7D1"/>
@@ -27525,7 +27514,7 @@
         </w:tc>
         <w:tc>
           <w:tcPr>
-            <w:tcW w:w="3009" w:type="dxa"/>
+            <w:tcW w:w="3005" w:type="dxa"/>
             <w:tcBorders>
               <w:top w:val="single" w:sz="4" w:space="0" w:color="BFC7D1"/>
               <w:left w:val="single" w:sz="4" w:space="0" w:color="BFC7D1"/>
@@ -27564,7 +27553,7 @@
         </w:tc>
         <w:tc>
           <w:tcPr>
-            <w:tcW w:w="3009" w:type="dxa"/>
+            <w:tcW w:w="3005" w:type="dxa"/>
             <w:tcBorders>
               <w:top w:val="single" w:sz="4" w:space="0" w:color="BFC7D1"/>
               <w:left w:val="single" w:sz="4" w:space="0" w:color="BFC7D1"/>
@@ -27606,7 +27595,7 @@
         <w:trPr/>
         <w:tc>
           <w:tcPr>
-            <w:tcW w:w="3009" w:type="dxa"/>
+            <w:tcW w:w="3005" w:type="dxa"/>
             <w:tcBorders>
               <w:top w:val="single" w:sz="4" w:space="0" w:color="BFC7D1"/>
               <w:left w:val="single" w:sz="4" w:space="0" w:color="BFC7D1"/>
@@ -27643,7 +27632,7 @@
         </w:tc>
         <w:tc>
           <w:tcPr>
-            <w:tcW w:w="3009" w:type="dxa"/>
+            <w:tcW w:w="3005" w:type="dxa"/>
             <w:tcBorders>
               <w:top w:val="single" w:sz="4" w:space="0" w:color="BFC7D1"/>
               <w:left w:val="single" w:sz="4" w:space="0" w:color="BFC7D1"/>
@@ -27680,7 +27669,7 @@
         </w:tc>
         <w:tc>
           <w:tcPr>
-            <w:tcW w:w="3009" w:type="dxa"/>
+            <w:tcW w:w="3005" w:type="dxa"/>
             <w:tcBorders>
               <w:top w:val="single" w:sz="4" w:space="0" w:color="BFC7D1"/>
               <w:left w:val="single" w:sz="4" w:space="0" w:color="BFC7D1"/>
@@ -27720,7 +27709,7 @@
         <w:trPr/>
         <w:tc>
           <w:tcPr>
-            <w:tcW w:w="3009" w:type="dxa"/>
+            <w:tcW w:w="3005" w:type="dxa"/>
             <w:tcBorders>
               <w:top w:val="single" w:sz="4" w:space="0" w:color="BFC7D1"/>
               <w:left w:val="single" w:sz="4" w:space="0" w:color="BFC7D1"/>
@@ -27757,7 +27746,7 @@
         </w:tc>
         <w:tc>
           <w:tcPr>
-            <w:tcW w:w="3009" w:type="dxa"/>
+            <w:tcW w:w="3005" w:type="dxa"/>
             <w:tcBorders>
               <w:top w:val="single" w:sz="4" w:space="0" w:color="BFC7D1"/>
               <w:left w:val="single" w:sz="4" w:space="0" w:color="BFC7D1"/>
@@ -27794,7 +27783,7 @@
         </w:tc>
         <w:tc>
           <w:tcPr>
-            <w:tcW w:w="3009" w:type="dxa"/>
+            <w:tcW w:w="3005" w:type="dxa"/>
             <w:tcBorders>
               <w:top w:val="single" w:sz="4" w:space="0" w:color="BFC7D1"/>
               <w:left w:val="single" w:sz="4" w:space="0" w:color="BFC7D1"/>
@@ -27834,7 +27823,7 @@
         <w:trPr/>
         <w:tc>
           <w:tcPr>
-            <w:tcW w:w="3009" w:type="dxa"/>
+            <w:tcW w:w="3005" w:type="dxa"/>
             <w:tcBorders>
               <w:top w:val="single" w:sz="4" w:space="0" w:color="BFC7D1"/>
               <w:left w:val="single" w:sz="4" w:space="0" w:color="BFC7D1"/>
@@ -27871,7 +27860,7 @@
         </w:tc>
         <w:tc>
           <w:tcPr>
-            <w:tcW w:w="3009" w:type="dxa"/>
+            <w:tcW w:w="3005" w:type="dxa"/>
             <w:tcBorders>
               <w:top w:val="single" w:sz="4" w:space="0" w:color="BFC7D1"/>
               <w:left w:val="single" w:sz="4" w:space="0" w:color="BFC7D1"/>
@@ -27908,7 +27897,7 @@
         </w:tc>
         <w:tc>
           <w:tcPr>
-            <w:tcW w:w="3009" w:type="dxa"/>
+            <w:tcW w:w="3005" w:type="dxa"/>
             <w:tcBorders>
               <w:top w:val="single" w:sz="4" w:space="0" w:color="BFC7D1"/>
               <w:left w:val="single" w:sz="4" w:space="0" w:color="BFC7D1"/>
@@ -27948,7 +27937,7 @@
         <w:trPr/>
         <w:tc>
           <w:tcPr>
-            <w:tcW w:w="3009" w:type="dxa"/>
+            <w:tcW w:w="3005" w:type="dxa"/>
             <w:tcBorders>
               <w:top w:val="single" w:sz="4" w:space="0" w:color="BFC7D1"/>
               <w:left w:val="single" w:sz="4" w:space="0" w:color="BFC7D1"/>
@@ -27985,7 +27974,7 @@
         </w:tc>
         <w:tc>
           <w:tcPr>
-            <w:tcW w:w="3009" w:type="dxa"/>
+            <w:tcW w:w="3005" w:type="dxa"/>
             <w:tcBorders>
               <w:top w:val="single" w:sz="4" w:space="0" w:color="BFC7D1"/>
               <w:left w:val="single" w:sz="4" w:space="0" w:color="BFC7D1"/>
@@ -28022,7 +28011,7 @@
         </w:tc>
         <w:tc>
           <w:tcPr>
-            <w:tcW w:w="3009" w:type="dxa"/>
+            <w:tcW w:w="3005" w:type="dxa"/>
             <w:tcBorders>
               <w:top w:val="single" w:sz="4" w:space="0" w:color="BFC7D1"/>
               <w:left w:val="single" w:sz="4" w:space="0" w:color="BFC7D1"/>
@@ -28062,7 +28051,7 @@
         <w:trPr/>
         <w:tc>
           <w:tcPr>
-            <w:tcW w:w="3009" w:type="dxa"/>
+            <w:tcW w:w="3005" w:type="dxa"/>
             <w:tcBorders>
               <w:top w:val="single" w:sz="4" w:space="0" w:color="BFC7D1"/>
               <w:left w:val="single" w:sz="4" w:space="0" w:color="BFC7D1"/>
@@ -28099,7 +28088,7 @@
         </w:tc>
         <w:tc>
           <w:tcPr>
-            <w:tcW w:w="3009" w:type="dxa"/>
+            <w:tcW w:w="3005" w:type="dxa"/>
             <w:tcBorders>
               <w:top w:val="single" w:sz="4" w:space="0" w:color="BFC7D1"/>
               <w:left w:val="single" w:sz="4" w:space="0" w:color="BFC7D1"/>
@@ -28136,7 +28125,7 @@
         </w:tc>
         <w:tc>
           <w:tcPr>
-            <w:tcW w:w="3009" w:type="dxa"/>
+            <w:tcW w:w="3005" w:type="dxa"/>
             <w:tcBorders>
               <w:top w:val="single" w:sz="4" w:space="0" w:color="BFC7D1"/>
               <w:left w:val="single" w:sz="4" w:space="0" w:color="BFC7D1"/>
@@ -28176,7 +28165,7 @@
         <w:trPr/>
         <w:tc>
           <w:tcPr>
-            <w:tcW w:w="3009" w:type="dxa"/>
+            <w:tcW w:w="3005" w:type="dxa"/>
             <w:tcBorders>
               <w:top w:val="single" w:sz="4" w:space="0" w:color="BFC7D1"/>
               <w:left w:val="single" w:sz="4" w:space="0" w:color="BFC7D1"/>
@@ -28213,7 +28202,7 @@
         </w:tc>
         <w:tc>
           <w:tcPr>
-            <w:tcW w:w="3009" w:type="dxa"/>
+            <w:tcW w:w="3005" w:type="dxa"/>
             <w:tcBorders>
               <w:top w:val="single" w:sz="4" w:space="0" w:color="BFC7D1"/>
               <w:left w:val="single" w:sz="4" w:space="0" w:color="BFC7D1"/>
@@ -28250,7 +28239,7 @@
         </w:tc>
         <w:tc>
           <w:tcPr>
-            <w:tcW w:w="3009" w:type="dxa"/>
+            <w:tcW w:w="3005" w:type="dxa"/>
             <w:tcBorders>
               <w:top w:val="single" w:sz="4" w:space="0" w:color="BFC7D1"/>
               <w:left w:val="single" w:sz="4" w:space="0" w:color="BFC7D1"/>
@@ -28290,7 +28279,7 @@
         <w:trPr/>
         <w:tc>
           <w:tcPr>
-            <w:tcW w:w="3009" w:type="dxa"/>
+            <w:tcW w:w="3005" w:type="dxa"/>
             <w:tcBorders>
               <w:top w:val="single" w:sz="4" w:space="0" w:color="BFC7D1"/>
               <w:left w:val="single" w:sz="4" w:space="0" w:color="BFC7D1"/>
@@ -28327,7 +28316,7 @@
         </w:tc>
         <w:tc>
           <w:tcPr>
-            <w:tcW w:w="3009" w:type="dxa"/>
+            <w:tcW w:w="3005" w:type="dxa"/>
             <w:tcBorders>
               <w:top w:val="single" w:sz="4" w:space="0" w:color="BFC7D1"/>
               <w:left w:val="single" w:sz="4" w:space="0" w:color="BFC7D1"/>
@@ -28364,7 +28353,7 @@
         </w:tc>
         <w:tc>
           <w:tcPr>
-            <w:tcW w:w="3009" w:type="dxa"/>
+            <w:tcW w:w="3005" w:type="dxa"/>
             <w:tcBorders>
               <w:top w:val="single" w:sz="4" w:space="0" w:color="BFC7D1"/>
               <w:left w:val="single" w:sz="4" w:space="0" w:color="BFC7D1"/>
@@ -28404,7 +28393,7 @@
         <w:trPr/>
         <w:tc>
           <w:tcPr>
-            <w:tcW w:w="3009" w:type="dxa"/>
+            <w:tcW w:w="3005" w:type="dxa"/>
             <w:tcBorders>
               <w:top w:val="single" w:sz="4" w:space="0" w:color="BFC7D1"/>
               <w:left w:val="single" w:sz="4" w:space="0" w:color="BFC7D1"/>
@@ -28441,7 +28430,7 @@
         </w:tc>
         <w:tc>
           <w:tcPr>
-            <w:tcW w:w="3009" w:type="dxa"/>
+            <w:tcW w:w="3005" w:type="dxa"/>
             <w:tcBorders>
               <w:top w:val="single" w:sz="4" w:space="0" w:color="BFC7D1"/>
               <w:left w:val="single" w:sz="4" w:space="0" w:color="BFC7D1"/>
@@ -28478,7 +28467,7 @@
         </w:tc>
         <w:tc>
           <w:tcPr>
-            <w:tcW w:w="3009" w:type="dxa"/>
+            <w:tcW w:w="3005" w:type="dxa"/>
             <w:tcBorders>
               <w:top w:val="single" w:sz="4" w:space="0" w:color="BFC7D1"/>
               <w:left w:val="single" w:sz="4" w:space="0" w:color="BFC7D1"/>
@@ -28518,7 +28507,7 @@
         <w:trPr/>
         <w:tc>
           <w:tcPr>
-            <w:tcW w:w="3009" w:type="dxa"/>
+            <w:tcW w:w="3005" w:type="dxa"/>
             <w:tcBorders>
               <w:top w:val="single" w:sz="4" w:space="0" w:color="BFC7D1"/>
               <w:left w:val="single" w:sz="4" w:space="0" w:color="BFC7D1"/>
@@ -28555,7 +28544,7 @@
         </w:tc>
         <w:tc>
           <w:tcPr>
-            <w:tcW w:w="3009" w:type="dxa"/>
+            <w:tcW w:w="3005" w:type="dxa"/>
             <w:tcBorders>
               <w:top w:val="single" w:sz="4" w:space="0" w:color="BFC7D1"/>
               <w:left w:val="single" w:sz="4" w:space="0" w:color="BFC7D1"/>
@@ -28592,7 +28581,7 @@
         </w:tc>
         <w:tc>
           <w:tcPr>
-            <w:tcW w:w="3009" w:type="dxa"/>
+            <w:tcW w:w="3005" w:type="dxa"/>
             <w:tcBorders>
               <w:top w:val="single" w:sz="4" w:space="0" w:color="BFC7D1"/>
               <w:left w:val="single" w:sz="4" w:space="0" w:color="BFC7D1"/>
@@ -28632,7 +28621,7 @@
         <w:trPr/>
         <w:tc>
           <w:tcPr>
-            <w:tcW w:w="3009" w:type="dxa"/>
+            <w:tcW w:w="3005" w:type="dxa"/>
             <w:tcBorders>
               <w:top w:val="single" w:sz="4" w:space="0" w:color="BFC7D1"/>
               <w:left w:val="single" w:sz="4" w:space="0" w:color="BFC7D1"/>
@@ -28669,7 +28658,7 @@
         </w:tc>
         <w:tc>
           <w:tcPr>
-            <w:tcW w:w="3009" w:type="dxa"/>
+            <w:tcW w:w="3005" w:type="dxa"/>
             <w:tcBorders>
               <w:top w:val="single" w:sz="4" w:space="0" w:color="BFC7D1"/>
               <w:left w:val="single" w:sz="4" w:space="0" w:color="BFC7D1"/>
@@ -28706,7 +28695,7 @@
         </w:tc>
         <w:tc>
           <w:tcPr>
-            <w:tcW w:w="3009" w:type="dxa"/>
+            <w:tcW w:w="3005" w:type="dxa"/>
             <w:tcBorders>
               <w:top w:val="single" w:sz="4" w:space="0" w:color="BFC7D1"/>
               <w:left w:val="single" w:sz="4" w:space="0" w:color="BFC7D1"/>
@@ -28761,7 +28750,7 @@
         <w:pStyle w:val="Heading1"/>
         <w:rPr/>
       </w:pPr>
-      <w:bookmarkStart w:id="42" w:name="__RefHeading___Toc4930_1508998633"/>
+      <w:bookmarkStart w:id="42" w:name="__RefHeading___Toc10845_1649759004"/>
       <w:bookmarkEnd w:id="42"/>
       <w:r>
         <w:rPr>
@@ -28939,7 +28928,7 @@
           <w:spacing w:val="0"/>
         </w:rPr>
       </w:pPr>
-      <w:bookmarkStart w:id="43" w:name="__RefHeading___Toc4932_1508998633"/>
+      <w:bookmarkStart w:id="43" w:name="__RefHeading___Toc10847_1649759004"/>
       <w:bookmarkStart w:id="44" w:name="_Toc233203395"/>
       <w:bookmarkEnd w:id="43"/>
       <w:r>

--- a/docs/package/out/BrokerVerse_Implementation_Approach_and_Plan.docx
+++ b/docs/package/out/BrokerVerse_Implementation_Approach_and_Plan.docx
@@ -10,7 +10,7 @@
       <w:r>
         <w:rPr/>
         <w:drawing>
-          <wp:anchor behindDoc="1" distT="0" distB="0" distL="0" distR="0" simplePos="0" locked="0" layoutInCell="0" allowOverlap="1" relativeHeight="31">
+          <wp:anchor behindDoc="1" distT="0" distB="0" distL="0" distR="0" simplePos="0" locked="0" layoutInCell="0" allowOverlap="1" relativeHeight="30">
             <wp:simplePos x="0" y="0"/>
             <wp:positionH relativeFrom="margin">
               <wp:posOffset>-914400</wp:posOffset>
@@ -55,7 +55,7 @@
           </wp:anchor>
         </w:drawing>
         <w:drawing>
-          <wp:anchor behindDoc="1" distT="0" distB="0" distL="0" distR="0" simplePos="0" locked="0" layoutInCell="0" allowOverlap="1" relativeHeight="42">
+          <wp:anchor behindDoc="1" distT="0" distB="0" distL="0" distR="0" simplePos="0" locked="0" layoutInCell="0" allowOverlap="1" relativeHeight="41">
             <wp:simplePos x="0" y="0"/>
             <wp:positionH relativeFrom="margin">
               <wp:align>center</wp:align>
@@ -111,7 +111,7 @@
         <mc:AlternateContent>
           <mc:Choice Requires="wps">
             <w:drawing>
-              <wp:anchor behindDoc="0" distT="45720" distB="45720" distL="114300" distR="114300" simplePos="0" locked="0" layoutInCell="0" allowOverlap="1" relativeHeight="32" wp14:anchorId="3D43415C">
+              <wp:anchor behindDoc="0" distT="45720" distB="45720" distL="114300" distR="114300" simplePos="0" locked="0" layoutInCell="0" allowOverlap="1" relativeHeight="31" wp14:anchorId="3D43415C">
                 <wp:simplePos x="0" y="0"/>
                 <wp:positionH relativeFrom="page">
                   <wp:posOffset>194310</wp:posOffset>
@@ -226,7 +226,7 @@
         <mc:AlternateContent>
           <mc:Choice Requires="wps">
             <w:drawing>
-              <wp:anchor behindDoc="0" distT="45720" distB="45720" distL="113030" distR="114935" simplePos="0" locked="0" layoutInCell="0" allowOverlap="1" relativeHeight="34" wp14:anchorId="58C23128">
+              <wp:anchor behindDoc="0" distT="45720" distB="45720" distL="113030" distR="114935" simplePos="0" locked="0" layoutInCell="0" allowOverlap="1" relativeHeight="33" wp14:anchorId="58C23128">
                 <wp:simplePos x="0" y="0"/>
                 <wp:positionH relativeFrom="page">
                   <wp:posOffset>3094990</wp:posOffset>
@@ -341,7 +341,7 @@
         <mc:AlternateContent>
           <mc:Choice Requires="wps">
             <w:drawing>
-              <wp:anchor behindDoc="0" distT="45720" distB="45720" distL="114300" distR="113665" simplePos="0" locked="0" layoutInCell="0" allowOverlap="1" relativeHeight="36" wp14:anchorId="1BF25123">
+              <wp:anchor behindDoc="0" distT="45720" distB="45720" distL="114300" distR="113665" simplePos="0" locked="0" layoutInCell="0" allowOverlap="1" relativeHeight="35" wp14:anchorId="1BF25123">
                 <wp:simplePos x="0" y="0"/>
                 <wp:positionH relativeFrom="page">
                   <wp:posOffset>4992370</wp:posOffset>
@@ -456,7 +456,7 @@
         <mc:AlternateContent>
           <mc:Choice Requires="wps">
             <w:drawing>
-              <wp:anchor behindDoc="0" distT="45720" distB="46355" distL="114300" distR="114300" simplePos="0" locked="0" layoutInCell="0" allowOverlap="1" relativeHeight="38" wp14:anchorId="01DE2BF4">
+              <wp:anchor behindDoc="0" distT="45720" distB="46355" distL="114300" distR="114300" simplePos="0" locked="0" layoutInCell="0" allowOverlap="1" relativeHeight="37" wp14:anchorId="01DE2BF4">
                 <wp:simplePos x="0" y="0"/>
                 <wp:positionH relativeFrom="margin">
                   <wp:align>center</wp:align>
@@ -601,7 +601,7 @@
         <mc:AlternateContent>
           <mc:Choice Requires="wps">
             <w:drawing>
-              <wp:anchor behindDoc="0" distT="45720" distB="50800" distL="114300" distR="114300" simplePos="0" locked="0" layoutInCell="0" allowOverlap="1" relativeHeight="40" wp14:anchorId="204C02CC">
+              <wp:anchor behindDoc="0" distT="45720" distB="50800" distL="114300" distR="114300" simplePos="0" locked="0" layoutInCell="0" allowOverlap="1" relativeHeight="39" wp14:anchorId="204C02CC">
                 <wp:simplePos x="0" y="0"/>
                 <wp:positionH relativeFrom="margin">
                   <wp:align>center</wp:align>
@@ -789,7 +789,7 @@
             </w:rPr>
             <w:fldChar w:fldCharType="separate"/>
           </w:r>
-          <w:hyperlink w:anchor="__RefHeading___Toc10769_1649759004">
+          <w:hyperlink w:anchor="__RefHeading___Toc51268_4195859891">
             <w:r>
               <w:rPr>
                 <w:webHidden/>
@@ -824,7 +824,7 @@
             </w:tabs>
             <w:rPr/>
           </w:pPr>
-          <w:hyperlink w:anchor="__RefHeading___Toc10771_1649759004">
+          <w:hyperlink w:anchor="__RefHeading___Toc51270_4195859891">
             <w:r>
               <w:rPr>
                 <w:webHidden/>
@@ -853,7 +853,7 @@
             </w:tabs>
             <w:rPr/>
           </w:pPr>
-          <w:hyperlink w:anchor="__RefHeading___Toc10773_1649759004">
+          <w:hyperlink w:anchor="__RefHeading___Toc51272_4195859891">
             <w:r>
               <w:rPr>
                 <w:webHidden/>
@@ -875,7 +875,7 @@
             </w:tabs>
             <w:rPr/>
           </w:pPr>
-          <w:hyperlink w:anchor="__RefHeading___Toc10775_1649759004">
+          <w:hyperlink w:anchor="__RefHeading___Toc51274_4195859891">
             <w:r>
               <w:rPr>
                 <w:webHidden/>
@@ -897,7 +897,7 @@
             </w:tabs>
             <w:rPr/>
           </w:pPr>
-          <w:hyperlink w:anchor="__RefHeading___Toc10777_1649759004">
+          <w:hyperlink w:anchor="__RefHeading___Toc51276_4195859891">
             <w:r>
               <w:rPr>
                 <w:webHidden/>
@@ -919,7 +919,7 @@
             </w:tabs>
             <w:rPr/>
           </w:pPr>
-          <w:hyperlink w:anchor="__RefHeading___Toc10779_1649759004">
+          <w:hyperlink w:anchor="__RefHeading___Toc51278_4195859891">
             <w:r>
               <w:rPr>
                 <w:webHidden/>
@@ -941,7 +941,7 @@
             </w:tabs>
             <w:rPr/>
           </w:pPr>
-          <w:hyperlink w:anchor="__RefHeading___Toc10781_1649759004">
+          <w:hyperlink w:anchor="__RefHeading___Toc51280_4195859891">
             <w:r>
               <w:rPr>
                 <w:webHidden/>
@@ -963,7 +963,7 @@
             </w:tabs>
             <w:rPr/>
           </w:pPr>
-          <w:hyperlink w:anchor="__RefHeading___Toc10783_1649759004">
+          <w:hyperlink w:anchor="__RefHeading___Toc51282_4195859891">
             <w:r>
               <w:rPr>
                 <w:webHidden/>
@@ -985,7 +985,7 @@
             </w:tabs>
             <w:rPr/>
           </w:pPr>
-          <w:hyperlink w:anchor="__RefHeading___Toc10785_1649759004">
+          <w:hyperlink w:anchor="__RefHeading___Toc51284_4195859891">
             <w:r>
               <w:rPr>
                 <w:webHidden/>
@@ -1007,7 +1007,7 @@
             </w:tabs>
             <w:rPr/>
           </w:pPr>
-          <w:hyperlink w:anchor="__RefHeading___Toc10787_1649759004">
+          <w:hyperlink w:anchor="__RefHeading___Toc51286_4195859891">
             <w:r>
               <w:rPr>
                 <w:webHidden/>
@@ -1029,7 +1029,7 @@
             </w:tabs>
             <w:rPr/>
           </w:pPr>
-          <w:hyperlink w:anchor="__RefHeading___Toc10789_1649759004">
+          <w:hyperlink w:anchor="__RefHeading___Toc51288_4195859891">
             <w:r>
               <w:rPr>
                 <w:webHidden/>
@@ -1051,7 +1051,7 @@
             </w:tabs>
             <w:rPr/>
           </w:pPr>
-          <w:hyperlink w:anchor="__RefHeading___Toc10791_1649759004">
+          <w:hyperlink w:anchor="__RefHeading___Toc51290_4195859891">
             <w:r>
               <w:rPr>
                 <w:webHidden/>
@@ -1073,7 +1073,7 @@
             </w:tabs>
             <w:rPr/>
           </w:pPr>
-          <w:hyperlink w:anchor="__RefHeading___Toc10793_1649759004">
+          <w:hyperlink w:anchor="__RefHeading___Toc51292_4195859891">
             <w:r>
               <w:rPr>
                 <w:webHidden/>
@@ -1095,7 +1095,7 @@
             </w:tabs>
             <w:rPr/>
           </w:pPr>
-          <w:hyperlink w:anchor="__RefHeading___Toc10795_1649759004">
+          <w:hyperlink w:anchor="__RefHeading___Toc51294_4195859891">
             <w:r>
               <w:rPr>
                 <w:webHidden/>
@@ -1117,7 +1117,7 @@
             </w:tabs>
             <w:rPr/>
           </w:pPr>
-          <w:hyperlink w:anchor="__RefHeading___Toc10797_1649759004">
+          <w:hyperlink w:anchor="__RefHeading___Toc51296_4195859891">
             <w:r>
               <w:rPr>
                 <w:webHidden/>
@@ -1139,7 +1139,7 @@
             </w:tabs>
             <w:rPr/>
           </w:pPr>
-          <w:hyperlink w:anchor="__RefHeading___Toc10799_1649759004">
+          <w:hyperlink w:anchor="__RefHeading___Toc51298_4195859891">
             <w:r>
               <w:rPr>
                 <w:webHidden/>
@@ -1161,7 +1161,7 @@
             </w:tabs>
             <w:rPr/>
           </w:pPr>
-          <w:hyperlink w:anchor="__RefHeading___Toc10801_1649759004">
+          <w:hyperlink w:anchor="__RefHeading___Toc51300_4195859891">
             <w:r>
               <w:rPr>
                 <w:webHidden/>
@@ -1183,7 +1183,7 @@
             </w:tabs>
             <w:rPr/>
           </w:pPr>
-          <w:hyperlink w:anchor="__RefHeading___Toc10803_1649759004">
+          <w:hyperlink w:anchor="__RefHeading___Toc51302_4195859891">
             <w:r>
               <w:rPr>
                 <w:webHidden/>
@@ -1205,7 +1205,7 @@
             </w:tabs>
             <w:rPr/>
           </w:pPr>
-          <w:hyperlink w:anchor="__RefHeading___Toc10805_1649759004">
+          <w:hyperlink w:anchor="__RefHeading___Toc51304_4195859891">
             <w:r>
               <w:rPr>
                 <w:webHidden/>
@@ -1227,7 +1227,7 @@
             </w:tabs>
             <w:rPr/>
           </w:pPr>
-          <w:hyperlink w:anchor="__RefHeading___Toc10807_1649759004">
+          <w:hyperlink w:anchor="__RefHeading___Toc51306_4195859891">
             <w:r>
               <w:rPr>
                 <w:webHidden/>
@@ -1249,7 +1249,7 @@
             </w:tabs>
             <w:rPr/>
           </w:pPr>
-          <w:hyperlink w:anchor="__RefHeading___Toc10809_1649759004">
+          <w:hyperlink w:anchor="__RefHeading___Toc51308_4195859891">
             <w:r>
               <w:rPr>
                 <w:webHidden/>
@@ -1271,7 +1271,7 @@
             </w:tabs>
             <w:rPr/>
           </w:pPr>
-          <w:hyperlink w:anchor="__RefHeading___Toc10811_1649759004">
+          <w:hyperlink w:anchor="__RefHeading___Toc51310_4195859891">
             <w:r>
               <w:rPr>
                 <w:webHidden/>
@@ -1293,7 +1293,7 @@
             </w:tabs>
             <w:rPr/>
           </w:pPr>
-          <w:hyperlink w:anchor="__RefHeading___Toc10813_1649759004">
+          <w:hyperlink w:anchor="__RefHeading___Toc51312_4195859891">
             <w:r>
               <w:rPr>
                 <w:webHidden/>
@@ -1315,7 +1315,7 @@
             </w:tabs>
             <w:rPr/>
           </w:pPr>
-          <w:hyperlink w:anchor="__RefHeading___Toc10815_1649759004">
+          <w:hyperlink w:anchor="__RefHeading___Toc51314_4195859891">
             <w:r>
               <w:rPr>
                 <w:webHidden/>
@@ -1337,7 +1337,7 @@
             </w:tabs>
             <w:rPr/>
           </w:pPr>
-          <w:hyperlink w:anchor="__RefHeading___Toc10817_1649759004">
+          <w:hyperlink w:anchor="__RefHeading___Toc51316_4195859891">
             <w:r>
               <w:rPr>
                 <w:webHidden/>
@@ -1359,7 +1359,7 @@
             </w:tabs>
             <w:rPr/>
           </w:pPr>
-          <w:hyperlink w:anchor="__RefHeading___Toc10819_1649759004">
+          <w:hyperlink w:anchor="__RefHeading___Toc51318_4195859891">
             <w:r>
               <w:rPr>
                 <w:webHidden/>
@@ -1381,7 +1381,7 @@
             </w:tabs>
             <w:rPr/>
           </w:pPr>
-          <w:hyperlink w:anchor="__RefHeading___Toc10821_1649759004">
+          <w:hyperlink w:anchor="__RefHeading___Toc51320_4195859891">
             <w:r>
               <w:rPr>
                 <w:webHidden/>
@@ -1403,7 +1403,7 @@
             </w:tabs>
             <w:rPr/>
           </w:pPr>
-          <w:hyperlink w:anchor="__RefHeading___Toc10823_1649759004">
+          <w:hyperlink w:anchor="__RefHeading___Toc51322_4195859891">
             <w:r>
               <w:rPr>
                 <w:webHidden/>
@@ -1425,7 +1425,7 @@
             </w:tabs>
             <w:rPr/>
           </w:pPr>
-          <w:hyperlink w:anchor="__RefHeading___Toc10825_1649759004">
+          <w:hyperlink w:anchor="__RefHeading___Toc51324_4195859891">
             <w:r>
               <w:rPr>
                 <w:webHidden/>
@@ -1447,7 +1447,7 @@
             </w:tabs>
             <w:rPr/>
           </w:pPr>
-          <w:hyperlink w:anchor="__RefHeading___Toc10827_1649759004">
+          <w:hyperlink w:anchor="__RefHeading___Toc51326_4195859891">
             <w:r>
               <w:rPr>
                 <w:webHidden/>
@@ -1469,7 +1469,7 @@
             </w:tabs>
             <w:rPr/>
           </w:pPr>
-          <w:hyperlink w:anchor="__RefHeading___Toc10829_1649759004">
+          <w:hyperlink w:anchor="__RefHeading___Toc51328_4195859891">
             <w:r>
               <w:rPr>
                 <w:webHidden/>
@@ -1491,7 +1491,7 @@
             </w:tabs>
             <w:rPr/>
           </w:pPr>
-          <w:hyperlink w:anchor="__RefHeading___Toc10831_1649759004">
+          <w:hyperlink w:anchor="__RefHeading___Toc51330_4195859891">
             <w:r>
               <w:rPr>
                 <w:webHidden/>
@@ -1513,7 +1513,7 @@
             </w:tabs>
             <w:rPr/>
           </w:pPr>
-          <w:hyperlink w:anchor="__RefHeading___Toc10833_1649759004">
+          <w:hyperlink w:anchor="__RefHeading___Toc51332_4195859891">
             <w:r>
               <w:rPr>
                 <w:webHidden/>
@@ -1535,7 +1535,7 @@
             </w:tabs>
             <w:rPr/>
           </w:pPr>
-          <w:hyperlink w:anchor="__RefHeading___Toc10835_1649759004">
+          <w:hyperlink w:anchor="__RefHeading___Toc51334_4195859891">
             <w:r>
               <w:rPr>
                 <w:webHidden/>
@@ -1557,7 +1557,7 @@
             </w:tabs>
             <w:rPr/>
           </w:pPr>
-          <w:hyperlink w:anchor="__RefHeading___Toc10837_1649759004">
+          <w:hyperlink w:anchor="__RefHeading___Toc51336_4195859891">
             <w:r>
               <w:rPr>
                 <w:webHidden/>
@@ -1579,7 +1579,7 @@
             </w:tabs>
             <w:rPr/>
           </w:pPr>
-          <w:hyperlink w:anchor="__RefHeading___Toc10839_1649759004">
+          <w:hyperlink w:anchor="__RefHeading___Toc51338_4195859891">
             <w:r>
               <w:rPr>
                 <w:webHidden/>
@@ -1601,7 +1601,7 @@
             </w:tabs>
             <w:rPr/>
           </w:pPr>
-          <w:hyperlink w:anchor="__RefHeading___Toc10841_1649759004">
+          <w:hyperlink w:anchor="__RefHeading___Toc51340_4195859891">
             <w:r>
               <w:rPr>
                 <w:webHidden/>
@@ -1623,7 +1623,7 @@
             </w:tabs>
             <w:rPr/>
           </w:pPr>
-          <w:hyperlink w:anchor="__RefHeading___Toc10843_1649759004">
+          <w:hyperlink w:anchor="__RefHeading___Toc51342_4195859891">
             <w:r>
               <w:rPr>
                 <w:webHidden/>
@@ -1645,7 +1645,7 @@
             </w:tabs>
             <w:rPr/>
           </w:pPr>
-          <w:hyperlink w:anchor="__RefHeading___Toc10845_1649759004">
+          <w:hyperlink w:anchor="__RefHeading___Toc51344_4195859891">
             <w:r>
               <w:rPr>
                 <w:webHidden/>
@@ -1667,7 +1667,7 @@
             </w:tabs>
             <w:rPr/>
           </w:pPr>
-          <w:hyperlink w:anchor="__RefHeading___Toc10847_1649759004">
+          <w:hyperlink w:anchor="__RefHeading___Toc51346_4195859891">
             <w:r>
               <w:rPr>
                 <w:webHidden/>
@@ -1715,7 +1715,7 @@
       <w:r>
         <w:br w:type="page"/>
       </w:r>
-      <w:bookmarkStart w:id="0" w:name="__RefHeading___Toc10769_1649759004"/>
+      <w:bookmarkStart w:id="0" w:name="__RefHeading___Toc51268_4195859891"/>
       <w:bookmarkStart w:id="1" w:name="_Toc48319687"/>
       <w:bookmarkStart w:id="2" w:name="_Toc11824118"/>
       <w:bookmarkEnd w:id="0"/>
@@ -2358,7 +2358,7 @@
           <w:spacing w:val="0"/>
         </w:rPr>
       </w:pPr>
-      <w:bookmarkStart w:id="4" w:name="__RefHeading___Toc10771_1649759004"/>
+      <w:bookmarkStart w:id="4" w:name="__RefHeading___Toc51270_4195859891"/>
       <w:bookmarkStart w:id="5" w:name="_Toc233203388"/>
       <w:bookmarkEnd w:id="4"/>
       <w:r>
@@ -3979,7 +3979,7 @@
         <w:pageBreakBefore w:val="false"/>
         <w:rPr/>
       </w:pPr>
-      <w:bookmarkStart w:id="6" w:name="__RefHeading___Toc10773_1649759004"/>
+      <w:bookmarkStart w:id="6" w:name="__RefHeading___Toc51272_4195859891"/>
       <w:bookmarkEnd w:id="6"/>
       <w:r>
         <w:rPr>
@@ -3996,7 +3996,7 @@
         <w:pStyle w:val="Heading2"/>
         <w:rPr/>
       </w:pPr>
-      <w:bookmarkStart w:id="7" w:name="__RefHeading___Toc10775_1649759004"/>
+      <w:bookmarkStart w:id="7" w:name="__RefHeading___Toc51274_4195859891"/>
       <w:bookmarkEnd w:id="7"/>
       <w:r>
         <w:rPr>
@@ -4059,7 +4059,7 @@
         <w:pStyle w:val="Heading2"/>
         <w:rPr/>
       </w:pPr>
-      <w:bookmarkStart w:id="8" w:name="__RefHeading___Toc10777_1649759004"/>
+      <w:bookmarkStart w:id="8" w:name="__RefHeading___Toc51276_4195859891"/>
       <w:bookmarkEnd w:id="8"/>
       <w:r>
         <w:rPr>
@@ -4091,7 +4091,7 @@
         <w:pStyle w:val="Heading2"/>
         <w:rPr/>
       </w:pPr>
-      <w:bookmarkStart w:id="9" w:name="__RefHeading___Toc10779_1649759004"/>
+      <w:bookmarkStart w:id="9" w:name="__RefHeading___Toc51278_4195859891"/>
       <w:bookmarkEnd w:id="9"/>
       <w:r>
         <w:rPr>
@@ -4950,7 +4950,7 @@
         <w:pStyle w:val="Heading1"/>
         <w:rPr/>
       </w:pPr>
-      <w:bookmarkStart w:id="10" w:name="__RefHeading___Toc10781_1649759004"/>
+      <w:bookmarkStart w:id="10" w:name="__RefHeading___Toc51280_4195859891"/>
       <w:bookmarkEnd w:id="10"/>
       <w:r>
         <w:rPr>
@@ -4967,7 +4967,7 @@
         <w:pStyle w:val="Heading2"/>
         <w:rPr/>
       </w:pPr>
-      <w:bookmarkStart w:id="11" w:name="__RefHeading___Toc10783_1649759004"/>
+      <w:bookmarkStart w:id="11" w:name="__RefHeading___Toc51282_4195859891"/>
       <w:bookmarkEnd w:id="11"/>
       <w:r>
         <w:rPr>
@@ -5454,7 +5454,7 @@
                 <w:szCs w:val="24"/>
                 <w:lang w:val="en-US" w:eastAsia="ja-JP" w:bidi="ar-SA"/>
               </w:rPr>
-              <w:t>Product templates, motor tariff (CTPL and Auto Passenger PA), rating, acceptance rules, approval workflows</w:t>
+              <w:t>Product templates, motor tariff (CTPL and Auto Passenger PA), rating, acceptance rules</w:t>
             </w:r>
           </w:p>
         </w:tc>
@@ -5762,7 +5762,7 @@
                 <w:szCs w:val="24"/>
                 <w:lang w:val="en-US" w:eastAsia="ja-JP" w:bidi="ar-SA"/>
               </w:rPr>
-              <w:t>Document numbering (52 series)</w:t>
+              <w:t>Document numbering (61 series)</w:t>
             </w:r>
           </w:p>
         </w:tc>
@@ -5799,7 +5799,7 @@
                 <w:szCs w:val="24"/>
                 <w:lang w:val="en-US" w:eastAsia="ja-JP" w:bidi="ar-SA"/>
               </w:rPr>
-              <w:t>Master &gt; Configuration &gt; Document Numbering</w:t>
+              <w:t>Master &gt; Document Numbering</w:t>
             </w:r>
           </w:p>
         </w:tc>
@@ -5953,7 +5953,7 @@
                 <w:szCs w:val="24"/>
                 <w:lang w:val="en-US" w:eastAsia="ja-JP" w:bidi="ar-SA"/>
               </w:rPr>
-              <w:t>Master &gt; Configuration &gt; Schedules</w:t>
+              <w:t>Master &gt; Schedules</w:t>
             </w:r>
           </w:p>
         </w:tc>
@@ -6143,7 +6143,7 @@
         <w:pStyle w:val="Heading2"/>
         <w:rPr/>
       </w:pPr>
-      <w:bookmarkStart w:id="12" w:name="__RefHeading___Toc10785_1649759004"/>
+      <w:bookmarkStart w:id="12" w:name="__RefHeading___Toc51284_4195859891"/>
       <w:bookmarkEnd w:id="12"/>
       <w:r>
         <w:rPr>
@@ -6316,7 +6316,7 @@
         <w:pStyle w:val="Heading2"/>
         <w:rPr/>
       </w:pPr>
-      <w:bookmarkStart w:id="13" w:name="__RefHeading___Toc10787_1649759004"/>
+      <w:bookmarkStart w:id="13" w:name="__RefHeading___Toc51286_4195859891"/>
       <w:bookmarkEnd w:id="13"/>
       <w:r>
         <w:rPr>
@@ -6877,7 +6877,7 @@
         <w:pStyle w:val="Heading1"/>
         <w:rPr/>
       </w:pPr>
-      <w:bookmarkStart w:id="14" w:name="__RefHeading___Toc10789_1649759004"/>
+      <w:bookmarkStart w:id="14" w:name="__RefHeading___Toc51288_4195859891"/>
       <w:bookmarkEnd w:id="14"/>
       <w:r>
         <w:rPr>
@@ -6894,7 +6894,7 @@
         <w:pStyle w:val="Heading2"/>
         <w:rPr/>
       </w:pPr>
-      <w:bookmarkStart w:id="15" w:name="__RefHeading___Toc10791_1649759004"/>
+      <w:bookmarkStart w:id="15" w:name="__RefHeading___Toc51290_4195859891"/>
       <w:bookmarkEnd w:id="15"/>
       <w:r>
         <w:rPr>
@@ -8432,7 +8432,7 @@
         <w:pStyle w:val="Heading2"/>
         <w:rPr/>
       </w:pPr>
-      <w:bookmarkStart w:id="16" w:name="__RefHeading___Toc10793_1649759004"/>
+      <w:bookmarkStart w:id="16" w:name="__RefHeading___Toc51292_4195859891"/>
       <w:bookmarkEnd w:id="16"/>
       <w:r>
         <w:rPr>
@@ -8544,7 +8544,7 @@
         <w:pStyle w:val="Heading2"/>
         <w:rPr/>
       </w:pPr>
-      <w:bookmarkStart w:id="17" w:name="__RefHeading___Toc10795_1649759004"/>
+      <w:bookmarkStart w:id="17" w:name="__RefHeading___Toc51294_4195859891"/>
       <w:bookmarkEnd w:id="17"/>
       <w:r>
         <w:rPr>
@@ -9700,7 +9700,7 @@
         <w:pStyle w:val="Heading2"/>
         <w:rPr/>
       </w:pPr>
-      <w:bookmarkStart w:id="18" w:name="__RefHeading___Toc10797_1649759004"/>
+      <w:bookmarkStart w:id="18" w:name="__RefHeading___Toc51296_4195859891"/>
       <w:bookmarkEnd w:id="18"/>
       <w:r>
         <w:rPr>
@@ -9895,7 +9895,7 @@
         <w:pStyle w:val="Heading2"/>
         <w:rPr/>
       </w:pPr>
-      <w:bookmarkStart w:id="19" w:name="__RefHeading___Toc10799_1649759004"/>
+      <w:bookmarkStart w:id="19" w:name="__RefHeading___Toc51298_4195859891"/>
       <w:bookmarkEnd w:id="19"/>
       <w:r>
         <w:rPr>
@@ -10402,7 +10402,7 @@
                 <w:szCs w:val="24"/>
                 <w:lang w:val="en-US" w:eastAsia="ja-JP" w:bidi="ar-SA"/>
               </w:rPr>
-              <w:t>Master &gt; Generals &gt; User Management &gt; User; Master &gt; Configuration &gt; Security</w:t>
+              <w:t>Master &gt; Generals &gt; User Management &gt; User; Master &gt; Configuration &gt; Security &amp; Access</w:t>
             </w:r>
           </w:p>
         </w:tc>
@@ -10957,7 +10957,7 @@
                 <w:szCs w:val="24"/>
                 <w:lang w:val="en-US" w:eastAsia="ja-JP" w:bidi="ar-SA"/>
               </w:rPr>
-              <w:t>Product Configurator (approval limits: Master &gt; User Management &gt; Authority Matrix)</w:t>
+              <w:t>Product Configurator (approval limits: Master &gt; Generals &gt; User Management &gt; Authority Matrix)</w:t>
             </w:r>
           </w:p>
         </w:tc>
@@ -11571,7 +11571,7 @@
                 <w:szCs w:val="24"/>
                 <w:lang w:val="en-US" w:eastAsia="ja-JP" w:bidi="ar-SA"/>
               </w:rPr>
-              <w:t>Master &gt; Configuration &gt; Document Numbering</w:t>
+              <w:t>Master &gt; Document Numbering</w:t>
             </w:r>
           </w:p>
         </w:tc>
@@ -11913,7 +11913,7 @@
                 <w:szCs w:val="24"/>
                 <w:lang w:val="en-US" w:eastAsia="ja-JP" w:bidi="ar-SA"/>
               </w:rPr>
-              <w:t>Master &gt; Configuration &gt; Schedules</w:t>
+              <w:t>Master &gt; Schedules</w:t>
             </w:r>
           </w:p>
         </w:tc>
@@ -11978,7 +11978,7 @@
           <w:color w:val="101820"/>
           <w:sz w:val="21"/>
         </w:rPr>
-        <w:t>The delivered data already holds Philippine lines of business, products, covers, vehicle makes, the 2025 motor tariff, the tax codes (VAT 12%, DST 12.5%, LGT 0.75% and expanded withholding codes with ATC) and a Philippine broker chart of accounts. Configuration therefore reviews and adjusts more than it builds. The broker's accountant and tax adviser confirm tax rates, ATC and GL accounts.</w:t>
+        <w:t>The delivered data already holds Philippine lines of business, products, covers, vehicle makes, the 2025 motor tariff, the tax codes (VAT 12%, DST PHP 0.50 per PHP 4.00 or fraction, LGT 0.75% and expanded withholding codes with ATC) and a Philippine broker chart of accounts. Configuration therefore reviews and adjusts more than it builds. The broker's accountant and tax adviser confirm tax rates, ATC and GL accounts.</w:t>
       </w:r>
     </w:p>
     <w:p>
@@ -11986,7 +11986,7 @@
         <w:pStyle w:val="Heading2"/>
         <w:rPr/>
       </w:pPr>
-      <w:bookmarkStart w:id="20" w:name="__RefHeading___Toc10801_1649759004"/>
+      <w:bookmarkStart w:id="20" w:name="__RefHeading___Toc51300_4195859891"/>
       <w:bookmarkEnd w:id="20"/>
       <w:r>
         <w:rPr>
@@ -12075,7 +12075,7 @@
         <w:pStyle w:val="Heading2"/>
         <w:rPr/>
       </w:pPr>
-      <w:bookmarkStart w:id="21" w:name="__RefHeading___Toc10803_1649759004"/>
+      <w:bookmarkStart w:id="21" w:name="__RefHeading___Toc51302_4195859891"/>
       <w:bookmarkEnd w:id="21"/>
       <w:r>
         <w:rPr>
@@ -12639,7 +12639,7 @@
         <w:pStyle w:val="Heading2"/>
         <w:rPr/>
       </w:pPr>
-      <w:bookmarkStart w:id="22" w:name="__RefHeading___Toc10805_1649759004"/>
+      <w:bookmarkStart w:id="22" w:name="__RefHeading___Toc51304_4195859891"/>
       <w:bookmarkEnd w:id="22"/>
       <w:r>
         <w:rPr>
@@ -12687,7 +12687,7 @@
         <w:pStyle w:val="Heading2"/>
         <w:rPr/>
       </w:pPr>
-      <w:bookmarkStart w:id="23" w:name="__RefHeading___Toc10807_1649759004"/>
+      <w:bookmarkStart w:id="23" w:name="__RefHeading___Toc51306_4195859891"/>
       <w:bookmarkEnd w:id="23"/>
       <w:r>
         <w:rPr>
@@ -12751,7 +12751,7 @@
         <w:pStyle w:val="Heading2"/>
         <w:rPr/>
       </w:pPr>
-      <w:bookmarkStart w:id="24" w:name="__RefHeading___Toc10809_1649759004"/>
+      <w:bookmarkStart w:id="24" w:name="__RefHeading___Toc51308_4195859891"/>
       <w:bookmarkEnd w:id="24"/>
       <w:r>
         <w:rPr>
@@ -12799,7 +12799,7 @@
         <w:pStyle w:val="Heading2"/>
         <w:rPr/>
       </w:pPr>
-      <w:bookmarkStart w:id="25" w:name="__RefHeading___Toc10811_1649759004"/>
+      <w:bookmarkStart w:id="25" w:name="__RefHeading___Toc51310_4195859891"/>
       <w:bookmarkEnd w:id="25"/>
       <w:r>
         <w:rPr>
@@ -12831,7 +12831,7 @@
         <w:pStyle w:val="Heading2"/>
         <w:rPr/>
       </w:pPr>
-      <w:bookmarkStart w:id="26" w:name="__RefHeading___Toc10813_1649759004"/>
+      <w:bookmarkStart w:id="26" w:name="__RefHeading___Toc51312_4195859891"/>
       <w:bookmarkEnd w:id="26"/>
       <w:r>
         <w:rPr>
@@ -12866,7 +12866,7 @@
         <w:pStyle w:val="Heading1"/>
         <w:rPr/>
       </w:pPr>
-      <w:bookmarkStart w:id="27" w:name="__RefHeading___Toc10815_1649759004"/>
+      <w:bookmarkStart w:id="27" w:name="__RefHeading___Toc51314_4195859891"/>
       <w:bookmarkEnd w:id="27"/>
       <w:r>
         <w:rPr>
@@ -13966,7 +13966,7 @@
         <w:pStyle w:val="Heading1"/>
         <w:rPr/>
       </w:pPr>
-      <w:bookmarkStart w:id="28" w:name="__RefHeading___Toc10817_1649759004"/>
+      <w:bookmarkStart w:id="28" w:name="__RefHeading___Toc51316_4195859891"/>
       <w:bookmarkEnd w:id="28"/>
       <w:r>
         <w:rPr>
@@ -15522,7 +15522,7 @@
         <w:pStyle w:val="Heading1"/>
         <w:rPr/>
       </w:pPr>
-      <w:bookmarkStart w:id="29" w:name="__RefHeading___Toc10819_1649759004"/>
+      <w:bookmarkStart w:id="29" w:name="__RefHeading___Toc51318_4195859891"/>
       <w:bookmarkEnd w:id="29"/>
       <w:r>
         <w:rPr>
@@ -18001,7 +18001,7 @@
         <w:pStyle w:val="Heading1"/>
         <w:rPr/>
       </w:pPr>
-      <w:bookmarkStart w:id="30" w:name="__RefHeading___Toc10821_1649759004"/>
+      <w:bookmarkStart w:id="30" w:name="__RefHeading___Toc51320_4195859891"/>
       <w:bookmarkEnd w:id="30"/>
       <w:r>
         <w:rPr>
@@ -18018,7 +18018,7 @@
         <w:pStyle w:val="Heading2"/>
         <w:rPr/>
       </w:pPr>
-      <w:bookmarkStart w:id="31" w:name="__RefHeading___Toc10823_1649759004"/>
+      <w:bookmarkStart w:id="31" w:name="__RefHeading___Toc51322_4195859891"/>
       <w:bookmarkEnd w:id="31"/>
       <w:r>
         <w:rPr>
@@ -19100,7 +19100,7 @@
         <w:pStyle w:val="Heading2"/>
         <w:rPr/>
       </w:pPr>
-      <w:bookmarkStart w:id="32" w:name="__RefHeading___Toc10825_1649759004"/>
+      <w:bookmarkStart w:id="32" w:name="__RefHeading___Toc51324_4195859891"/>
       <w:bookmarkEnd w:id="32"/>
       <w:r>
         <w:rPr>
@@ -23214,7 +23214,7 @@
         <w:pStyle w:val="Heading1"/>
         <w:rPr/>
       </w:pPr>
-      <w:bookmarkStart w:id="33" w:name="__RefHeading___Toc10827_1649759004"/>
+      <w:bookmarkStart w:id="33" w:name="__RefHeading___Toc51326_4195859891"/>
       <w:bookmarkEnd w:id="33"/>
       <w:r>
         <w:rPr>
@@ -23231,7 +23231,7 @@
         <w:pStyle w:val="Heading2"/>
         <w:rPr/>
       </w:pPr>
-      <w:bookmarkStart w:id="34" w:name="__RefHeading___Toc10829_1649759004"/>
+      <w:bookmarkStart w:id="34" w:name="__RefHeading___Toc51328_4195859891"/>
       <w:bookmarkEnd w:id="34"/>
       <w:r>
         <w:rPr>
@@ -23669,7 +23669,7 @@
         <w:pStyle w:val="Heading2"/>
         <w:rPr/>
       </w:pPr>
-      <w:bookmarkStart w:id="35" w:name="__RefHeading___Toc10831_1649759004"/>
+      <w:bookmarkStart w:id="35" w:name="__RefHeading___Toc51330_4195859891"/>
       <w:bookmarkEnd w:id="35"/>
       <w:r>
         <w:rPr>
@@ -23701,7 +23701,7 @@
         <w:pStyle w:val="Heading2"/>
         <w:rPr/>
       </w:pPr>
-      <w:bookmarkStart w:id="36" w:name="__RefHeading___Toc10833_1649759004"/>
+      <w:bookmarkStart w:id="36" w:name="__RefHeading___Toc51332_4195859891"/>
       <w:bookmarkEnd w:id="36"/>
       <w:r>
         <w:rPr>
@@ -24326,7 +24326,7 @@
         <w:pStyle w:val="Heading1"/>
         <w:rPr/>
       </w:pPr>
-      <w:bookmarkStart w:id="37" w:name="__RefHeading___Toc10835_1649759004"/>
+      <w:bookmarkStart w:id="37" w:name="__RefHeading___Toc51334_4195859891"/>
       <w:bookmarkEnd w:id="37"/>
       <w:r>
         <w:rPr>
@@ -25926,7 +25926,7 @@
         <w:pStyle w:val="Heading1"/>
         <w:rPr/>
       </w:pPr>
-      <w:bookmarkStart w:id="38" w:name="__RefHeading___Toc10837_1649759004"/>
+      <w:bookmarkStart w:id="38" w:name="__RefHeading___Toc51336_4195859891"/>
       <w:bookmarkEnd w:id="38"/>
       <w:r>
         <w:rPr>
@@ -26136,7 +26136,7 @@
         <w:pStyle w:val="Heading1"/>
         <w:rPr/>
       </w:pPr>
-      <w:bookmarkStart w:id="39" w:name="__RefHeading___Toc10839_1649759004"/>
+      <w:bookmarkStart w:id="39" w:name="__RefHeading___Toc51338_4195859891"/>
       <w:bookmarkEnd w:id="39"/>
       <w:r>
         <w:rPr>
@@ -26380,7 +26380,7 @@
         <w:pStyle w:val="Heading1"/>
         <w:rPr/>
       </w:pPr>
-      <w:bookmarkStart w:id="40" w:name="__RefHeading___Toc10841_1649759004"/>
+      <w:bookmarkStart w:id="40" w:name="__RefHeading___Toc51340_4195859891"/>
       <w:bookmarkEnd w:id="40"/>
       <w:r>
         <w:rPr>
@@ -27437,7 +27437,7 @@
         <w:pStyle w:val="Heading1"/>
         <w:rPr/>
       </w:pPr>
-      <w:bookmarkStart w:id="41" w:name="__RefHeading___Toc10843_1649759004"/>
+      <w:bookmarkStart w:id="41" w:name="__RefHeading___Toc51342_4195859891"/>
       <w:bookmarkEnd w:id="41"/>
       <w:r>
         <w:rPr>
@@ -28750,7 +28750,7 @@
         <w:pStyle w:val="Heading1"/>
         <w:rPr/>
       </w:pPr>
-      <w:bookmarkStart w:id="42" w:name="__RefHeading___Toc10845_1649759004"/>
+      <w:bookmarkStart w:id="42" w:name="__RefHeading___Toc51344_4195859891"/>
       <w:bookmarkEnd w:id="42"/>
       <w:r>
         <w:rPr>
@@ -28928,7 +28928,7 @@
           <w:spacing w:val="0"/>
         </w:rPr>
       </w:pPr>
-      <w:bookmarkStart w:id="43" w:name="__RefHeading___Toc10847_1649759004"/>
+      <w:bookmarkStart w:id="43" w:name="__RefHeading___Toc51346_4195859891"/>
       <w:bookmarkStart w:id="44" w:name="_Toc233203395"/>
       <w:bookmarkEnd w:id="43"/>
       <w:r>
@@ -29292,14 +29292,13 @@
             </w:pPr>
             <w:r>
               <w:rPr>
-                <w:rFonts w:eastAsia="Segoe UI" w:cs="Segoe UI" w:ascii="Segoe UI" w:hAnsi="Segoe UI"/>
+                <w:rFonts w:eastAsia="Arial" w:cs="Segoe UI" w:ascii="Segoe UI" w:hAnsi="Segoe UI"/>
                 <w:color w:val="101820"/>
                 <w:kern w:val="0"/>
                 <w:sz w:val="16"/>
-                <w:szCs w:val="24"/>
-                <w:lang w:val="en-US" w:eastAsia="ja-JP" w:bidi="ar-SA"/>
-              </w:rPr>
-              <w:t>Closed</w:t>
+                <w:szCs w:val="16"/>
+                <w:lang w:val="en-US" w:eastAsia="ja-JP" w:bidi="ar-SA"/>
+              </w:rPr>
             </w:r>
           </w:p>
         </w:tc>
@@ -30674,19 +30673,6 @@
       <w:r>
         <w:rPr/>
       </w:r>
-      <w:r>
-        <w:br w:type="page"/>
-      </w:r>
-    </w:p>
-    <w:p>
-      <w:pPr>
-        <w:pStyle w:val="Normal"/>
-        <w:spacing w:before="0" w:after="160"/>
-        <w:rPr/>
-      </w:pPr>
-      <w:r>
-        <w:rPr/>
-      </w:r>
     </w:p>
     <w:p>
       <w:pPr>
@@ -30700,7 +30686,7 @@
       <w:r>
         <w:rPr/>
         <w:drawing>
-          <wp:anchor behindDoc="1" distT="0" distB="0" distL="0" distR="0" simplePos="0" locked="0" layoutInCell="0" allowOverlap="1" relativeHeight="30">
+          <wp:anchor behindDoc="1" distT="0" distB="0" distL="0" distR="0" simplePos="0" locked="0" layoutInCell="0" allowOverlap="1" relativeHeight="29">
             <wp:simplePos x="0" y="0"/>
             <wp:positionH relativeFrom="margin">
               <wp:align>center</wp:align>
@@ -30771,7 +30757,7 @@
     <w:r>
       <w:rPr/>
       <w:drawing>
-        <wp:anchor behindDoc="1" distT="0" distB="0" distL="0" distR="0" simplePos="0" locked="0" layoutInCell="0" allowOverlap="1" relativeHeight="29">
+        <wp:anchor behindDoc="1" distT="0" distB="0" distL="0" distR="0" simplePos="0" locked="0" layoutInCell="0" allowOverlap="1" relativeHeight="28">
           <wp:simplePos x="0" y="0"/>
           <wp:positionH relativeFrom="page">
             <wp:align>left</wp:align>
@@ -30830,7 +30816,7 @@
     <w:r>
       <w:rPr/>
       <w:drawing>
-        <wp:anchor behindDoc="1" distT="0" distB="0" distL="0" distR="0" simplePos="0" locked="0" layoutInCell="0" allowOverlap="1" relativeHeight="29">
+        <wp:anchor behindDoc="1" distT="0" distB="0" distL="0" distR="0" simplePos="0" locked="0" layoutInCell="0" allowOverlap="1" relativeHeight="28">
           <wp:simplePos x="0" y="0"/>
           <wp:positionH relativeFrom="page">
             <wp:align>left</wp:align>

--- a/docs/package/out/BrokerVerse_Implementation_Approach_and_Plan.docx
+++ b/docs/package/out/BrokerVerse_Implementation_Approach_and_Plan.docx
@@ -789,7 +789,7 @@
             </w:rPr>
             <w:fldChar w:fldCharType="separate"/>
           </w:r>
-          <w:hyperlink w:anchor="__RefHeading___Toc51268_4195859891">
+          <w:hyperlink w:anchor="__RefHeading___Toc51268_3949650649">
             <w:r>
               <w:rPr>
                 <w:webHidden/>
@@ -824,7 +824,7 @@
             </w:tabs>
             <w:rPr/>
           </w:pPr>
-          <w:hyperlink w:anchor="__RefHeading___Toc51270_4195859891">
+          <w:hyperlink w:anchor="__RefHeading___Toc51270_3949650649">
             <w:r>
               <w:rPr>
                 <w:webHidden/>
@@ -853,7 +853,7 @@
             </w:tabs>
             <w:rPr/>
           </w:pPr>
-          <w:hyperlink w:anchor="__RefHeading___Toc51272_4195859891">
+          <w:hyperlink w:anchor="__RefHeading___Toc51272_3949650649">
             <w:r>
               <w:rPr>
                 <w:webHidden/>
@@ -875,7 +875,7 @@
             </w:tabs>
             <w:rPr/>
           </w:pPr>
-          <w:hyperlink w:anchor="__RefHeading___Toc51274_4195859891">
+          <w:hyperlink w:anchor="__RefHeading___Toc51274_3949650649">
             <w:r>
               <w:rPr>
                 <w:webHidden/>
@@ -897,7 +897,7 @@
             </w:tabs>
             <w:rPr/>
           </w:pPr>
-          <w:hyperlink w:anchor="__RefHeading___Toc51276_4195859891">
+          <w:hyperlink w:anchor="__RefHeading___Toc51276_3949650649">
             <w:r>
               <w:rPr>
                 <w:webHidden/>
@@ -919,7 +919,7 @@
             </w:tabs>
             <w:rPr/>
           </w:pPr>
-          <w:hyperlink w:anchor="__RefHeading___Toc51278_4195859891">
+          <w:hyperlink w:anchor="__RefHeading___Toc51278_3949650649">
             <w:r>
               <w:rPr>
                 <w:webHidden/>
@@ -941,7 +941,7 @@
             </w:tabs>
             <w:rPr/>
           </w:pPr>
-          <w:hyperlink w:anchor="__RefHeading___Toc51280_4195859891">
+          <w:hyperlink w:anchor="__RefHeading___Toc51280_3949650649">
             <w:r>
               <w:rPr>
                 <w:webHidden/>
@@ -963,7 +963,7 @@
             </w:tabs>
             <w:rPr/>
           </w:pPr>
-          <w:hyperlink w:anchor="__RefHeading___Toc51282_4195859891">
+          <w:hyperlink w:anchor="__RefHeading___Toc51282_3949650649">
             <w:r>
               <w:rPr>
                 <w:webHidden/>
@@ -985,7 +985,7 @@
             </w:tabs>
             <w:rPr/>
           </w:pPr>
-          <w:hyperlink w:anchor="__RefHeading___Toc51284_4195859891">
+          <w:hyperlink w:anchor="__RefHeading___Toc51284_3949650649">
             <w:r>
               <w:rPr>
                 <w:webHidden/>
@@ -1007,7 +1007,7 @@
             </w:tabs>
             <w:rPr/>
           </w:pPr>
-          <w:hyperlink w:anchor="__RefHeading___Toc51286_4195859891">
+          <w:hyperlink w:anchor="__RefHeading___Toc51286_3949650649">
             <w:r>
               <w:rPr>
                 <w:webHidden/>
@@ -1029,7 +1029,7 @@
             </w:tabs>
             <w:rPr/>
           </w:pPr>
-          <w:hyperlink w:anchor="__RefHeading___Toc51288_4195859891">
+          <w:hyperlink w:anchor="__RefHeading___Toc51288_3949650649">
             <w:r>
               <w:rPr>
                 <w:webHidden/>
@@ -1051,7 +1051,7 @@
             </w:tabs>
             <w:rPr/>
           </w:pPr>
-          <w:hyperlink w:anchor="__RefHeading___Toc51290_4195859891">
+          <w:hyperlink w:anchor="__RefHeading___Toc51290_3949650649">
             <w:r>
               <w:rPr>
                 <w:webHidden/>
@@ -1073,7 +1073,7 @@
             </w:tabs>
             <w:rPr/>
           </w:pPr>
-          <w:hyperlink w:anchor="__RefHeading___Toc51292_4195859891">
+          <w:hyperlink w:anchor="__RefHeading___Toc51292_3949650649">
             <w:r>
               <w:rPr>
                 <w:webHidden/>
@@ -1095,7 +1095,7 @@
             </w:tabs>
             <w:rPr/>
           </w:pPr>
-          <w:hyperlink w:anchor="__RefHeading___Toc51294_4195859891">
+          <w:hyperlink w:anchor="__RefHeading___Toc51294_3949650649">
             <w:r>
               <w:rPr>
                 <w:webHidden/>
@@ -1117,7 +1117,7 @@
             </w:tabs>
             <w:rPr/>
           </w:pPr>
-          <w:hyperlink w:anchor="__RefHeading___Toc51296_4195859891">
+          <w:hyperlink w:anchor="__RefHeading___Toc51296_3949650649">
             <w:r>
               <w:rPr>
                 <w:webHidden/>
@@ -1139,7 +1139,7 @@
             </w:tabs>
             <w:rPr/>
           </w:pPr>
-          <w:hyperlink w:anchor="__RefHeading___Toc51298_4195859891">
+          <w:hyperlink w:anchor="__RefHeading___Toc51298_3949650649">
             <w:r>
               <w:rPr>
                 <w:webHidden/>
@@ -1161,7 +1161,7 @@
             </w:tabs>
             <w:rPr/>
           </w:pPr>
-          <w:hyperlink w:anchor="__RefHeading___Toc51300_4195859891">
+          <w:hyperlink w:anchor="__RefHeading___Toc51300_3949650649">
             <w:r>
               <w:rPr>
                 <w:webHidden/>
@@ -1183,7 +1183,7 @@
             </w:tabs>
             <w:rPr/>
           </w:pPr>
-          <w:hyperlink w:anchor="__RefHeading___Toc51302_4195859891">
+          <w:hyperlink w:anchor="__RefHeading___Toc51302_3949650649">
             <w:r>
               <w:rPr>
                 <w:webHidden/>
@@ -1205,7 +1205,7 @@
             </w:tabs>
             <w:rPr/>
           </w:pPr>
-          <w:hyperlink w:anchor="__RefHeading___Toc51304_4195859891">
+          <w:hyperlink w:anchor="__RefHeading___Toc51304_3949650649">
             <w:r>
               <w:rPr>
                 <w:webHidden/>
@@ -1227,7 +1227,7 @@
             </w:tabs>
             <w:rPr/>
           </w:pPr>
-          <w:hyperlink w:anchor="__RefHeading___Toc51306_4195859891">
+          <w:hyperlink w:anchor="__RefHeading___Toc51306_3949650649">
             <w:r>
               <w:rPr>
                 <w:webHidden/>
@@ -1249,7 +1249,7 @@
             </w:tabs>
             <w:rPr/>
           </w:pPr>
-          <w:hyperlink w:anchor="__RefHeading___Toc51308_4195859891">
+          <w:hyperlink w:anchor="__RefHeading___Toc51308_3949650649">
             <w:r>
               <w:rPr>
                 <w:webHidden/>
@@ -1271,7 +1271,7 @@
             </w:tabs>
             <w:rPr/>
           </w:pPr>
-          <w:hyperlink w:anchor="__RefHeading___Toc51310_4195859891">
+          <w:hyperlink w:anchor="__RefHeading___Toc51310_3949650649">
             <w:r>
               <w:rPr>
                 <w:webHidden/>
@@ -1293,7 +1293,7 @@
             </w:tabs>
             <w:rPr/>
           </w:pPr>
-          <w:hyperlink w:anchor="__RefHeading___Toc51312_4195859891">
+          <w:hyperlink w:anchor="__RefHeading___Toc51312_3949650649">
             <w:r>
               <w:rPr>
                 <w:webHidden/>
@@ -1315,7 +1315,7 @@
             </w:tabs>
             <w:rPr/>
           </w:pPr>
-          <w:hyperlink w:anchor="__RefHeading___Toc51314_4195859891">
+          <w:hyperlink w:anchor="__RefHeading___Toc51314_3949650649">
             <w:r>
               <w:rPr>
                 <w:webHidden/>
@@ -1337,7 +1337,7 @@
             </w:tabs>
             <w:rPr/>
           </w:pPr>
-          <w:hyperlink w:anchor="__RefHeading___Toc51316_4195859891">
+          <w:hyperlink w:anchor="__RefHeading___Toc51316_3949650649">
             <w:r>
               <w:rPr>
                 <w:webHidden/>
@@ -1359,7 +1359,7 @@
             </w:tabs>
             <w:rPr/>
           </w:pPr>
-          <w:hyperlink w:anchor="__RefHeading___Toc51318_4195859891">
+          <w:hyperlink w:anchor="__RefHeading___Toc51318_3949650649">
             <w:r>
               <w:rPr>
                 <w:webHidden/>
@@ -1381,7 +1381,7 @@
             </w:tabs>
             <w:rPr/>
           </w:pPr>
-          <w:hyperlink w:anchor="__RefHeading___Toc51320_4195859891">
+          <w:hyperlink w:anchor="__RefHeading___Toc51320_3949650649">
             <w:r>
               <w:rPr>
                 <w:webHidden/>
@@ -1403,7 +1403,7 @@
             </w:tabs>
             <w:rPr/>
           </w:pPr>
-          <w:hyperlink w:anchor="__RefHeading___Toc51322_4195859891">
+          <w:hyperlink w:anchor="__RefHeading___Toc51322_3949650649">
             <w:r>
               <w:rPr>
                 <w:webHidden/>
@@ -1425,7 +1425,7 @@
             </w:tabs>
             <w:rPr/>
           </w:pPr>
-          <w:hyperlink w:anchor="__RefHeading___Toc51324_4195859891">
+          <w:hyperlink w:anchor="__RefHeading___Toc51324_3949650649">
             <w:r>
               <w:rPr>
                 <w:webHidden/>
@@ -1447,7 +1447,7 @@
             </w:tabs>
             <w:rPr/>
           </w:pPr>
-          <w:hyperlink w:anchor="__RefHeading___Toc51326_4195859891">
+          <w:hyperlink w:anchor="__RefHeading___Toc51326_3949650649">
             <w:r>
               <w:rPr>
                 <w:webHidden/>
@@ -1469,7 +1469,7 @@
             </w:tabs>
             <w:rPr/>
           </w:pPr>
-          <w:hyperlink w:anchor="__RefHeading___Toc51328_4195859891">
+          <w:hyperlink w:anchor="__RefHeading___Toc51328_3949650649">
             <w:r>
               <w:rPr>
                 <w:webHidden/>
@@ -1491,7 +1491,7 @@
             </w:tabs>
             <w:rPr/>
           </w:pPr>
-          <w:hyperlink w:anchor="__RefHeading___Toc51330_4195859891">
+          <w:hyperlink w:anchor="__RefHeading___Toc51330_3949650649">
             <w:r>
               <w:rPr>
                 <w:webHidden/>
@@ -1513,7 +1513,7 @@
             </w:tabs>
             <w:rPr/>
           </w:pPr>
-          <w:hyperlink w:anchor="__RefHeading___Toc51332_4195859891">
+          <w:hyperlink w:anchor="__RefHeading___Toc51332_3949650649">
             <w:r>
               <w:rPr>
                 <w:webHidden/>
@@ -1535,7 +1535,7 @@
             </w:tabs>
             <w:rPr/>
           </w:pPr>
-          <w:hyperlink w:anchor="__RefHeading___Toc51334_4195859891">
+          <w:hyperlink w:anchor="__RefHeading___Toc51334_3949650649">
             <w:r>
               <w:rPr>
                 <w:webHidden/>
@@ -1557,7 +1557,7 @@
             </w:tabs>
             <w:rPr/>
           </w:pPr>
-          <w:hyperlink w:anchor="__RefHeading___Toc51336_4195859891">
+          <w:hyperlink w:anchor="__RefHeading___Toc51336_3949650649">
             <w:r>
               <w:rPr>
                 <w:webHidden/>
@@ -1579,7 +1579,7 @@
             </w:tabs>
             <w:rPr/>
           </w:pPr>
-          <w:hyperlink w:anchor="__RefHeading___Toc51338_4195859891">
+          <w:hyperlink w:anchor="__RefHeading___Toc51338_3949650649">
             <w:r>
               <w:rPr>
                 <w:webHidden/>
@@ -1601,7 +1601,7 @@
             </w:tabs>
             <w:rPr/>
           </w:pPr>
-          <w:hyperlink w:anchor="__RefHeading___Toc51340_4195859891">
+          <w:hyperlink w:anchor="__RefHeading___Toc51340_3949650649">
             <w:r>
               <w:rPr>
                 <w:webHidden/>
@@ -1623,7 +1623,7 @@
             </w:tabs>
             <w:rPr/>
           </w:pPr>
-          <w:hyperlink w:anchor="__RefHeading___Toc51342_4195859891">
+          <w:hyperlink w:anchor="__RefHeading___Toc51342_3949650649">
             <w:r>
               <w:rPr>
                 <w:webHidden/>
@@ -1645,7 +1645,7 @@
             </w:tabs>
             <w:rPr/>
           </w:pPr>
-          <w:hyperlink w:anchor="__RefHeading___Toc51344_4195859891">
+          <w:hyperlink w:anchor="__RefHeading___Toc51344_3949650649">
             <w:r>
               <w:rPr>
                 <w:webHidden/>
@@ -1667,7 +1667,7 @@
             </w:tabs>
             <w:rPr/>
           </w:pPr>
-          <w:hyperlink w:anchor="__RefHeading___Toc51346_4195859891">
+          <w:hyperlink w:anchor="__RefHeading___Toc51346_3949650649">
             <w:r>
               <w:rPr>
                 <w:webHidden/>
@@ -1715,7 +1715,7 @@
       <w:r>
         <w:br w:type="page"/>
       </w:r>
-      <w:bookmarkStart w:id="0" w:name="__RefHeading___Toc51268_4195859891"/>
+      <w:bookmarkStart w:id="0" w:name="__RefHeading___Toc51268_3949650649"/>
       <w:bookmarkStart w:id="1" w:name="_Toc48319687"/>
       <w:bookmarkStart w:id="2" w:name="_Toc11824118"/>
       <w:bookmarkEnd w:id="0"/>
@@ -2358,7 +2358,7 @@
           <w:spacing w:val="0"/>
         </w:rPr>
       </w:pPr>
-      <w:bookmarkStart w:id="4" w:name="__RefHeading___Toc51270_4195859891"/>
+      <w:bookmarkStart w:id="4" w:name="__RefHeading___Toc51270_3949650649"/>
       <w:bookmarkStart w:id="5" w:name="_Toc233203388"/>
       <w:bookmarkEnd w:id="4"/>
       <w:r>
@@ -3979,7 +3979,7 @@
         <w:pageBreakBefore w:val="false"/>
         <w:rPr/>
       </w:pPr>
-      <w:bookmarkStart w:id="6" w:name="__RefHeading___Toc51272_4195859891"/>
+      <w:bookmarkStart w:id="6" w:name="__RefHeading___Toc51272_3949650649"/>
       <w:bookmarkEnd w:id="6"/>
       <w:r>
         <w:rPr>
@@ -3996,7 +3996,7 @@
         <w:pStyle w:val="Heading2"/>
         <w:rPr/>
       </w:pPr>
-      <w:bookmarkStart w:id="7" w:name="__RefHeading___Toc51274_4195859891"/>
+      <w:bookmarkStart w:id="7" w:name="__RefHeading___Toc51274_3949650649"/>
       <w:bookmarkEnd w:id="7"/>
       <w:r>
         <w:rPr>
@@ -4059,7 +4059,7 @@
         <w:pStyle w:val="Heading2"/>
         <w:rPr/>
       </w:pPr>
-      <w:bookmarkStart w:id="8" w:name="__RefHeading___Toc51276_4195859891"/>
+      <w:bookmarkStart w:id="8" w:name="__RefHeading___Toc51276_3949650649"/>
       <w:bookmarkEnd w:id="8"/>
       <w:r>
         <w:rPr>
@@ -4091,7 +4091,7 @@
         <w:pStyle w:val="Heading2"/>
         <w:rPr/>
       </w:pPr>
-      <w:bookmarkStart w:id="9" w:name="__RefHeading___Toc51278_4195859891"/>
+      <w:bookmarkStart w:id="9" w:name="__RefHeading___Toc51278_3949650649"/>
       <w:bookmarkEnd w:id="9"/>
       <w:r>
         <w:rPr>
@@ -4934,23 +4934,13 @@
     </w:tbl>
     <w:p>
       <w:pPr>
-        <w:pStyle w:val="Normal"/>
-        <w:spacing w:before="0" w:after="80"/>
+        <w:pStyle w:val="Heading1"/>
         <w:rPr/>
       </w:pPr>
       <w:r>
-        <w:rPr/>
-      </w:r>
-      <w:r>
         <w:br w:type="page"/>
       </w:r>
-    </w:p>
-    <w:p>
-      <w:pPr>
-        <w:pStyle w:val="Heading1"/>
-        <w:rPr/>
-      </w:pPr>
-      <w:bookmarkStart w:id="10" w:name="__RefHeading___Toc51280_4195859891"/>
+      <w:bookmarkStart w:id="10" w:name="__RefHeading___Toc51280_3949650649"/>
       <w:bookmarkEnd w:id="10"/>
       <w:r>
         <w:rPr>
@@ -4967,7 +4957,7 @@
         <w:pStyle w:val="Heading2"/>
         <w:rPr/>
       </w:pPr>
-      <w:bookmarkStart w:id="11" w:name="__RefHeading___Toc51282_4195859891"/>
+      <w:bookmarkStart w:id="11" w:name="__RefHeading___Toc51282_3949650649"/>
       <w:bookmarkEnd w:id="11"/>
       <w:r>
         <w:rPr>
@@ -6143,7 +6133,7 @@
         <w:pStyle w:val="Heading2"/>
         <w:rPr/>
       </w:pPr>
-      <w:bookmarkStart w:id="12" w:name="__RefHeading___Toc51284_4195859891"/>
+      <w:bookmarkStart w:id="12" w:name="__RefHeading___Toc51284_3949650649"/>
       <w:bookmarkEnd w:id="12"/>
       <w:r>
         <w:rPr>
@@ -6316,7 +6306,7 @@
         <w:pStyle w:val="Heading2"/>
         <w:rPr/>
       </w:pPr>
-      <w:bookmarkStart w:id="13" w:name="__RefHeading___Toc51286_4195859891"/>
+      <w:bookmarkStart w:id="13" w:name="__RefHeading___Toc51286_3949650649"/>
       <w:bookmarkEnd w:id="13"/>
       <w:r>
         <w:rPr>
@@ -6877,7 +6867,7 @@
         <w:pStyle w:val="Heading1"/>
         <w:rPr/>
       </w:pPr>
-      <w:bookmarkStart w:id="14" w:name="__RefHeading___Toc51288_4195859891"/>
+      <w:bookmarkStart w:id="14" w:name="__RefHeading___Toc51288_3949650649"/>
       <w:bookmarkEnd w:id="14"/>
       <w:r>
         <w:rPr>
@@ -6894,7 +6884,7 @@
         <w:pStyle w:val="Heading2"/>
         <w:rPr/>
       </w:pPr>
-      <w:bookmarkStart w:id="15" w:name="__RefHeading___Toc51290_4195859891"/>
+      <w:bookmarkStart w:id="15" w:name="__RefHeading___Toc51290_3949650649"/>
       <w:bookmarkEnd w:id="15"/>
       <w:r>
         <w:rPr>
@@ -8432,7 +8422,7 @@
         <w:pStyle w:val="Heading2"/>
         <w:rPr/>
       </w:pPr>
-      <w:bookmarkStart w:id="16" w:name="__RefHeading___Toc51292_4195859891"/>
+      <w:bookmarkStart w:id="16" w:name="__RefHeading___Toc51292_3949650649"/>
       <w:bookmarkEnd w:id="16"/>
       <w:r>
         <w:rPr>
@@ -8544,7 +8534,7 @@
         <w:pStyle w:val="Heading2"/>
         <w:rPr/>
       </w:pPr>
-      <w:bookmarkStart w:id="17" w:name="__RefHeading___Toc51294_4195859891"/>
+      <w:bookmarkStart w:id="17" w:name="__RefHeading___Toc51294_3949650649"/>
       <w:bookmarkEnd w:id="17"/>
       <w:r>
         <w:rPr>
@@ -9700,7 +9690,7 @@
         <w:pStyle w:val="Heading2"/>
         <w:rPr/>
       </w:pPr>
-      <w:bookmarkStart w:id="18" w:name="__RefHeading___Toc51296_4195859891"/>
+      <w:bookmarkStart w:id="18" w:name="__RefHeading___Toc51296_3949650649"/>
       <w:bookmarkEnd w:id="18"/>
       <w:r>
         <w:rPr>
@@ -9895,7 +9885,7 @@
         <w:pStyle w:val="Heading2"/>
         <w:rPr/>
       </w:pPr>
-      <w:bookmarkStart w:id="19" w:name="__RefHeading___Toc51298_4195859891"/>
+      <w:bookmarkStart w:id="19" w:name="__RefHeading___Toc51298_3949650649"/>
       <w:bookmarkEnd w:id="19"/>
       <w:r>
         <w:rPr>
@@ -11986,7 +11976,7 @@
         <w:pStyle w:val="Heading2"/>
         <w:rPr/>
       </w:pPr>
-      <w:bookmarkStart w:id="20" w:name="__RefHeading___Toc51300_4195859891"/>
+      <w:bookmarkStart w:id="20" w:name="__RefHeading___Toc51300_3949650649"/>
       <w:bookmarkEnd w:id="20"/>
       <w:r>
         <w:rPr>
@@ -12075,7 +12065,7 @@
         <w:pStyle w:val="Heading2"/>
         <w:rPr/>
       </w:pPr>
-      <w:bookmarkStart w:id="21" w:name="__RefHeading___Toc51302_4195859891"/>
+      <w:bookmarkStart w:id="21" w:name="__RefHeading___Toc51302_3949650649"/>
       <w:bookmarkEnd w:id="21"/>
       <w:r>
         <w:rPr>
@@ -12639,7 +12629,7 @@
         <w:pStyle w:val="Heading2"/>
         <w:rPr/>
       </w:pPr>
-      <w:bookmarkStart w:id="22" w:name="__RefHeading___Toc51304_4195859891"/>
+      <w:bookmarkStart w:id="22" w:name="__RefHeading___Toc51304_3949650649"/>
       <w:bookmarkEnd w:id="22"/>
       <w:r>
         <w:rPr>
@@ -12687,7 +12677,7 @@
         <w:pStyle w:val="Heading2"/>
         <w:rPr/>
       </w:pPr>
-      <w:bookmarkStart w:id="23" w:name="__RefHeading___Toc51306_4195859891"/>
+      <w:bookmarkStart w:id="23" w:name="__RefHeading___Toc51306_3949650649"/>
       <w:bookmarkEnd w:id="23"/>
       <w:r>
         <w:rPr>
@@ -12751,7 +12741,7 @@
         <w:pStyle w:val="Heading2"/>
         <w:rPr/>
       </w:pPr>
-      <w:bookmarkStart w:id="24" w:name="__RefHeading___Toc51308_4195859891"/>
+      <w:bookmarkStart w:id="24" w:name="__RefHeading___Toc51308_3949650649"/>
       <w:bookmarkEnd w:id="24"/>
       <w:r>
         <w:rPr>
@@ -12799,7 +12789,7 @@
         <w:pStyle w:val="Heading2"/>
         <w:rPr/>
       </w:pPr>
-      <w:bookmarkStart w:id="25" w:name="__RefHeading___Toc51310_4195859891"/>
+      <w:bookmarkStart w:id="25" w:name="__RefHeading___Toc51310_3949650649"/>
       <w:bookmarkEnd w:id="25"/>
       <w:r>
         <w:rPr>
@@ -12831,7 +12821,7 @@
         <w:pStyle w:val="Heading2"/>
         <w:rPr/>
       </w:pPr>
-      <w:bookmarkStart w:id="26" w:name="__RefHeading___Toc51312_4195859891"/>
+      <w:bookmarkStart w:id="26" w:name="__RefHeading___Toc51312_3949650649"/>
       <w:bookmarkEnd w:id="26"/>
       <w:r>
         <w:rPr>
@@ -12866,7 +12856,7 @@
         <w:pStyle w:val="Heading1"/>
         <w:rPr/>
       </w:pPr>
-      <w:bookmarkStart w:id="27" w:name="__RefHeading___Toc51314_4195859891"/>
+      <w:bookmarkStart w:id="27" w:name="__RefHeading___Toc51314_3949650649"/>
       <w:bookmarkEnd w:id="27"/>
       <w:r>
         <w:rPr>
@@ -13950,23 +13940,13 @@
     </w:tbl>
     <w:p>
       <w:pPr>
-        <w:pStyle w:val="Normal"/>
-        <w:spacing w:before="0" w:after="80"/>
+        <w:pStyle w:val="Heading1"/>
         <w:rPr/>
       </w:pPr>
       <w:r>
-        <w:rPr/>
-      </w:r>
-      <w:r>
         <w:br w:type="page"/>
       </w:r>
-    </w:p>
-    <w:p>
-      <w:pPr>
-        <w:pStyle w:val="Heading1"/>
-        <w:rPr/>
-      </w:pPr>
-      <w:bookmarkStart w:id="28" w:name="__RefHeading___Toc51316_4195859891"/>
+      <w:bookmarkStart w:id="28" w:name="__RefHeading___Toc51316_3949650649"/>
       <w:bookmarkEnd w:id="28"/>
       <w:r>
         <w:rPr>
@@ -15506,23 +15486,13 @@
     </w:tbl>
     <w:p>
       <w:pPr>
-        <w:pStyle w:val="Normal"/>
-        <w:spacing w:before="0" w:after="80"/>
+        <w:pStyle w:val="Heading1"/>
         <w:rPr/>
       </w:pPr>
       <w:r>
-        <w:rPr/>
-      </w:r>
-      <w:r>
         <w:br w:type="page"/>
       </w:r>
-    </w:p>
-    <w:p>
-      <w:pPr>
-        <w:pStyle w:val="Heading1"/>
-        <w:rPr/>
-      </w:pPr>
-      <w:bookmarkStart w:id="29" w:name="__RefHeading___Toc51318_4195859891"/>
+      <w:bookmarkStart w:id="29" w:name="__RefHeading___Toc51318_3949650649"/>
       <w:bookmarkEnd w:id="29"/>
       <w:r>
         <w:rPr>
@@ -18001,7 +17971,7 @@
         <w:pStyle w:val="Heading1"/>
         <w:rPr/>
       </w:pPr>
-      <w:bookmarkStart w:id="30" w:name="__RefHeading___Toc51320_4195859891"/>
+      <w:bookmarkStart w:id="30" w:name="__RefHeading___Toc51320_3949650649"/>
       <w:bookmarkEnd w:id="30"/>
       <w:r>
         <w:rPr>
@@ -18018,7 +17988,7 @@
         <w:pStyle w:val="Heading2"/>
         <w:rPr/>
       </w:pPr>
-      <w:bookmarkStart w:id="31" w:name="__RefHeading___Toc51322_4195859891"/>
+      <w:bookmarkStart w:id="31" w:name="__RefHeading___Toc51322_3949650649"/>
       <w:bookmarkEnd w:id="31"/>
       <w:r>
         <w:rPr>
@@ -19100,7 +19070,7 @@
         <w:pStyle w:val="Heading2"/>
         <w:rPr/>
       </w:pPr>
-      <w:bookmarkStart w:id="32" w:name="__RefHeading___Toc51324_4195859891"/>
+      <w:bookmarkStart w:id="32" w:name="__RefHeading___Toc51324_3949650649"/>
       <w:bookmarkEnd w:id="32"/>
       <w:r>
         <w:rPr>
@@ -23198,23 +23168,13 @@
     </w:tbl>
     <w:p>
       <w:pPr>
-        <w:pStyle w:val="Normal"/>
-        <w:spacing w:before="0" w:after="80"/>
+        <w:pStyle w:val="Heading1"/>
         <w:rPr/>
       </w:pPr>
       <w:r>
-        <w:rPr/>
-      </w:r>
-      <w:r>
         <w:br w:type="page"/>
       </w:r>
-    </w:p>
-    <w:p>
-      <w:pPr>
-        <w:pStyle w:val="Heading1"/>
-        <w:rPr/>
-      </w:pPr>
-      <w:bookmarkStart w:id="33" w:name="__RefHeading___Toc51326_4195859891"/>
+      <w:bookmarkStart w:id="33" w:name="__RefHeading___Toc51326_3949650649"/>
       <w:bookmarkEnd w:id="33"/>
       <w:r>
         <w:rPr>
@@ -23231,7 +23191,7 @@
         <w:pStyle w:val="Heading2"/>
         <w:rPr/>
       </w:pPr>
-      <w:bookmarkStart w:id="34" w:name="__RefHeading___Toc51328_4195859891"/>
+      <w:bookmarkStart w:id="34" w:name="__RefHeading___Toc51328_3949650649"/>
       <w:bookmarkEnd w:id="34"/>
       <w:r>
         <w:rPr>
@@ -23669,7 +23629,7 @@
         <w:pStyle w:val="Heading2"/>
         <w:rPr/>
       </w:pPr>
-      <w:bookmarkStart w:id="35" w:name="__RefHeading___Toc51330_4195859891"/>
+      <w:bookmarkStart w:id="35" w:name="__RefHeading___Toc51330_3949650649"/>
       <w:bookmarkEnd w:id="35"/>
       <w:r>
         <w:rPr>
@@ -23701,7 +23661,7 @@
         <w:pStyle w:val="Heading2"/>
         <w:rPr/>
       </w:pPr>
-      <w:bookmarkStart w:id="36" w:name="__RefHeading___Toc51332_4195859891"/>
+      <w:bookmarkStart w:id="36" w:name="__RefHeading___Toc51332_3949650649"/>
       <w:bookmarkEnd w:id="36"/>
       <w:r>
         <w:rPr>
@@ -24326,7 +24286,7 @@
         <w:pStyle w:val="Heading1"/>
         <w:rPr/>
       </w:pPr>
-      <w:bookmarkStart w:id="37" w:name="__RefHeading___Toc51334_4195859891"/>
+      <w:bookmarkStart w:id="37" w:name="__RefHeading___Toc51334_3949650649"/>
       <w:bookmarkEnd w:id="37"/>
       <w:r>
         <w:rPr>
@@ -25926,7 +25886,7 @@
         <w:pStyle w:val="Heading1"/>
         <w:rPr/>
       </w:pPr>
-      <w:bookmarkStart w:id="38" w:name="__RefHeading___Toc51336_4195859891"/>
+      <w:bookmarkStart w:id="38" w:name="__RefHeading___Toc51336_3949650649"/>
       <w:bookmarkEnd w:id="38"/>
       <w:r>
         <w:rPr>
@@ -26136,7 +26096,7 @@
         <w:pStyle w:val="Heading1"/>
         <w:rPr/>
       </w:pPr>
-      <w:bookmarkStart w:id="39" w:name="__RefHeading___Toc51338_4195859891"/>
+      <w:bookmarkStart w:id="39" w:name="__RefHeading___Toc51338_3949650649"/>
       <w:bookmarkEnd w:id="39"/>
       <w:r>
         <w:rPr>
@@ -26380,7 +26340,7 @@
         <w:pStyle w:val="Heading1"/>
         <w:rPr/>
       </w:pPr>
-      <w:bookmarkStart w:id="40" w:name="__RefHeading___Toc51340_4195859891"/>
+      <w:bookmarkStart w:id="40" w:name="__RefHeading___Toc51340_3949650649"/>
       <w:bookmarkEnd w:id="40"/>
       <w:r>
         <w:rPr>
@@ -27421,23 +27381,13 @@
     </w:tbl>
     <w:p>
       <w:pPr>
-        <w:pStyle w:val="Normal"/>
-        <w:spacing w:before="0" w:after="80"/>
+        <w:pStyle w:val="Heading1"/>
         <w:rPr/>
       </w:pPr>
       <w:r>
-        <w:rPr/>
-      </w:r>
-      <w:r>
         <w:br w:type="page"/>
       </w:r>
-    </w:p>
-    <w:p>
-      <w:pPr>
-        <w:pStyle w:val="Heading1"/>
-        <w:rPr/>
-      </w:pPr>
-      <w:bookmarkStart w:id="41" w:name="__RefHeading___Toc51342_4195859891"/>
+      <w:bookmarkStart w:id="41" w:name="__RefHeading___Toc51342_3949650649"/>
       <w:bookmarkEnd w:id="41"/>
       <w:r>
         <w:rPr>
@@ -28734,23 +28684,13 @@
     </w:tbl>
     <w:p>
       <w:pPr>
-        <w:pStyle w:val="Normal"/>
-        <w:spacing w:before="0" w:after="80"/>
+        <w:pStyle w:val="Heading1"/>
         <w:rPr/>
       </w:pPr>
       <w:r>
-        <w:rPr/>
-      </w:r>
-      <w:r>
         <w:br w:type="page"/>
       </w:r>
-    </w:p>
-    <w:p>
-      <w:pPr>
-        <w:pStyle w:val="Heading1"/>
-        <w:rPr/>
-      </w:pPr>
-      <w:bookmarkStart w:id="42" w:name="__RefHeading___Toc51344_4195859891"/>
+      <w:bookmarkStart w:id="42" w:name="__RefHeading___Toc51344_3949650649"/>
       <w:bookmarkEnd w:id="42"/>
       <w:r>
         <w:rPr>
@@ -28928,7 +28868,7 @@
           <w:spacing w:val="0"/>
         </w:rPr>
       </w:pPr>
-      <w:bookmarkStart w:id="43" w:name="__RefHeading___Toc51346_4195859891"/>
+      <w:bookmarkStart w:id="43" w:name="__RefHeading___Toc51346_3949650649"/>
       <w:bookmarkStart w:id="44" w:name="_Toc233203395"/>
       <w:bookmarkEnd w:id="43"/>
       <w:r>
